--- a/Документация/Речь.docx
+++ b/Документация/Речь.docx
@@ -4,12 +4,37 @@
   <w:body>
     <w:p>
       <w:pPr>
+        <w:spacing w:after="0" w:line="240" w:lineRule="auto"/>
+        <w:ind w:firstLine="709"/>
+        <w:jc w:val="both"/>
+        <w:rPr>
+          <w:rFonts w:ascii="Times New Roman" w:hAnsi="Times New Roman" w:cs="Times New Roman"/>
+          <w:bCs/>
+          <w:sz w:val="28"/>
+          <w:szCs w:val="28"/>
+        </w:rPr>
+      </w:pPr>
+      <w:r>
+        <w:rPr>
+          <w:rFonts w:ascii="Times New Roman" w:hAnsi="Times New Roman" w:cs="Times New Roman"/>
+          <w:bCs/>
+          <w:sz w:val="28"/>
+          <w:szCs w:val="28"/>
+        </w:rPr>
+        <w:t>Речь для защиты дипломной работы</w:t>
+      </w:r>
+    </w:p>
+    <w:p>
+      <w:pPr>
+        <w:spacing w:after="0" w:line="240" w:lineRule="auto"/>
+        <w:ind w:firstLine="709"/>
+        <w:jc w:val="both"/>
         <w:rPr>
           <w:rFonts w:ascii="Times New Roman" w:hAnsi="Times New Roman" w:cs="Times New Roman"/>
           <w:b/>
           <w:bCs/>
-          <w:sz w:val="24"/>
-          <w:szCs w:val="24"/>
+          <w:sz w:val="28"/>
+          <w:szCs w:val="28"/>
         </w:rPr>
       </w:pPr>
       <w:r>
@@ -17,22 +42,80 @@
           <w:rFonts w:ascii="Times New Roman" w:hAnsi="Times New Roman" w:cs="Times New Roman"/>
           <w:b/>
           <w:bCs/>
-          <w:sz w:val="24"/>
-          <w:szCs w:val="24"/>
-        </w:rPr>
-        <w:t>Речь для защиты дипломной работы</w:t>
-      </w:r>
-      <w:bookmarkStart w:id="0" w:name="_GoBack"/>
-      <w:bookmarkEnd w:id="0"/>
-    </w:p>
-    <w:p>
-      <w:pPr>
+          <w:sz w:val="28"/>
+          <w:szCs w:val="28"/>
+        </w:rPr>
+        <w:t>Слайд №1</w:t>
+      </w:r>
+    </w:p>
+    <w:p>
+      <w:pPr>
+        <w:spacing w:after="0" w:line="240" w:lineRule="auto"/>
+        <w:ind w:firstLine="709"/>
+        <w:jc w:val="both"/>
+        <w:rPr>
+          <w:rFonts w:ascii="Times New Roman" w:hAnsi="Times New Roman" w:cs="Times New Roman"/>
+          <w:bCs/>
+          <w:sz w:val="28"/>
+          <w:szCs w:val="28"/>
+        </w:rPr>
+      </w:pPr>
+      <w:r>
+        <w:rPr>
+          <w:rFonts w:ascii="Times New Roman" w:hAnsi="Times New Roman" w:cs="Times New Roman"/>
+          <w:bCs/>
+          <w:sz w:val="28"/>
+          <w:szCs w:val="28"/>
+        </w:rPr>
+        <w:t>Добрый день, уважаемая комиссия! Я Бушев Андрей Александрович, студент группы 227, представляю Вам свою дипломную работу на тему: «Фабрика по производству мебели».</w:t>
+      </w:r>
+    </w:p>
+    <w:p>
+      <w:pPr>
+        <w:spacing w:after="0" w:line="240" w:lineRule="auto"/>
+        <w:ind w:firstLine="709"/>
+        <w:jc w:val="both"/>
+        <w:rPr>
+          <w:rFonts w:ascii="Times New Roman" w:hAnsi="Times New Roman" w:cs="Times New Roman"/>
+          <w:bCs/>
+          <w:sz w:val="28"/>
+          <w:szCs w:val="28"/>
+        </w:rPr>
+      </w:pPr>
+      <w:r>
+        <w:rPr>
+          <w:rFonts w:ascii="Times New Roman" w:hAnsi="Times New Roman" w:cs="Times New Roman"/>
+          <w:bCs/>
+          <w:sz w:val="28"/>
+          <w:szCs w:val="28"/>
+        </w:rPr>
+        <w:t>Проект разработан на основании задания на дипломную работу по специальности 09.02.07 — «Информационные системы и программирование».</w:t>
+      </w:r>
+    </w:p>
+    <w:p>
+      <w:pPr>
+        <w:spacing w:after="0" w:line="240" w:lineRule="auto"/>
+        <w:ind w:firstLine="709"/>
+        <w:jc w:val="both"/>
+        <w:rPr>
+          <w:rFonts w:ascii="Times New Roman" w:hAnsi="Times New Roman" w:cs="Times New Roman"/>
+          <w:bCs/>
+          <w:sz w:val="28"/>
+          <w:szCs w:val="28"/>
+        </w:rPr>
+      </w:pPr>
+    </w:p>
+    <w:p>
+      <w:pPr>
+        <w:spacing w:after="0" w:line="240" w:lineRule="auto"/>
+        <w:ind w:firstLine="709"/>
+        <w:jc w:val="both"/>
         <w:rPr>
           <w:rFonts w:ascii="Times New Roman" w:hAnsi="Times New Roman" w:cs="Times New Roman"/>
           <w:b/>
           <w:bCs/>
-          <w:sz w:val="24"/>
-          <w:szCs w:val="24"/>
+          <w:sz w:val="28"/>
+          <w:szCs w:val="28"/>
         </w:rPr>
       </w:pPr>
       <w:r>
@@ -40,98 +123,122 @@
           <w:rFonts w:ascii="Times New Roman" w:hAnsi="Times New Roman" w:cs="Times New Roman"/>
           <w:b/>
           <w:bCs/>
-          <w:sz w:val="24"/>
-          <w:szCs w:val="24"/>
-        </w:rPr>
-        <w:t>Слайд №1</w:t>
-      </w:r>
-    </w:p>
-    <w:p>
-      <w:pPr>
-        <w:rPr>
-          <w:rFonts w:ascii="Times New Roman" w:hAnsi="Times New Roman" w:cs="Times New Roman"/>
-          <w:sz w:val="24"/>
-          <w:szCs w:val="24"/>
-        </w:rPr>
-      </w:pPr>
-      <w:r>
+          <w:sz w:val="28"/>
+          <w:szCs w:val="28"/>
+        </w:rPr>
+        <w:t>Слайд №2</w:t>
+      </w:r>
+    </w:p>
+    <w:p>
+      <w:pPr>
+        <w:spacing w:after="0" w:line="240" w:lineRule="auto"/>
+        <w:ind w:firstLine="709"/>
+        <w:jc w:val="both"/>
+        <w:rPr>
+          <w:rFonts w:ascii="Times New Roman" w:hAnsi="Times New Roman" w:cs="Times New Roman"/>
+          <w:bCs/>
+          <w:sz w:val="28"/>
+          <w:szCs w:val="28"/>
+        </w:rPr>
+      </w:pPr>
+      <w:r>
+        <w:rPr>
+          <w:rFonts w:ascii="Times New Roman" w:hAnsi="Times New Roman" w:cs="Times New Roman"/>
+          <w:bCs/>
+          <w:sz w:val="28"/>
+          <w:szCs w:val="28"/>
+        </w:rPr>
+        <w:t>Программа предназначена для автоматизации производственной и складской деятельности мебельной фабрики. Основная идея – реализация производственной логики: материалы → производственные заказы → готовая продукция. Система позволяет вести учёт материалов, готовой продукции, клиентов, создавать производственные заказы, оформлять отгрузки, формировать отчёты и управлять пользователями.</w:t>
+      </w:r>
+    </w:p>
+    <w:p>
+      <w:pPr>
+        <w:spacing w:after="0" w:line="240" w:lineRule="auto"/>
+        <w:ind w:firstLine="709"/>
+        <w:jc w:val="both"/>
+        <w:rPr>
+          <w:rFonts w:ascii="Times New Roman" w:hAnsi="Times New Roman" w:cs="Times New Roman"/>
+          <w:sz w:val="28"/>
+          <w:szCs w:val="28"/>
+        </w:rPr>
+      </w:pPr>
+    </w:p>
+    <w:p>
+      <w:pPr>
+        <w:spacing w:after="0" w:line="240" w:lineRule="auto"/>
+        <w:ind w:firstLine="709"/>
+        <w:jc w:val="both"/>
         <w:rPr>
           <w:rFonts w:ascii="Times New Roman" w:hAnsi="Times New Roman" w:cs="Times New Roman"/>
           <w:b/>
           <w:bCs/>
-          <w:sz w:val="24"/>
-          <w:szCs w:val="24"/>
-        </w:rPr>
-        <w:t>Добрый день, уважаемая комиссия!</w:t>
-      </w:r>
-      <w:r>
-        <w:rPr>
-          <w:rFonts w:ascii="Times New Roman" w:hAnsi="Times New Roman" w:cs="Times New Roman"/>
-          <w:sz w:val="24"/>
-          <w:szCs w:val="24"/>
-        </w:rPr>
-        <w:t> Я Сыкулёв Иван Андреевич, студент группы 2</w:t>
-      </w:r>
-      <w:r>
-        <w:rPr>
-          <w:rFonts w:ascii="Times New Roman" w:hAnsi="Times New Roman" w:cs="Times New Roman"/>
-          <w:sz w:val="24"/>
-          <w:szCs w:val="24"/>
-        </w:rPr>
-        <w:t>25</w:t>
-      </w:r>
-      <w:r>
-        <w:rPr>
-          <w:rFonts w:ascii="Times New Roman" w:hAnsi="Times New Roman" w:cs="Times New Roman"/>
-          <w:sz w:val="24"/>
-          <w:szCs w:val="24"/>
-        </w:rPr>
-        <w:t>, представляю Вам свою дипломную работу на тему: </w:t>
-      </w:r>
+          <w:sz w:val="28"/>
+          <w:szCs w:val="28"/>
+        </w:rPr>
+      </w:pPr>
       <w:r>
         <w:rPr>
           <w:rFonts w:ascii="Times New Roman" w:hAnsi="Times New Roman" w:cs="Times New Roman"/>
           <w:b/>
           <w:bCs/>
-          <w:sz w:val="24"/>
-          <w:szCs w:val="24"/>
-        </w:rPr>
-        <w:t>«Информационная система для складского учёта ТМЦ на основе 1С-подобной логики»</w:t>
-      </w:r>
-      <w:r>
-        <w:rPr>
-          <w:rFonts w:ascii="Times New Roman" w:hAnsi="Times New Roman" w:cs="Times New Roman"/>
-          <w:sz w:val="24"/>
-          <w:szCs w:val="24"/>
-        </w:rPr>
-        <w:t>.</w:t>
-      </w:r>
-    </w:p>
-    <w:p>
-      <w:pPr>
-        <w:rPr>
-          <w:rFonts w:ascii="Times New Roman" w:hAnsi="Times New Roman" w:cs="Times New Roman"/>
-          <w:sz w:val="24"/>
-          <w:szCs w:val="24"/>
-        </w:rPr>
-      </w:pPr>
-      <w:r>
-        <w:rPr>
-          <w:rFonts w:ascii="Times New Roman" w:hAnsi="Times New Roman" w:cs="Times New Roman"/>
-          <w:sz w:val="24"/>
-          <w:szCs w:val="24"/>
-        </w:rPr>
-        <w:t>Проект разработан на основании задания на дипломную работу по специальности 09.02.07 — «Информационные системы и программирование».</w:t>
-      </w:r>
-    </w:p>
-    <w:p>
-      <w:pPr>
+          <w:sz w:val="28"/>
+          <w:szCs w:val="28"/>
+        </w:rPr>
+        <w:t>Слайд №3</w:t>
+      </w:r>
+    </w:p>
+    <w:p>
+      <w:pPr>
+        <w:spacing w:after="0" w:line="240" w:lineRule="auto"/>
+        <w:ind w:firstLine="709"/>
+        <w:jc w:val="both"/>
+        <w:rPr>
+          <w:rFonts w:ascii="Times New Roman" w:hAnsi="Times New Roman" w:cs="Times New Roman"/>
+          <w:sz w:val="28"/>
+          <w:szCs w:val="28"/>
+        </w:rPr>
+      </w:pPr>
+      <w:r>
+        <w:rPr>
+          <w:rFonts w:ascii="Times New Roman" w:hAnsi="Times New Roman" w:cs="Times New Roman"/>
+          <w:bCs/>
+          <w:sz w:val="28"/>
+          <w:szCs w:val="28"/>
+        </w:rPr>
+        <w:t>Программа реализована</w:t>
+      </w:r>
+      <w:r>
+        <w:rPr>
+          <w:rFonts w:ascii="Times New Roman" w:hAnsi="Times New Roman" w:cs="Times New Roman"/>
+          <w:sz w:val="28"/>
+          <w:szCs w:val="28"/>
+        </w:rPr>
+        <w:t> на языке Java (версия 22) с использованием фреймворка Spring Boot. Для работы с базами данных выбрана СУБД PostgreSQL. Для веб-интерфейса использован шаблонизатор Thymeleaf и фреймворк Bootstrap.</w:t>
+      </w:r>
+    </w:p>
+    <w:p>
+      <w:pPr>
+        <w:spacing w:after="0" w:line="240" w:lineRule="auto"/>
+        <w:ind w:firstLine="709"/>
+        <w:jc w:val="both"/>
+        <w:rPr>
+          <w:rFonts w:ascii="Times New Roman" w:hAnsi="Times New Roman" w:cs="Times New Roman"/>
+          <w:sz w:val="28"/>
+          <w:szCs w:val="28"/>
+        </w:rPr>
+      </w:pPr>
+    </w:p>
+    <w:p>
+      <w:pPr>
+        <w:spacing w:after="0" w:line="240" w:lineRule="auto"/>
+        <w:ind w:firstLine="709"/>
+        <w:jc w:val="both"/>
         <w:rPr>
           <w:rFonts w:ascii="Times New Roman" w:hAnsi="Times New Roman" w:cs="Times New Roman"/>
           <w:b/>
           <w:bCs/>
-          <w:sz w:val="24"/>
-          <w:szCs w:val="24"/>
+          <w:sz w:val="28"/>
+          <w:szCs w:val="28"/>
         </w:rPr>
       </w:pPr>
       <w:r>
@@ -139,410 +246,325 @@
           <w:rFonts w:ascii="Times New Roman" w:hAnsi="Times New Roman" w:cs="Times New Roman"/>
           <w:b/>
           <w:bCs/>
-          <w:sz w:val="24"/>
-          <w:szCs w:val="24"/>
-        </w:rPr>
-        <w:t>Слайд №2</w:t>
-      </w:r>
-    </w:p>
-    <w:p>
-      <w:pPr>
-        <w:rPr>
-          <w:rFonts w:ascii="Times New Roman" w:hAnsi="Times New Roman" w:cs="Times New Roman"/>
-          <w:sz w:val="24"/>
-          <w:szCs w:val="24"/>
-        </w:rPr>
-      </w:pPr>
-      <w:r>
+          <w:sz w:val="28"/>
+          <w:szCs w:val="28"/>
+        </w:rPr>
+        <w:t>Слайд №4</w:t>
+      </w:r>
+    </w:p>
+    <w:p>
+      <w:pPr>
+        <w:spacing w:after="0" w:line="240" w:lineRule="auto"/>
+        <w:ind w:firstLine="709"/>
+        <w:jc w:val="both"/>
+        <w:rPr>
+          <w:rFonts w:ascii="Times New Roman" w:hAnsi="Times New Roman" w:cs="Times New Roman"/>
+          <w:bCs/>
+          <w:sz w:val="28"/>
+          <w:szCs w:val="28"/>
+        </w:rPr>
+      </w:pPr>
+      <w:r>
+        <w:rPr>
+          <w:rFonts w:ascii="Times New Roman" w:hAnsi="Times New Roman" w:cs="Times New Roman"/>
+          <w:bCs/>
+          <w:sz w:val="28"/>
+          <w:szCs w:val="28"/>
+        </w:rPr>
+        <w:t>Цель моей работы – разработать информационную систему для автоматизации производственной и складской деятельности мебельной фабрики с разграничением прав доступа и возможностью формирования отчётности.</w:t>
+      </w:r>
+    </w:p>
+    <w:p>
+      <w:pPr>
+        <w:spacing w:after="0" w:line="240" w:lineRule="auto"/>
+        <w:ind w:firstLine="709"/>
+        <w:jc w:val="both"/>
+        <w:rPr>
+          <w:rFonts w:ascii="Times New Roman" w:hAnsi="Times New Roman" w:cs="Times New Roman"/>
+          <w:bCs/>
+          <w:sz w:val="28"/>
+          <w:szCs w:val="28"/>
+        </w:rPr>
+      </w:pPr>
+    </w:p>
+    <w:p>
+      <w:pPr>
+        <w:spacing w:after="0" w:line="240" w:lineRule="auto"/>
+        <w:ind w:firstLine="709"/>
+        <w:jc w:val="both"/>
         <w:rPr>
           <w:rFonts w:ascii="Times New Roman" w:hAnsi="Times New Roman" w:cs="Times New Roman"/>
           <w:b/>
           <w:bCs/>
-          <w:sz w:val="24"/>
-          <w:szCs w:val="24"/>
-        </w:rPr>
-        <w:t>Программа предназначена для автоматизации складского учёта товарно-материальных ценностей предприятия.</w:t>
-      </w:r>
-      <w:r>
-        <w:rPr>
-          <w:rFonts w:ascii="Times New Roman" w:hAnsi="Times New Roman" w:cs="Times New Roman"/>
-          <w:sz w:val="24"/>
-          <w:szCs w:val="24"/>
-        </w:rPr>
-        <w:t> Основная идея – реализация 1С-подобной логики: </w:t>
-      </w:r>
+          <w:sz w:val="28"/>
+          <w:szCs w:val="28"/>
+        </w:rPr>
+      </w:pPr>
       <w:r>
         <w:rPr>
           <w:rFonts w:ascii="Times New Roman" w:hAnsi="Times New Roman" w:cs="Times New Roman"/>
           <w:b/>
           <w:bCs/>
-          <w:sz w:val="24"/>
-          <w:szCs w:val="24"/>
-        </w:rPr>
-        <w:t>документ → проводки → изменение остатков</w:t>
-      </w:r>
-      <w:r>
-        <w:rPr>
-          <w:rFonts w:ascii="Times New Roman" w:hAnsi="Times New Roman" w:cs="Times New Roman"/>
-          <w:sz w:val="24"/>
-          <w:szCs w:val="24"/>
-        </w:rPr>
-        <w:t>. Система позволяет вести учёт товаров, контрагентов, создавать приходные и расходные документы, формировать отчёты и управлять пользователями.</w:t>
-      </w:r>
-    </w:p>
-    <w:p>
-      <w:pPr>
-        <w:rPr>
-          <w:rFonts w:ascii="Times New Roman" w:hAnsi="Times New Roman" w:cs="Times New Roman"/>
-          <w:sz w:val="24"/>
-          <w:szCs w:val="24"/>
-        </w:rPr>
-      </w:pPr>
-      <w:r>
-        <w:rPr>
-          <w:rFonts w:ascii="Times New Roman" w:hAnsi="Times New Roman" w:cs="Times New Roman"/>
-          <w:sz w:val="24"/>
-          <w:szCs w:val="24"/>
-        </w:rPr>
-        <w:pict>
-          <v:rect id="_x0000_i1410" style="width:0;height:.75pt" o:hralign="center" o:hrstd="t" o:hr="t" fillcolor="#a0a0a0" stroked="f"/>
-        </w:pict>
-      </w:r>
-    </w:p>
-    <w:p>
-      <w:pPr>
-        <w:rPr>
-          <w:rFonts w:ascii="Times New Roman" w:hAnsi="Times New Roman" w:cs="Times New Roman"/>
-          <w:b/>
-          <w:bCs/>
-          <w:sz w:val="24"/>
-          <w:szCs w:val="24"/>
-        </w:rPr>
-      </w:pPr>
-      <w:r>
-        <w:rPr>
-          <w:rFonts w:ascii="Times New Roman" w:hAnsi="Times New Roman" w:cs="Times New Roman"/>
-          <w:b/>
-          <w:bCs/>
-          <w:sz w:val="24"/>
-          <w:szCs w:val="24"/>
-        </w:rPr>
-        <w:t>Слайд №3</w:t>
-      </w:r>
-    </w:p>
-    <w:p>
-      <w:pPr>
-        <w:rPr>
-          <w:rFonts w:ascii="Times New Roman" w:hAnsi="Times New Roman" w:cs="Times New Roman"/>
-          <w:sz w:val="24"/>
-          <w:szCs w:val="24"/>
-        </w:rPr>
-      </w:pPr>
-      <w:r>
-        <w:rPr>
-          <w:rFonts w:ascii="Times New Roman" w:hAnsi="Times New Roman" w:cs="Times New Roman"/>
-          <w:b/>
-          <w:bCs/>
-          <w:sz w:val="24"/>
-          <w:szCs w:val="24"/>
-        </w:rPr>
-        <w:t>Программа реализована</w:t>
-      </w:r>
-      <w:r>
-        <w:rPr>
-          <w:rFonts w:ascii="Times New Roman" w:hAnsi="Times New Roman" w:cs="Times New Roman"/>
-          <w:sz w:val="24"/>
-          <w:szCs w:val="24"/>
-        </w:rPr>
-        <w:t> на языке Java (версия 22) с использованием фреймворка Spring Boot. Для работы с базами данных выбрана СУБД PostgreSQL. Для веб-интерфейса использован шаблонизатор Thymeleaf и фреймворк Bootstrap.</w:t>
-      </w:r>
-    </w:p>
-    <w:p>
-      <w:pPr>
-        <w:rPr>
-          <w:rFonts w:ascii="Times New Roman" w:hAnsi="Times New Roman" w:cs="Times New Roman"/>
-          <w:sz w:val="24"/>
-          <w:szCs w:val="24"/>
-        </w:rPr>
-      </w:pPr>
-      <w:r>
-        <w:rPr>
-          <w:rFonts w:ascii="Times New Roman" w:hAnsi="Times New Roman" w:cs="Times New Roman"/>
-          <w:b/>
-          <w:bCs/>
-          <w:sz w:val="24"/>
-          <w:szCs w:val="24"/>
-        </w:rPr>
-        <w:t>Технологический стек:</w:t>
-      </w:r>
-      <w:r>
-        <w:rPr>
-          <w:rFonts w:ascii="Times New Roman" w:hAnsi="Times New Roman" w:cs="Times New Roman"/>
-          <w:sz w:val="24"/>
-          <w:szCs w:val="24"/>
-        </w:rPr>
-        <w:t> Spring MVC, Spring Data JPA, Spring Security, сборка Maven, генерация PDF через OpenPDF.</w:t>
-      </w:r>
-    </w:p>
-    <w:p>
-      <w:pPr>
-        <w:rPr>
-          <w:rFonts w:ascii="Times New Roman" w:hAnsi="Times New Roman" w:cs="Times New Roman"/>
-          <w:sz w:val="24"/>
-          <w:szCs w:val="24"/>
-        </w:rPr>
-      </w:pPr>
-      <w:r>
-        <w:rPr>
-          <w:rFonts w:ascii="Times New Roman" w:hAnsi="Times New Roman" w:cs="Times New Roman"/>
-          <w:sz w:val="24"/>
-          <w:szCs w:val="24"/>
-        </w:rPr>
-        <w:pict>
-          <v:rect id="_x0000_i1411" style="width:0;height:.75pt" o:hralign="center" o:hrstd="t" o:hr="t" fillcolor="#a0a0a0" stroked="f"/>
-        </w:pict>
-      </w:r>
-    </w:p>
-    <w:p>
-      <w:pPr>
-        <w:rPr>
-          <w:rFonts w:ascii="Times New Roman" w:hAnsi="Times New Roman" w:cs="Times New Roman"/>
-          <w:b/>
-          <w:bCs/>
-          <w:sz w:val="24"/>
-          <w:szCs w:val="24"/>
-        </w:rPr>
-      </w:pPr>
-      <w:r>
-        <w:rPr>
-          <w:rFonts w:ascii="Times New Roman" w:hAnsi="Times New Roman" w:cs="Times New Roman"/>
-          <w:b/>
-          <w:bCs/>
-          <w:sz w:val="24"/>
-          <w:szCs w:val="24"/>
-        </w:rPr>
-        <w:t>Слайд №4</w:t>
-      </w:r>
-    </w:p>
-    <w:p>
-      <w:pPr>
-        <w:rPr>
-          <w:rFonts w:ascii="Times New Roman" w:hAnsi="Times New Roman" w:cs="Times New Roman"/>
-          <w:sz w:val="24"/>
-          <w:szCs w:val="24"/>
-        </w:rPr>
-      </w:pPr>
-      <w:r>
-        <w:rPr>
-          <w:rFonts w:ascii="Times New Roman" w:hAnsi="Times New Roman" w:cs="Times New Roman"/>
-          <w:b/>
-          <w:bCs/>
-          <w:sz w:val="24"/>
-          <w:szCs w:val="24"/>
-        </w:rPr>
-        <w:t>Цель моей работы</w:t>
-      </w:r>
-      <w:r>
-        <w:rPr>
-          <w:rFonts w:ascii="Times New Roman" w:hAnsi="Times New Roman" w:cs="Times New Roman"/>
-          <w:sz w:val="24"/>
-          <w:szCs w:val="24"/>
-        </w:rPr>
-        <w:t> – разработать информационную систему складского учёта, построенную по 1С-подобной логике с разграничением прав доступа и возможностью формирования отчётности.</w:t>
-      </w:r>
-    </w:p>
-    <w:p>
-      <w:pPr>
-        <w:rPr>
-          <w:rFonts w:ascii="Times New Roman" w:hAnsi="Times New Roman" w:cs="Times New Roman"/>
-          <w:sz w:val="24"/>
-          <w:szCs w:val="24"/>
-        </w:rPr>
-      </w:pPr>
-      <w:r>
-        <w:rPr>
-          <w:rFonts w:ascii="Times New Roman" w:hAnsi="Times New Roman" w:cs="Times New Roman"/>
-          <w:sz w:val="24"/>
-          <w:szCs w:val="24"/>
-        </w:rPr>
-        <w:pict>
-          <v:rect id="_x0000_i1412" style="width:0;height:.75pt" o:hralign="center" o:hrstd="t" o:hr="t" fillcolor="#a0a0a0" stroked="f"/>
-        </w:pict>
-      </w:r>
-    </w:p>
-    <w:p>
-      <w:pPr>
-        <w:rPr>
-          <w:rFonts w:ascii="Times New Roman" w:hAnsi="Times New Roman" w:cs="Times New Roman"/>
-          <w:b/>
-          <w:bCs/>
-          <w:sz w:val="24"/>
-          <w:szCs w:val="24"/>
-        </w:rPr>
-      </w:pPr>
-      <w:r>
-        <w:rPr>
-          <w:rFonts w:ascii="Times New Roman" w:hAnsi="Times New Roman" w:cs="Times New Roman"/>
-          <w:b/>
-          <w:bCs/>
-          <w:sz w:val="24"/>
-          <w:szCs w:val="24"/>
+          <w:sz w:val="28"/>
+          <w:szCs w:val="28"/>
         </w:rPr>
         <w:t>Слайд №5</w:t>
       </w:r>
     </w:p>
     <w:p>
       <w:pPr>
-        <w:rPr>
-          <w:rFonts w:ascii="Times New Roman" w:hAnsi="Times New Roman" w:cs="Times New Roman"/>
-          <w:sz w:val="24"/>
-          <w:szCs w:val="24"/>
-        </w:rPr>
-      </w:pPr>
-      <w:r>
-        <w:rPr>
-          <w:rFonts w:ascii="Times New Roman" w:hAnsi="Times New Roman" w:cs="Times New Roman"/>
-          <w:b/>
-          <w:bCs/>
-          <w:sz w:val="24"/>
-          <w:szCs w:val="24"/>
+        <w:spacing w:after="0" w:line="240" w:lineRule="auto"/>
+        <w:ind w:firstLine="709"/>
+        <w:jc w:val="both"/>
+        <w:rPr>
+          <w:rFonts w:ascii="Times New Roman" w:hAnsi="Times New Roman" w:cs="Times New Roman"/>
+          <w:bCs/>
+          <w:sz w:val="28"/>
+          <w:szCs w:val="28"/>
+        </w:rPr>
+      </w:pPr>
+      <w:r>
+        <w:rPr>
+          <w:rFonts w:ascii="Times New Roman" w:hAnsi="Times New Roman" w:cs="Times New Roman"/>
+          <w:bCs/>
+          <w:sz w:val="28"/>
+          <w:szCs w:val="28"/>
         </w:rPr>
         <w:t>Были поставлены следующие задачи:</w:t>
       </w:r>
     </w:p>
     <w:p>
       <w:pPr>
+        <w:pStyle w:val="ab"/>
         <w:numPr>
           <w:ilvl w:val="0"/>
-          <w:numId w:val="5"/>
+          <w:numId w:val="7"/>
         </w:numPr>
-        <w:rPr>
-          <w:rFonts w:ascii="Times New Roman" w:hAnsi="Times New Roman" w:cs="Times New Roman"/>
-          <w:sz w:val="24"/>
-          <w:szCs w:val="24"/>
-        </w:rPr>
-      </w:pPr>
-      <w:r>
-        <w:rPr>
-          <w:rFonts w:ascii="Times New Roman" w:hAnsi="Times New Roman" w:cs="Times New Roman"/>
-          <w:sz w:val="24"/>
-          <w:szCs w:val="24"/>
-        </w:rPr>
-        <w:t>Спроектировать базу данных (7 таблиц: пользователи, товары, контрагенты, документы, движения, остатки, аудит)</w:t>
-      </w:r>
-    </w:p>
-    <w:p>
-      <w:pPr>
+        <w:spacing w:after="0" w:line="240" w:lineRule="auto"/>
+        <w:ind w:left="0" w:firstLine="709"/>
+        <w:jc w:val="both"/>
+        <w:rPr>
+          <w:rFonts w:ascii="Times New Roman" w:hAnsi="Times New Roman" w:cs="Times New Roman"/>
+          <w:bCs/>
+          <w:sz w:val="28"/>
+          <w:szCs w:val="28"/>
+        </w:rPr>
+      </w:pPr>
+      <w:r>
+        <w:rPr>
+          <w:rFonts w:ascii="Times New Roman" w:hAnsi="Times New Roman" w:cs="Times New Roman"/>
+          <w:bCs/>
+          <w:sz w:val="28"/>
+          <w:szCs w:val="28"/>
+        </w:rPr>
+        <w:t>Спроектировать базу данных (9 таблиц: пользователи, материалы, категории, продукция, нормы расхода, производственные заказы, списание материалов, клиенты, отгрузки)</w:t>
+      </w:r>
+    </w:p>
+    <w:p>
+      <w:pPr>
+        <w:pStyle w:val="ab"/>
         <w:numPr>
           <w:ilvl w:val="0"/>
-          <w:numId w:val="5"/>
+          <w:numId w:val="7"/>
         </w:numPr>
-        <w:rPr>
-          <w:rFonts w:ascii="Times New Roman" w:hAnsi="Times New Roman" w:cs="Times New Roman"/>
-          <w:sz w:val="24"/>
-          <w:szCs w:val="24"/>
-        </w:rPr>
-      </w:pPr>
-      <w:r>
-        <w:rPr>
-          <w:rFonts w:ascii="Times New Roman" w:hAnsi="Times New Roman" w:cs="Times New Roman"/>
-          <w:sz w:val="24"/>
-          <w:szCs w:val="24"/>
-        </w:rPr>
-        <w:t>Реализовать авторизацию с шифрованием паролей BCrypt</w:t>
-      </w:r>
-    </w:p>
-    <w:p>
-      <w:pPr>
+        <w:spacing w:after="0" w:line="240" w:lineRule="auto"/>
+        <w:ind w:left="0" w:firstLine="709"/>
+        <w:jc w:val="both"/>
+        <w:rPr>
+          <w:rFonts w:ascii="Times New Roman" w:hAnsi="Times New Roman" w:cs="Times New Roman"/>
+          <w:bCs/>
+          <w:sz w:val="28"/>
+          <w:szCs w:val="28"/>
+        </w:rPr>
+      </w:pPr>
+      <w:r>
+        <w:rPr>
+          <w:rFonts w:ascii="Times New Roman" w:hAnsi="Times New Roman" w:cs="Times New Roman"/>
+          <w:bCs/>
+          <w:sz w:val="28"/>
+          <w:szCs w:val="28"/>
+        </w:rPr>
+        <w:t>Реализовать авторизацию с шифрованием паролей BCrypt и разграничением прав доступа (директор, мастер, кладовщик)</w:t>
+      </w:r>
+    </w:p>
+    <w:p>
+      <w:pPr>
+        <w:pStyle w:val="ab"/>
         <w:numPr>
           <w:ilvl w:val="0"/>
-          <w:numId w:val="5"/>
+          <w:numId w:val="7"/>
         </w:numPr>
-        <w:rPr>
-          <w:rFonts w:ascii="Times New Roman" w:hAnsi="Times New Roman" w:cs="Times New Roman"/>
-          <w:sz w:val="24"/>
-          <w:szCs w:val="24"/>
-        </w:rPr>
-      </w:pPr>
-      <w:r>
-        <w:rPr>
-          <w:rFonts w:ascii="Times New Roman" w:hAnsi="Times New Roman" w:cs="Times New Roman"/>
-          <w:sz w:val="24"/>
-          <w:szCs w:val="24"/>
-        </w:rPr>
-        <w:t>Реализовать CRUD-операции для товаров, контрагентов и пользователей</w:t>
-      </w:r>
-    </w:p>
-    <w:p>
-      <w:pPr>
+        <w:spacing w:after="0" w:line="240" w:lineRule="auto"/>
+        <w:ind w:left="0" w:firstLine="709"/>
+        <w:jc w:val="both"/>
+        <w:rPr>
+          <w:rFonts w:ascii="Times New Roman" w:hAnsi="Times New Roman" w:cs="Times New Roman"/>
+          <w:bCs/>
+          <w:sz w:val="28"/>
+          <w:szCs w:val="28"/>
+        </w:rPr>
+      </w:pPr>
+      <w:r>
+        <w:rPr>
+          <w:rFonts w:ascii="Times New Roman" w:hAnsi="Times New Roman" w:cs="Times New Roman"/>
+          <w:bCs/>
+          <w:sz w:val="28"/>
+          <w:szCs w:val="28"/>
+        </w:rPr>
+        <w:t>Реализовать CRUD-операции для материалов, продукции, клиентов и пользователей</w:t>
+      </w:r>
+    </w:p>
+    <w:p>
+      <w:pPr>
+        <w:pStyle w:val="ab"/>
         <w:numPr>
           <w:ilvl w:val="0"/>
-          <w:numId w:val="5"/>
+          <w:numId w:val="7"/>
         </w:numPr>
-        <w:rPr>
-          <w:rFonts w:ascii="Times New Roman" w:hAnsi="Times New Roman" w:cs="Times New Roman"/>
-          <w:sz w:val="24"/>
-          <w:szCs w:val="24"/>
-        </w:rPr>
-      </w:pPr>
-      <w:r>
-        <w:rPr>
-          <w:rFonts w:ascii="Times New Roman" w:hAnsi="Times New Roman" w:cs="Times New Roman"/>
-          <w:sz w:val="24"/>
-          <w:szCs w:val="24"/>
-        </w:rPr>
-        <w:t>Реализовать создание, проведение и сторно приходных/расходных документов</w:t>
-      </w:r>
-    </w:p>
-    <w:p>
-      <w:pPr>
+        <w:spacing w:after="0" w:line="240" w:lineRule="auto"/>
+        <w:ind w:left="0" w:firstLine="709"/>
+        <w:jc w:val="both"/>
+        <w:rPr>
+          <w:rFonts w:ascii="Times New Roman" w:hAnsi="Times New Roman" w:cs="Times New Roman"/>
+          <w:bCs/>
+          <w:sz w:val="28"/>
+          <w:szCs w:val="28"/>
+        </w:rPr>
+      </w:pPr>
+      <w:r>
+        <w:rPr>
+          <w:rFonts w:ascii="Times New Roman" w:hAnsi="Times New Roman" w:cs="Times New Roman"/>
+          <w:bCs/>
+          <w:sz w:val="28"/>
+          <w:szCs w:val="28"/>
+        </w:rPr>
+        <w:t>Реализовать производственные заказы: создание, запуск, списание материалов, завершение, расчёт себестоимости</w:t>
+      </w:r>
+    </w:p>
+    <w:p>
+      <w:pPr>
+        <w:pStyle w:val="ab"/>
         <w:numPr>
           <w:ilvl w:val="0"/>
-          <w:numId w:val="5"/>
+          <w:numId w:val="7"/>
         </w:numPr>
-        <w:rPr>
-          <w:rFonts w:ascii="Times New Roman" w:hAnsi="Times New Roman" w:cs="Times New Roman"/>
-          <w:sz w:val="24"/>
-          <w:szCs w:val="24"/>
-        </w:rPr>
-      </w:pPr>
-      <w:r>
-        <w:rPr>
-          <w:rFonts w:ascii="Times New Roman" w:hAnsi="Times New Roman" w:cs="Times New Roman"/>
-          <w:sz w:val="24"/>
-          <w:szCs w:val="24"/>
+        <w:spacing w:after="0" w:line="240" w:lineRule="auto"/>
+        <w:ind w:left="0" w:firstLine="709"/>
+        <w:jc w:val="both"/>
+        <w:rPr>
+          <w:rFonts w:ascii="Times New Roman" w:hAnsi="Times New Roman" w:cs="Times New Roman"/>
+          <w:bCs/>
+          <w:sz w:val="28"/>
+          <w:szCs w:val="28"/>
+        </w:rPr>
+      </w:pPr>
+      <w:r>
+        <w:rPr>
+          <w:rFonts w:ascii="Times New Roman" w:hAnsi="Times New Roman" w:cs="Times New Roman"/>
+          <w:bCs/>
+          <w:sz w:val="28"/>
+          <w:szCs w:val="28"/>
+        </w:rPr>
+        <w:t xml:space="preserve">Реализовать отгрузку готовой продукции и формирование отчётов с экспортом в Excel </w:t>
+      </w:r>
+    </w:p>
+    <w:p>
+      <w:pPr>
+        <w:spacing w:after="0" w:line="240" w:lineRule="auto"/>
+        <w:ind w:firstLine="709"/>
+        <w:jc w:val="both"/>
+        <w:rPr>
+          <w:rFonts w:ascii="Times New Roman" w:hAnsi="Times New Roman" w:cs="Times New Roman"/>
+          <w:sz w:val="28"/>
+          <w:szCs w:val="28"/>
+        </w:rPr>
+      </w:pPr>
+    </w:p>
+    <w:p>
+      <w:pPr>
+        <w:spacing w:after="0" w:line="240" w:lineRule="auto"/>
+        <w:ind w:firstLine="709"/>
+        <w:jc w:val="both"/>
+        <w:rPr>
+          <w:rFonts w:ascii="Times New Roman" w:hAnsi="Times New Roman" w:cs="Times New Roman"/>
+          <w:sz w:val="28"/>
+          <w:szCs w:val="28"/>
+        </w:rPr>
+      </w:pPr>
+    </w:p>
+    <w:p>
+      <w:pPr>
+        <w:spacing w:after="0" w:line="240" w:lineRule="auto"/>
+        <w:ind w:firstLine="709"/>
+        <w:jc w:val="both"/>
+        <w:rPr>
+          <w:rFonts w:ascii="Times New Roman" w:hAnsi="Times New Roman" w:cs="Times New Roman"/>
+          <w:b/>
+          <w:bCs/>
+          <w:sz w:val="28"/>
+          <w:szCs w:val="28"/>
+        </w:rPr>
+      </w:pPr>
+      <w:r>
+        <w:rPr>
+          <w:rFonts w:ascii="Times New Roman" w:hAnsi="Times New Roman" w:cs="Times New Roman"/>
+          <w:b/>
+          <w:bCs/>
+          <w:sz w:val="28"/>
+          <w:szCs w:val="28"/>
         </w:rPr>
         <w:lastRenderedPageBreak/>
-        <w:t>Реализовать отчёты по остаткам и оборотам с экспортом в PDF</w:t>
-      </w:r>
-    </w:p>
-    <w:p>
-      <w:pPr>
-        <w:rPr>
-          <w:rFonts w:ascii="Times New Roman" w:hAnsi="Times New Roman" w:cs="Times New Roman"/>
-          <w:sz w:val="24"/>
-          <w:szCs w:val="24"/>
-        </w:rPr>
-      </w:pPr>
-      <w:r>
-        <w:rPr>
-          <w:rFonts w:ascii="Times New Roman" w:hAnsi="Times New Roman" w:cs="Times New Roman"/>
-          <w:sz w:val="24"/>
-          <w:szCs w:val="24"/>
-        </w:rPr>
-        <w:pict>
-          <v:rect id="_x0000_i1413" style="width:0;height:.75pt" o:hralign="center" o:hrstd="t" o:hr="t" fillcolor="#a0a0a0" stroked="f"/>
-        </w:pict>
-      </w:r>
-    </w:p>
-    <w:p>
-      <w:pPr>
+        <w:t>Слайд №6</w:t>
+      </w:r>
+    </w:p>
+    <w:p>
+      <w:pPr>
+        <w:spacing w:after="0" w:line="240" w:lineRule="auto"/>
+        <w:ind w:firstLine="709"/>
+        <w:jc w:val="both"/>
+        <w:rPr>
+          <w:rFonts w:ascii="Times New Roman" w:hAnsi="Times New Roman" w:cs="Times New Roman"/>
+          <w:sz w:val="28"/>
+          <w:szCs w:val="28"/>
+        </w:rPr>
+      </w:pPr>
+      <w:r>
+        <w:rPr>
+          <w:rFonts w:ascii="Times New Roman" w:hAnsi="Times New Roman" w:cs="Times New Roman"/>
+          <w:bCs/>
+          <w:sz w:val="28"/>
+          <w:szCs w:val="28"/>
+        </w:rPr>
+        <w:t>На слайде представлен алгоритм работы с приложением.</w:t>
+      </w:r>
+      <w:r>
+        <w:rPr>
+          <w:rFonts w:ascii="Times New Roman" w:hAnsi="Times New Roman" w:cs="Times New Roman"/>
+          <w:sz w:val="28"/>
+          <w:szCs w:val="28"/>
+        </w:rPr>
+        <w:t> </w:t>
+      </w:r>
+      <w:r>
+        <w:rPr>
+          <w:rFonts w:ascii="Times New Roman" w:hAnsi="Times New Roman" w:cs="Times New Roman"/>
+          <w:sz w:val="28"/>
+          <w:szCs w:val="28"/>
+        </w:rPr>
+        <w:t xml:space="preserve"> </w:t>
+      </w:r>
+    </w:p>
+    <w:p>
+      <w:pPr>
+        <w:spacing w:after="0" w:line="240" w:lineRule="auto"/>
+        <w:ind w:firstLine="709"/>
+        <w:jc w:val="both"/>
         <w:rPr>
           <w:rFonts w:ascii="Times New Roman" w:hAnsi="Times New Roman" w:cs="Times New Roman"/>
           <w:b/>
           <w:bCs/>
-          <w:sz w:val="24"/>
-          <w:szCs w:val="24"/>
+          <w:sz w:val="28"/>
+          <w:szCs w:val="28"/>
         </w:rPr>
       </w:pPr>
       <w:r>
@@ -550,18 +572,21 @@
           <w:rFonts w:ascii="Times New Roman" w:hAnsi="Times New Roman" w:cs="Times New Roman"/>
           <w:b/>
           <w:bCs/>
-          <w:sz w:val="24"/>
-          <w:szCs w:val="24"/>
-        </w:rPr>
-        <w:t>Слайд №6</w:t>
-      </w:r>
-    </w:p>
-    <w:p>
-      <w:pPr>
-        <w:rPr>
-          <w:rFonts w:ascii="Times New Roman" w:hAnsi="Times New Roman" w:cs="Times New Roman"/>
-          <w:sz w:val="24"/>
-          <w:szCs w:val="24"/>
+          <w:sz w:val="28"/>
+          <w:szCs w:val="28"/>
+        </w:rPr>
+        <w:t>Слайд №7</w:t>
+      </w:r>
+    </w:p>
+    <w:p>
+      <w:pPr>
+        <w:spacing w:after="0" w:line="240" w:lineRule="auto"/>
+        <w:ind w:firstLine="709"/>
+        <w:jc w:val="both"/>
+        <w:rPr>
+          <w:rFonts w:ascii="Times New Roman" w:hAnsi="Times New Roman" w:cs="Times New Roman"/>
+          <w:sz w:val="28"/>
+          <w:szCs w:val="28"/>
         </w:rPr>
       </w:pPr>
       <w:r>
@@ -569,47 +594,39 @@
           <w:rFonts w:ascii="Times New Roman" w:hAnsi="Times New Roman" w:cs="Times New Roman"/>
           <w:b/>
           <w:bCs/>
-          <w:sz w:val="24"/>
-          <w:szCs w:val="24"/>
-        </w:rPr>
-        <w:t>На слайде представлен алгоритм работы с приложением.</w:t>
-      </w:r>
-      <w:r>
-        <w:rPr>
-          <w:rFonts w:ascii="Times New Roman" w:hAnsi="Times New Roman" w:cs="Times New Roman"/>
-          <w:sz w:val="24"/>
-          <w:szCs w:val="24"/>
-        </w:rPr>
-        <w:t> Сначала пользователь проходит авторизацию, затем в зависимости от роли получает доступ к главному меню: товары, контрагенты, документы, отчёты (для менеджера). Администратор дополнительно управляет пользователями. Документы создаются, проводятся (обновляют остатки) и могут быть сторнированы.</w:t>
-      </w:r>
-    </w:p>
-    <w:p>
-      <w:pPr>
-        <w:rPr>
-          <w:rFonts w:ascii="Times New Roman" w:hAnsi="Times New Roman" w:cs="Times New Roman"/>
-          <w:sz w:val="24"/>
-          <w:szCs w:val="24"/>
-        </w:rPr>
-      </w:pPr>
-      <w:r>
-        <w:rPr>
-          <w:rFonts w:ascii="Times New Roman" w:hAnsi="Times New Roman" w:cs="Times New Roman"/>
-          <w:sz w:val="24"/>
-          <w:szCs w:val="24"/>
-        </w:rPr>
-        <w:pict>
-          <v:rect id="_x0000_i1414" style="width:0;height:.75pt" o:hralign="center" o:hrstd="t" o:hr="t" fillcolor="#a0a0a0" stroked="f"/>
-        </w:pict>
-      </w:r>
-    </w:p>
-    <w:p>
-      <w:pPr>
+          <w:sz w:val="28"/>
+          <w:szCs w:val="28"/>
+        </w:rPr>
+        <w:t>На данном слайде представлена ER-диаграмма базы данных.</w:t>
+      </w:r>
+      <w:r>
+        <w:rPr>
+          <w:rFonts w:ascii="Times New Roman" w:hAnsi="Times New Roman" w:cs="Times New Roman"/>
+          <w:sz w:val="28"/>
+          <w:szCs w:val="28"/>
+        </w:rPr>
+        <w:t> </w:t>
+      </w:r>
+      <w:r>
+        <w:rPr>
+          <w:rFonts w:ascii="Times New Roman" w:hAnsi="Times New Roman" w:cs="Times New Roman"/>
+          <w:sz w:val="28"/>
+          <w:szCs w:val="28"/>
+        </w:rPr>
+        <w:t xml:space="preserve"> </w:t>
+      </w:r>
+    </w:p>
+    <w:p>
+      <w:pPr>
+        <w:spacing w:after="0" w:line="240" w:lineRule="auto"/>
+        <w:ind w:firstLine="709"/>
+        <w:jc w:val="both"/>
         <w:rPr>
           <w:rFonts w:ascii="Times New Roman" w:hAnsi="Times New Roman" w:cs="Times New Roman"/>
           <w:b/>
           <w:bCs/>
-          <w:sz w:val="24"/>
-          <w:szCs w:val="24"/>
+          <w:sz w:val="28"/>
+          <w:szCs w:val="28"/>
         </w:rPr>
       </w:pPr>
       <w:r>
@@ -617,165 +634,113 @@
           <w:rFonts w:ascii="Times New Roman" w:hAnsi="Times New Roman" w:cs="Times New Roman"/>
           <w:b/>
           <w:bCs/>
-          <w:sz w:val="24"/>
-          <w:szCs w:val="24"/>
-        </w:rPr>
-        <w:t>Слайд №7</w:t>
-      </w:r>
-    </w:p>
-    <w:p>
-      <w:pPr>
-        <w:rPr>
-          <w:rFonts w:ascii="Times New Roman" w:hAnsi="Times New Roman" w:cs="Times New Roman"/>
-          <w:sz w:val="24"/>
-          <w:szCs w:val="24"/>
-        </w:rPr>
-      </w:pPr>
-      <w:r>
+          <w:sz w:val="28"/>
+          <w:szCs w:val="28"/>
+        </w:rPr>
+        <w:t>Слайд №8</w:t>
+      </w:r>
+    </w:p>
+    <w:p>
+      <w:pPr>
+        <w:spacing w:after="0" w:line="240" w:lineRule="auto"/>
+        <w:ind w:firstLine="709"/>
+        <w:jc w:val="both"/>
+        <w:rPr>
+          <w:rFonts w:ascii="Times New Roman" w:hAnsi="Times New Roman" w:cs="Times New Roman"/>
+          <w:bCs/>
+          <w:sz w:val="28"/>
+          <w:szCs w:val="28"/>
+        </w:rPr>
+      </w:pPr>
+      <w:r>
+        <w:rPr>
+          <w:rFonts w:ascii="Times New Roman" w:hAnsi="Times New Roman" w:cs="Times New Roman"/>
+          <w:bCs/>
+          <w:sz w:val="28"/>
+          <w:szCs w:val="28"/>
+        </w:rPr>
+        <w:t>Предлагаю Вам ознакомиться с демонстрацией возможностей программы.</w:t>
+      </w:r>
+    </w:p>
+    <w:p>
+      <w:pPr>
+        <w:spacing w:after="0" w:line="240" w:lineRule="auto"/>
+        <w:ind w:firstLine="709"/>
+        <w:jc w:val="both"/>
+        <w:rPr>
+          <w:rFonts w:ascii="Times New Roman" w:hAnsi="Times New Roman" w:cs="Times New Roman"/>
+          <w:bCs/>
+          <w:sz w:val="28"/>
+          <w:szCs w:val="28"/>
+        </w:rPr>
+      </w:pPr>
+    </w:p>
+    <w:p>
+      <w:pPr>
+        <w:spacing w:after="0" w:line="240" w:lineRule="auto"/>
+        <w:ind w:firstLine="709"/>
+        <w:jc w:val="center"/>
         <w:rPr>
           <w:rFonts w:ascii="Times New Roman" w:hAnsi="Times New Roman" w:cs="Times New Roman"/>
           <w:b/>
           <w:bCs/>
-          <w:sz w:val="24"/>
-          <w:szCs w:val="24"/>
-        </w:rPr>
-        <w:t>На данном слайде представлена ER-диаграмма базы данных.</w:t>
-      </w:r>
-      <w:r>
-        <w:rPr>
-          <w:rFonts w:ascii="Times New Roman" w:hAnsi="Times New Roman" w:cs="Times New Roman"/>
-          <w:sz w:val="24"/>
-          <w:szCs w:val="24"/>
-        </w:rPr>
-        <w:t> База состоит из 7 таблиц, связи между таблицами организованы по принципу «один ко многим»: пользователи создают документы, контрагенты участвуют в документах, документы содержат проводки, товары участвуют в проводках и имеют текущий остаток. Журнал аудита фиксирует действия пользователей.</w:t>
-      </w:r>
-    </w:p>
-    <w:p>
-      <w:pPr>
-        <w:rPr>
-          <w:rFonts w:ascii="Times New Roman" w:hAnsi="Times New Roman" w:cs="Times New Roman"/>
-          <w:sz w:val="24"/>
-          <w:szCs w:val="24"/>
-        </w:rPr>
-      </w:pPr>
-      <w:r>
-        <w:rPr>
-          <w:rFonts w:ascii="Times New Roman" w:hAnsi="Times New Roman" w:cs="Times New Roman"/>
-          <w:sz w:val="24"/>
-          <w:szCs w:val="24"/>
-        </w:rPr>
-        <w:pict>
-          <v:rect id="_x0000_i1415" style="width:0;height:.75pt" o:hralign="center" o:hrstd="t" o:hr="t" fillcolor="#a0a0a0" stroked="f"/>
-        </w:pict>
-      </w:r>
-    </w:p>
-    <w:p>
-      <w:pPr>
+          <w:sz w:val="28"/>
+          <w:szCs w:val="28"/>
+        </w:rPr>
+      </w:pPr>
+      <w:r>
         <w:rPr>
           <w:rFonts w:ascii="Times New Roman" w:hAnsi="Times New Roman" w:cs="Times New Roman"/>
           <w:b/>
           <w:bCs/>
-          <w:sz w:val="24"/>
-          <w:szCs w:val="24"/>
-        </w:rPr>
-      </w:pPr>
-      <w:r>
-        <w:rPr>
-          <w:rFonts w:ascii="Times New Roman" w:hAnsi="Times New Roman" w:cs="Times New Roman"/>
-          <w:b/>
-          <w:bCs/>
-          <w:sz w:val="24"/>
-          <w:szCs w:val="24"/>
-        </w:rPr>
-        <w:t>Слайд №8</w:t>
-      </w:r>
-    </w:p>
-    <w:p>
-      <w:pPr>
-        <w:rPr>
-          <w:rFonts w:ascii="Times New Roman" w:hAnsi="Times New Roman" w:cs="Times New Roman"/>
-          <w:sz w:val="24"/>
-          <w:szCs w:val="24"/>
-        </w:rPr>
-      </w:pPr>
-      <w:r>
-        <w:rPr>
-          <w:rFonts w:ascii="Times New Roman" w:hAnsi="Times New Roman" w:cs="Times New Roman"/>
-          <w:b/>
-          <w:bCs/>
-          <w:sz w:val="24"/>
-          <w:szCs w:val="24"/>
-        </w:rPr>
-        <w:t>Предлагаю Вам ознакомиться с демонстрацией возможностей программы.</w:t>
-      </w:r>
-    </w:p>
-    <w:p>
-      <w:pPr>
-        <w:rPr>
-          <w:rFonts w:ascii="Times New Roman" w:hAnsi="Times New Roman" w:cs="Times New Roman"/>
-          <w:b/>
-          <w:bCs/>
-          <w:sz w:val="24"/>
-          <w:szCs w:val="24"/>
-        </w:rPr>
-      </w:pPr>
-      <w:r>
-        <w:rPr>
-          <w:rFonts w:ascii="Times New Roman" w:hAnsi="Times New Roman" w:cs="Times New Roman"/>
-          <w:b/>
-          <w:bCs/>
-          <w:sz w:val="24"/>
-          <w:szCs w:val="24"/>
-        </w:rPr>
-        <w:t>Вводные сведения об интерфейсе пользователя</w:t>
-      </w:r>
-    </w:p>
-    <w:p>
-      <w:pPr>
-        <w:rPr>
-          <w:rFonts w:ascii="Times New Roman" w:hAnsi="Times New Roman" w:cs="Times New Roman"/>
-          <w:sz w:val="24"/>
-          <w:szCs w:val="24"/>
-        </w:rPr>
-      </w:pPr>
-      <w:r>
-        <w:rPr>
-          <w:rFonts w:ascii="Times New Roman" w:hAnsi="Times New Roman" w:cs="Times New Roman"/>
-          <w:b/>
-          <w:bCs/>
-          <w:sz w:val="24"/>
-          <w:szCs w:val="24"/>
+          <w:sz w:val="28"/>
+          <w:szCs w:val="28"/>
+        </w:rPr>
+        <w:t>Общий порядок работы</w:t>
+      </w:r>
+    </w:p>
+    <w:p>
+      <w:pPr>
+        <w:spacing w:after="0" w:line="240" w:lineRule="auto"/>
+        <w:ind w:firstLine="709"/>
+        <w:jc w:val="both"/>
+        <w:rPr>
+          <w:rFonts w:ascii="Times New Roman" w:hAnsi="Times New Roman" w:cs="Times New Roman"/>
+          <w:sz w:val="28"/>
+          <w:szCs w:val="28"/>
+        </w:rPr>
+      </w:pPr>
+      <w:r>
+        <w:rPr>
+          <w:rFonts w:ascii="Times New Roman" w:hAnsi="Times New Roman" w:cs="Times New Roman"/>
+          <w:sz w:val="28"/>
+          <w:szCs w:val="28"/>
         </w:rPr>
         <w:t>Первая форма приложения – форма авторизации.</w:t>
       </w:r>
-      <w:r>
-        <w:rPr>
-          <w:rFonts w:ascii="Times New Roman" w:hAnsi="Times New Roman" w:cs="Times New Roman"/>
-          <w:sz w:val="24"/>
-          <w:szCs w:val="24"/>
-        </w:rPr>
-        <w:t> (Рис. 30)</w:t>
-      </w:r>
-    </w:p>
-    <w:p>
-      <w:pPr>
+    </w:p>
+    <w:p>
+      <w:pPr>
+        <w:spacing w:after="0" w:line="240" w:lineRule="auto"/>
         <w:jc w:val="center"/>
         <w:rPr>
           <w:rFonts w:ascii="Times New Roman" w:hAnsi="Times New Roman" w:cs="Times New Roman"/>
-          <w:sz w:val="24"/>
-          <w:szCs w:val="24"/>
-        </w:rPr>
-      </w:pPr>
-      <w:r>
-        <w:rPr>
+          <w:sz w:val="28"/>
+          <w:szCs w:val="28"/>
+        </w:rPr>
+      </w:pPr>
+      <w:r>
+        <w:rPr>
+          <w:rFonts w:ascii="Times New Roman" w:hAnsi="Times New Roman" w:cs="Times New Roman"/>
           <w:noProof/>
-          <w:lang w:eastAsia="ru-RU"/>
+          <w:sz w:val="28"/>
+          <w:szCs w:val="28"/>
         </w:rPr>
         <w:drawing>
-          <wp:inline distT="0" distB="0" distL="0" distR="0" wp14:anchorId="1474F31B" wp14:editId="225BFDB3">
-            <wp:extent cx="3094718" cy="2711302"/>
-            <wp:effectExtent l="0" t="0" r="0" b="0"/>
-            <wp:docPr id="1" name="Рисунок 1"/>
+          <wp:inline distT="0" distB="0" distL="0" distR="0" wp14:anchorId="614469CA" wp14:editId="189B53A9">
+            <wp:extent cx="2064314" cy="1880559"/>
+            <wp:effectExtent l="0" t="0" r="0" b="5715"/>
+            <wp:docPr id="470" name="Рисунок 470"/>
             <wp:cNvGraphicFramePr>
               <a:graphicFrameLocks xmlns:a="http://schemas.openxmlformats.org/drawingml/2006/main" noChangeAspect="1"/>
             </wp:cNvGraphicFramePr>
@@ -795,7 +760,7 @@
                   <pic:spPr>
                     <a:xfrm>
                       <a:off x="0" y="0"/>
-                      <a:ext cx="3107131" cy="2722177"/>
+                      <a:ext cx="2078072" cy="1893092"/>
                     </a:xfrm>
                     <a:prstGeom prst="rect">
                       <a:avLst/>
@@ -810,58 +775,67 @@
     </w:p>
     <w:p>
       <w:pPr>
-        <w:rPr>
-          <w:rFonts w:ascii="Times New Roman" w:hAnsi="Times New Roman" w:cs="Times New Roman"/>
-          <w:sz w:val="24"/>
-          <w:szCs w:val="24"/>
-        </w:rPr>
-      </w:pPr>
-      <w:r>
-        <w:rPr>
-          <w:rFonts w:ascii="Times New Roman" w:hAnsi="Times New Roman" w:cs="Times New Roman"/>
-          <w:sz w:val="24"/>
-          <w:szCs w:val="24"/>
-        </w:rPr>
-        <w:t>На форме авторизации пользователь вводит логин и пароль. В системе предусмотрены три роли: администратор, менеджер и пользователь. Пароли хранятся в зашифрованном виде с помощью BCrypt.</w:t>
-      </w:r>
-    </w:p>
-    <w:p>
-      <w:pPr>
-        <w:rPr>
-          <w:rFonts w:ascii="Times New Roman" w:hAnsi="Times New Roman" w:cs="Times New Roman"/>
-          <w:sz w:val="24"/>
-          <w:szCs w:val="24"/>
-        </w:rPr>
-      </w:pPr>
-      <w:r>
-        <w:rPr>
-          <w:rFonts w:ascii="Times New Roman" w:hAnsi="Times New Roman" w:cs="Times New Roman"/>
-          <w:sz w:val="24"/>
-          <w:szCs w:val="24"/>
-        </w:rPr>
-        <w:lastRenderedPageBreak/>
-        <w:t>При вводе неверных данных система выводит сообщение об ошибке. (Рис. 31)</w:t>
-      </w:r>
-    </w:p>
-    <w:p>
-      <w:pPr>
+        <w:spacing w:after="0" w:line="240" w:lineRule="auto"/>
+        <w:ind w:firstLine="709"/>
+        <w:jc w:val="both"/>
+        <w:rPr>
+          <w:rFonts w:ascii="Times New Roman" w:hAnsi="Times New Roman" w:cs="Times New Roman"/>
+          <w:sz w:val="28"/>
+          <w:szCs w:val="28"/>
+        </w:rPr>
+      </w:pPr>
+      <w:r>
+        <w:rPr>
+          <w:rFonts w:ascii="Times New Roman" w:hAnsi="Times New Roman" w:cs="Times New Roman"/>
+          <w:bCs/>
+          <w:sz w:val="28"/>
+          <w:szCs w:val="28"/>
+        </w:rPr>
+        <w:t>Рис. 37 – Форма авторизации</w:t>
+      </w:r>
+    </w:p>
+    <w:p>
+      <w:pPr>
+        <w:spacing w:after="0" w:line="240" w:lineRule="auto"/>
+        <w:ind w:firstLine="709"/>
+        <w:jc w:val="both"/>
+        <w:rPr>
+          <w:rFonts w:ascii="Times New Roman" w:hAnsi="Times New Roman" w:cs="Times New Roman"/>
+          <w:sz w:val="28"/>
+          <w:szCs w:val="28"/>
+        </w:rPr>
+      </w:pPr>
+      <w:r>
+        <w:rPr>
+          <w:rFonts w:ascii="Times New Roman" w:hAnsi="Times New Roman" w:cs="Times New Roman"/>
+          <w:sz w:val="28"/>
+          <w:szCs w:val="28"/>
+        </w:rPr>
+        <w:t>На форме авторизации пользователь вводит свой логин и пароль, затем нажимает кнопку «Войти». При вводе неверных учётных данных система отображает сообщение об ошибке.</w:t>
+      </w:r>
+    </w:p>
+    <w:p>
+      <w:pPr>
+        <w:spacing w:after="0" w:line="240" w:lineRule="auto"/>
         <w:jc w:val="center"/>
         <w:rPr>
           <w:rFonts w:ascii="Times New Roman" w:hAnsi="Times New Roman" w:cs="Times New Roman"/>
-          <w:sz w:val="24"/>
-          <w:szCs w:val="24"/>
-        </w:rPr>
-      </w:pPr>
-      <w:r>
-        <w:rPr>
+          <w:sz w:val="28"/>
+          <w:szCs w:val="28"/>
+        </w:rPr>
+      </w:pPr>
+      <w:r>
+        <w:rPr>
+          <w:rFonts w:ascii="Times New Roman" w:hAnsi="Times New Roman" w:cs="Times New Roman"/>
           <w:noProof/>
-          <w:lang w:eastAsia="ru-RU"/>
+          <w:sz w:val="28"/>
+          <w:szCs w:val="28"/>
         </w:rPr>
         <w:drawing>
-          <wp:inline distT="0" distB="0" distL="0" distR="0" wp14:anchorId="79EFC235" wp14:editId="45DA9BA7">
-            <wp:extent cx="4448175" cy="4657725"/>
-            <wp:effectExtent l="0" t="0" r="9525" b="9525"/>
-            <wp:docPr id="2" name="Рисунок 2"/>
+          <wp:inline distT="0" distB="0" distL="0" distR="0" wp14:anchorId="19E535BE" wp14:editId="094B681C">
+            <wp:extent cx="2162209" cy="2260121"/>
+            <wp:effectExtent l="0" t="0" r="0" b="6985"/>
+            <wp:docPr id="471" name="Рисунок 471"/>
             <wp:cNvGraphicFramePr>
               <a:graphicFrameLocks xmlns:a="http://schemas.openxmlformats.org/drawingml/2006/main" noChangeAspect="1"/>
             </wp:cNvGraphicFramePr>
@@ -881,7 +855,7 @@
                   <pic:spPr>
                     <a:xfrm>
                       <a:off x="0" y="0"/>
-                      <a:ext cx="4448175" cy="4657725"/>
+                      <a:ext cx="2176254" cy="2274802"/>
                     </a:xfrm>
                     <a:prstGeom prst="rect">
                       <a:avLst/>
@@ -896,86 +870,239 @@
     </w:p>
     <w:p>
       <w:pPr>
-        <w:rPr>
-          <w:rFonts w:ascii="Times New Roman" w:hAnsi="Times New Roman" w:cs="Times New Roman"/>
-          <w:sz w:val="24"/>
-          <w:szCs w:val="24"/>
-        </w:rPr>
-      </w:pPr>
-      <w:r>
-        <w:rPr>
-          <w:rFonts w:ascii="Times New Roman" w:hAnsi="Times New Roman" w:cs="Times New Roman"/>
-          <w:sz w:val="24"/>
-          <w:szCs w:val="24"/>
-        </w:rPr>
-        <w:pict>
-          <v:rect id="_x0000_i1416" style="width:0;height:.75pt" o:hralign="center" o:hrstd="t" o:hr="t" fillcolor="#a0a0a0" stroked="f"/>
-        </w:pict>
-      </w:r>
-    </w:p>
-    <w:p>
-      <w:pPr>
-        <w:rPr>
-          <w:rFonts w:ascii="Times New Roman" w:hAnsi="Times New Roman" w:cs="Times New Roman"/>
-          <w:sz w:val="24"/>
-          <w:szCs w:val="24"/>
-        </w:rPr>
-      </w:pPr>
-      <w:r>
+        <w:spacing w:after="0" w:line="240" w:lineRule="auto"/>
+        <w:ind w:firstLine="709"/>
+        <w:jc w:val="both"/>
+        <w:rPr>
+          <w:rFonts w:ascii="Times New Roman" w:hAnsi="Times New Roman" w:cs="Times New Roman"/>
+          <w:bCs/>
+          <w:sz w:val="28"/>
+          <w:szCs w:val="28"/>
+        </w:rPr>
+      </w:pPr>
+      <w:r>
+        <w:rPr>
+          <w:rFonts w:ascii="Times New Roman" w:hAnsi="Times New Roman" w:cs="Times New Roman"/>
+          <w:bCs/>
+          <w:sz w:val="28"/>
+          <w:szCs w:val="28"/>
+        </w:rPr>
+        <w:t>Рис. 38 – Сообщение об ошибке авторизации</w:t>
+      </w:r>
+    </w:p>
+    <w:p>
+      <w:pPr>
+        <w:spacing w:after="0" w:line="240" w:lineRule="auto"/>
+        <w:ind w:firstLine="709"/>
+        <w:jc w:val="both"/>
+        <w:rPr>
+          <w:rFonts w:ascii="Times New Roman" w:hAnsi="Times New Roman" w:cs="Times New Roman"/>
+          <w:sz w:val="28"/>
+          <w:szCs w:val="28"/>
+        </w:rPr>
+      </w:pPr>
+      <w:r>
+        <w:rPr>
+          <w:rFonts w:ascii="Times New Roman" w:hAnsi="Times New Roman" w:cs="Times New Roman"/>
+          <w:sz w:val="28"/>
+          <w:szCs w:val="28"/>
+        </w:rPr>
+        <w:t>Первая форма приложения – форма авторизации. На форме авторизации пользователь вводит логин и пароль. В системе предусмотрены три роли: директор, мастер и кладовщик. При вводе неверных данных система выводит сообщение об ошибке.</w:t>
+      </w:r>
+    </w:p>
+    <w:p>
+      <w:pPr>
+        <w:spacing w:after="0" w:line="240" w:lineRule="auto"/>
+        <w:ind w:firstLine="709"/>
+        <w:jc w:val="both"/>
+        <w:rPr>
+          <w:rFonts w:ascii="Times New Roman" w:hAnsi="Times New Roman" w:cs="Times New Roman"/>
+          <w:sz w:val="28"/>
+          <w:szCs w:val="28"/>
+        </w:rPr>
+      </w:pPr>
+      <w:r>
+        <w:rPr>
+          <w:rFonts w:ascii="Times New Roman" w:hAnsi="Times New Roman" w:cs="Times New Roman"/>
+          <w:sz w:val="28"/>
+          <w:szCs w:val="28"/>
+        </w:rPr>
+        <w:t xml:space="preserve">После успешной авторизации пользователю становится доступна главная форма приложения – панель директора (или мастера/кладовщика в зависимости от роли). На главной форме расположены кнопки для перехода к основным разделам: материалы, продукция, клиенты, производственные </w:t>
+      </w:r>
+      <w:r>
+        <w:rPr>
+          <w:rFonts w:ascii="Times New Roman" w:hAnsi="Times New Roman" w:cs="Times New Roman"/>
+          <w:sz w:val="28"/>
+          <w:szCs w:val="28"/>
+        </w:rPr>
+        <w:lastRenderedPageBreak/>
+        <w:t>заказы, отгрузки, остатки, статистика производства, выручка, а также кнопка «Управление пользователями» (только для директора) и кнопка «Выйти».</w:t>
+      </w:r>
+    </w:p>
+    <w:p>
+      <w:pPr>
+        <w:spacing w:after="0" w:line="240" w:lineRule="auto"/>
+        <w:ind w:firstLine="709"/>
+        <w:jc w:val="both"/>
         <w:rPr>
           <w:rFonts w:ascii="Times New Roman" w:hAnsi="Times New Roman" w:cs="Times New Roman"/>
           <w:b/>
           <w:bCs/>
-          <w:sz w:val="24"/>
-          <w:szCs w:val="24"/>
-        </w:rPr>
-        <w:t>После успешной авторизации</w:t>
-      </w:r>
-      <w:r>
-        <w:rPr>
-          <w:rFonts w:ascii="Times New Roman" w:hAnsi="Times New Roman" w:cs="Times New Roman"/>
-          <w:sz w:val="24"/>
-          <w:szCs w:val="24"/>
-        </w:rPr>
-        <w:t> пользователю становится доступна главная форма приложения – </w:t>
-      </w:r>
+          <w:sz w:val="28"/>
+          <w:szCs w:val="28"/>
+        </w:rPr>
+      </w:pPr>
       <w:r>
         <w:rPr>
           <w:rFonts w:ascii="Times New Roman" w:hAnsi="Times New Roman" w:cs="Times New Roman"/>
           <w:b/>
           <w:bCs/>
-          <w:sz w:val="24"/>
-          <w:szCs w:val="24"/>
-        </w:rPr>
-        <w:t>панель администратора</w:t>
-      </w:r>
-      <w:r>
-        <w:rPr>
-          <w:rFonts w:ascii="Times New Roman" w:hAnsi="Times New Roman" w:cs="Times New Roman"/>
-          <w:sz w:val="24"/>
-          <w:szCs w:val="24"/>
-        </w:rPr>
-        <w:t> (или менеджера/пользователя в зависимости от роли). (Рис. 32)</w:t>
-      </w:r>
-    </w:p>
-    <w:p>
-      <w:pPr>
-        <w:rPr>
-          <w:rFonts w:ascii="Times New Roman" w:hAnsi="Times New Roman" w:cs="Times New Roman"/>
-          <w:sz w:val="24"/>
-          <w:szCs w:val="24"/>
-        </w:rPr>
-      </w:pPr>
-      <w:r>
-        <w:rPr>
+          <w:sz w:val="28"/>
+          <w:szCs w:val="28"/>
+        </w:rPr>
+        <w:t>Работа с ролью «Кладовщик»</w:t>
+      </w:r>
+    </w:p>
+    <w:p>
+      <w:pPr>
+        <w:spacing w:after="0" w:line="240" w:lineRule="auto"/>
+        <w:ind w:firstLine="709"/>
+        <w:jc w:val="both"/>
+        <w:rPr>
+          <w:rFonts w:ascii="Times New Roman" w:hAnsi="Times New Roman" w:cs="Times New Roman"/>
+          <w:b/>
+          <w:bCs/>
+          <w:sz w:val="28"/>
+          <w:szCs w:val="28"/>
+        </w:rPr>
+      </w:pPr>
+      <w:r>
+        <w:rPr>
+          <w:rFonts w:ascii="Times New Roman" w:hAnsi="Times New Roman" w:cs="Times New Roman"/>
+          <w:b/>
+          <w:bCs/>
+          <w:sz w:val="28"/>
+          <w:szCs w:val="28"/>
+        </w:rPr>
+        <w:t>АВТОРИЗУЕШЬСЯ ПОД РОЛЬЮ – КЛАДОВЩИК</w:t>
+      </w:r>
+    </w:p>
+    <w:p>
+      <w:pPr>
+        <w:spacing w:after="0" w:line="240" w:lineRule="auto"/>
+        <w:ind w:firstLine="709"/>
+        <w:jc w:val="both"/>
+        <w:rPr>
+          <w:rFonts w:ascii="Times New Roman" w:hAnsi="Times New Roman" w:cs="Times New Roman"/>
+          <w:b/>
+          <w:bCs/>
+          <w:sz w:val="28"/>
+          <w:szCs w:val="28"/>
+        </w:rPr>
+      </w:pPr>
+      <w:r>
+        <w:rPr>
+          <w:rFonts w:ascii="Times New Roman" w:hAnsi="Times New Roman" w:cs="Times New Roman"/>
+          <w:b/>
+          <w:bCs/>
+          <w:sz w:val="28"/>
+          <w:szCs w:val="28"/>
+        </w:rPr>
+        <w:t xml:space="preserve">Логин: </w:t>
+      </w:r>
+      <w:r>
+        <w:rPr>
+          <w:rFonts w:ascii="Times New Roman" w:hAnsi="Times New Roman" w:cs="Times New Roman"/>
+          <w:b/>
+          <w:bCs/>
+          <w:sz w:val="28"/>
+          <w:szCs w:val="28"/>
+          <w:lang w:val="en-US"/>
+        </w:rPr>
+        <w:t>keeper</w:t>
+      </w:r>
+    </w:p>
+    <w:p>
+      <w:pPr>
+        <w:spacing w:after="0" w:line="240" w:lineRule="auto"/>
+        <w:ind w:firstLine="709"/>
+        <w:jc w:val="both"/>
+        <w:rPr>
+          <w:rFonts w:ascii="Times New Roman" w:hAnsi="Times New Roman" w:cs="Times New Roman"/>
+          <w:b/>
+          <w:bCs/>
+          <w:sz w:val="28"/>
+          <w:szCs w:val="28"/>
+        </w:rPr>
+      </w:pPr>
+      <w:r>
+        <w:rPr>
+          <w:rFonts w:ascii="Times New Roman" w:hAnsi="Times New Roman" w:cs="Times New Roman"/>
+          <w:b/>
+          <w:bCs/>
+          <w:sz w:val="28"/>
+          <w:szCs w:val="28"/>
+        </w:rPr>
+        <w:t>Пароль:</w:t>
+      </w:r>
+      <w:r>
+        <w:rPr>
+          <w:rFonts w:ascii="Times New Roman" w:hAnsi="Times New Roman" w:cs="Times New Roman"/>
+          <w:b/>
+          <w:bCs/>
+          <w:sz w:val="28"/>
+          <w:szCs w:val="28"/>
+        </w:rPr>
+        <w:t xml:space="preserve"> </w:t>
+      </w:r>
+      <w:r>
+        <w:rPr>
+          <w:rFonts w:ascii="Times New Roman" w:hAnsi="Times New Roman" w:cs="Times New Roman"/>
+          <w:b/>
+          <w:bCs/>
+          <w:sz w:val="28"/>
+          <w:szCs w:val="28"/>
+          <w:lang w:val="en-US"/>
+        </w:rPr>
+        <w:t>keeper</w:t>
+      </w:r>
+      <w:r>
+        <w:rPr>
+          <w:rFonts w:ascii="Times New Roman" w:hAnsi="Times New Roman" w:cs="Times New Roman"/>
+          <w:b/>
+          <w:bCs/>
+          <w:sz w:val="28"/>
+          <w:szCs w:val="28"/>
+        </w:rPr>
+        <w:t>123</w:t>
+      </w:r>
+    </w:p>
+    <w:p>
+      <w:pPr>
+        <w:spacing w:after="0" w:line="240" w:lineRule="auto"/>
+        <w:ind w:firstLine="709"/>
+        <w:jc w:val="center"/>
+        <w:rPr>
+          <w:rFonts w:ascii="Times New Roman" w:hAnsi="Times New Roman" w:cs="Times New Roman"/>
+          <w:b/>
+          <w:bCs/>
+          <w:sz w:val="28"/>
+          <w:szCs w:val="28"/>
+        </w:rPr>
+      </w:pPr>
+      <w:r>
+        <w:rPr>
+          <w:rFonts w:ascii="Times New Roman" w:hAnsi="Times New Roman" w:cs="Times New Roman"/>
           <w:noProof/>
+          <w:sz w:val="28"/>
+          <w:szCs w:val="28"/>
           <w:lang w:eastAsia="ru-RU"/>
         </w:rPr>
         <w:drawing>
-          <wp:inline distT="0" distB="0" distL="0" distR="0" wp14:anchorId="2C8B2532" wp14:editId="04CA9BD5">
-            <wp:extent cx="5940425" cy="2945130"/>
-            <wp:effectExtent l="0" t="0" r="3175" b="7620"/>
-            <wp:docPr id="3" name="Рисунок 3"/>
+          <wp:inline distT="0" distB="0" distL="0" distR="0" wp14:anchorId="53E09EF0" wp14:editId="2B6DD096">
+            <wp:extent cx="2375767" cy="2498651"/>
+            <wp:effectExtent l="0" t="0" r="5715" b="0"/>
+            <wp:docPr id="1" name="Рисунок 1"/>
             <wp:cNvGraphicFramePr>
               <a:graphicFrameLocks xmlns:a="http://schemas.openxmlformats.org/drawingml/2006/main" noChangeAspect="1"/>
             </wp:cNvGraphicFramePr>
@@ -995,7 +1122,7 @@
                   <pic:spPr>
                     <a:xfrm>
                       <a:off x="0" y="0"/>
-                      <a:ext cx="5940425" cy="2945130"/>
+                      <a:ext cx="2381322" cy="2504493"/>
                     </a:xfrm>
                     <a:prstGeom prst="rect">
                       <a:avLst/>
@@ -1010,86 +1137,55 @@
     </w:p>
     <w:p>
       <w:pPr>
-        <w:rPr>
-          <w:rFonts w:ascii="Times New Roman" w:hAnsi="Times New Roman" w:cs="Times New Roman"/>
-          <w:sz w:val="24"/>
-          <w:szCs w:val="24"/>
-        </w:rPr>
-      </w:pPr>
-      <w:r>
-        <w:rPr>
-          <w:rFonts w:ascii="Times New Roman" w:hAnsi="Times New Roman" w:cs="Times New Roman"/>
-          <w:sz w:val="24"/>
-          <w:szCs w:val="24"/>
-        </w:rPr>
-        <w:lastRenderedPageBreak/>
-        <w:t>На главной форме расположены кнопки для перехода к основным разделам: товары, контрагенты, документы, остатки товаров, обороты за период, а также кнопка «Управление пользователями» (для администратора) и кнопка «Выйти».</w:t>
-      </w:r>
-    </w:p>
-    <w:p>
-      <w:pPr>
-        <w:rPr>
-          <w:rFonts w:ascii="Times New Roman" w:hAnsi="Times New Roman" w:cs="Times New Roman"/>
-          <w:sz w:val="24"/>
-          <w:szCs w:val="24"/>
-        </w:rPr>
-      </w:pPr>
-      <w:r>
-        <w:rPr>
-          <w:rFonts w:ascii="Times New Roman" w:hAnsi="Times New Roman" w:cs="Times New Roman"/>
-          <w:sz w:val="24"/>
-          <w:szCs w:val="24"/>
-        </w:rPr>
-        <w:pict>
-          <v:rect id="_x0000_i1417" style="width:0;height:.75pt" o:hralign="center" o:hrstd="t" o:hr="t" fillcolor="#a0a0a0" stroked="f"/>
-        </w:pict>
-      </w:r>
-    </w:p>
-    <w:p>
-      <w:pPr>
-        <w:rPr>
-          <w:rFonts w:ascii="Times New Roman" w:hAnsi="Times New Roman" w:cs="Times New Roman"/>
-          <w:sz w:val="24"/>
-          <w:szCs w:val="24"/>
-        </w:rPr>
-      </w:pPr>
-      <w:r>
-        <w:rPr>
-          <w:rFonts w:ascii="Times New Roman" w:hAnsi="Times New Roman" w:cs="Times New Roman"/>
-          <w:b/>
-          <w:bCs/>
-          <w:sz w:val="24"/>
-          <w:szCs w:val="24"/>
-        </w:rPr>
-        <w:t>Страница «Товары»:</w:t>
-      </w:r>
-      <w:r>
-        <w:rPr>
-          <w:rFonts w:ascii="Times New Roman" w:hAnsi="Times New Roman" w:cs="Times New Roman"/>
-          <w:sz w:val="24"/>
-          <w:szCs w:val="24"/>
-        </w:rPr>
-        <w:t> предназначена для просмотра, добавления, редактирования и удаления записей в справочнике товаров. (Рис. 35)</w:t>
-      </w:r>
-    </w:p>
-    <w:p>
-      <w:pPr>
-        <w:rPr>
-          <w:rFonts w:ascii="Times New Roman" w:hAnsi="Times New Roman" w:cs="Times New Roman"/>
-          <w:sz w:val="24"/>
-          <w:szCs w:val="24"/>
-        </w:rPr>
-      </w:pPr>
-      <w:r>
-        <w:rPr>
+        <w:spacing w:after="0" w:line="240" w:lineRule="auto"/>
+        <w:ind w:firstLine="709"/>
+        <w:jc w:val="both"/>
+        <w:rPr>
+          <w:rFonts w:ascii="Times New Roman" w:hAnsi="Times New Roman" w:cs="Times New Roman"/>
+          <w:sz w:val="28"/>
+          <w:szCs w:val="28"/>
+        </w:rPr>
+      </w:pPr>
+      <w:r>
+        <w:rPr>
+          <w:rFonts w:ascii="Times New Roman" w:hAnsi="Times New Roman" w:cs="Times New Roman"/>
+          <w:sz w:val="28"/>
+          <w:szCs w:val="28"/>
+        </w:rPr>
+        <w:t xml:space="preserve">После успешной авторизации открывается панель кладовщика. Кладовщик имеет доступ к трём разделам: «Отгрузки», «Клиенты» и </w:t>
+      </w:r>
+      <w:r>
+        <w:rPr>
+          <w:rFonts w:ascii="Times New Roman" w:hAnsi="Times New Roman" w:cs="Times New Roman"/>
+          <w:sz w:val="28"/>
+          <w:szCs w:val="28"/>
+        </w:rPr>
+        <w:t>Остатки.</w:t>
+      </w:r>
+    </w:p>
+    <w:p>
+      <w:pPr>
+        <w:spacing w:after="0" w:line="240" w:lineRule="auto"/>
+        <w:ind w:firstLine="709"/>
+        <w:jc w:val="center"/>
+        <w:rPr>
+          <w:rFonts w:ascii="Times New Roman" w:hAnsi="Times New Roman" w:cs="Times New Roman"/>
+          <w:sz w:val="28"/>
+          <w:szCs w:val="28"/>
+        </w:rPr>
+      </w:pPr>
+      <w:r>
+        <w:rPr>
+          <w:rFonts w:ascii="Times New Roman" w:hAnsi="Times New Roman" w:cs="Times New Roman"/>
           <w:noProof/>
-          <w:lang w:eastAsia="ru-RU"/>
+          <w:sz w:val="28"/>
+          <w:szCs w:val="28"/>
         </w:rPr>
         <w:drawing>
-          <wp:inline distT="0" distB="0" distL="0" distR="0" wp14:anchorId="5B9A134F" wp14:editId="50DA8168">
-            <wp:extent cx="5940425" cy="3520440"/>
-            <wp:effectExtent l="0" t="0" r="3175" b="3810"/>
-            <wp:docPr id="4" name="Рисунок 4"/>
+          <wp:inline distT="0" distB="0" distL="0" distR="0" wp14:anchorId="453BD080" wp14:editId="22BAA1A2">
+            <wp:extent cx="4409337" cy="1287215"/>
+            <wp:effectExtent l="0" t="0" r="0" b="8255"/>
+            <wp:docPr id="475" name="Рисунок 475"/>
             <wp:cNvGraphicFramePr>
               <a:graphicFrameLocks xmlns:a="http://schemas.openxmlformats.org/drawingml/2006/main" noChangeAspect="1"/>
             </wp:cNvGraphicFramePr>
@@ -1109,7 +1205,7 @@
                   <pic:spPr>
                     <a:xfrm>
                       <a:off x="0" y="0"/>
-                      <a:ext cx="5940425" cy="3520440"/>
+                      <a:ext cx="4420283" cy="1290411"/>
                     </a:xfrm>
                     <a:prstGeom prst="rect">
                       <a:avLst/>
@@ -1124,67 +1220,51 @@
     </w:p>
     <w:p>
       <w:pPr>
-        <w:rPr>
-          <w:rFonts w:ascii="Times New Roman" w:hAnsi="Times New Roman" w:cs="Times New Roman"/>
-          <w:sz w:val="24"/>
-          <w:szCs w:val="24"/>
-        </w:rPr>
-      </w:pPr>
-      <w:r>
-        <w:rPr>
-          <w:rFonts w:ascii="Times New Roman" w:hAnsi="Times New Roman" w:cs="Times New Roman"/>
-          <w:sz w:val="24"/>
-          <w:szCs w:val="24"/>
-        </w:rPr>
-        <w:t>Доступны сортировка по колонкам, поиск по артикулу или наименованию, а также загрузка изображений для товаров.</w:t>
-      </w:r>
-    </w:p>
-    <w:p>
-      <w:pPr>
-        <w:rPr>
-          <w:rFonts w:ascii="Times New Roman" w:hAnsi="Times New Roman" w:cs="Times New Roman"/>
-          <w:sz w:val="24"/>
-          <w:szCs w:val="24"/>
-        </w:rPr>
-      </w:pPr>
-      <w:r>
-        <w:rPr>
-          <w:rFonts w:ascii="Times New Roman" w:hAnsi="Times New Roman" w:cs="Times New Roman"/>
-          <w:b/>
-          <w:bCs/>
-          <w:sz w:val="24"/>
-          <w:szCs w:val="24"/>
-        </w:rPr>
-        <w:t>Форма товара:</w:t>
-      </w:r>
-      <w:r>
-        <w:rPr>
-          <w:rFonts w:ascii="Times New Roman" w:hAnsi="Times New Roman" w:cs="Times New Roman"/>
-          <w:sz w:val="24"/>
-          <w:szCs w:val="24"/>
-        </w:rPr>
-        <w:t> предназначена для ввода или изменения информации о товаре. Поля: артикул (SKU), наименование, единица измерения, цена, загрузка изображения. (Рис. 36)</w:t>
-      </w:r>
-    </w:p>
-    <w:p>
-      <w:pPr>
-        <w:rPr>
-          <w:rFonts w:ascii="Times New Roman" w:hAnsi="Times New Roman" w:cs="Times New Roman"/>
-          <w:sz w:val="24"/>
-          <w:szCs w:val="24"/>
-        </w:rPr>
-      </w:pPr>
-      <w:r>
-        <w:rPr>
+        <w:spacing w:after="0" w:line="240" w:lineRule="auto"/>
+        <w:ind w:firstLine="709"/>
+        <w:jc w:val="both"/>
+        <w:rPr>
+          <w:rFonts w:ascii="Times New Roman" w:hAnsi="Times New Roman" w:cs="Times New Roman"/>
+          <w:bCs/>
+          <w:sz w:val="28"/>
+          <w:szCs w:val="28"/>
+        </w:rPr>
+      </w:pPr>
+      <w:r>
+        <w:rPr>
+          <w:rFonts w:ascii="Times New Roman" w:hAnsi="Times New Roman" w:cs="Times New Roman"/>
+          <w:bCs/>
+          <w:sz w:val="28"/>
+          <w:szCs w:val="28"/>
+        </w:rPr>
+        <w:t xml:space="preserve">Вначале открываем Остатки. </w:t>
+      </w:r>
+    </w:p>
+    <w:p>
+      <w:pPr>
+        <w:spacing w:after="0" w:line="240" w:lineRule="auto"/>
+        <w:ind w:firstLine="709"/>
+        <w:jc w:val="center"/>
+        <w:rPr>
+          <w:rFonts w:ascii="Times New Roman" w:hAnsi="Times New Roman" w:cs="Times New Roman"/>
+          <w:bCs/>
+          <w:sz w:val="28"/>
+          <w:szCs w:val="28"/>
+        </w:rPr>
+      </w:pPr>
+      <w:r>
+        <w:rPr>
+          <w:rFonts w:ascii="Times New Roman" w:hAnsi="Times New Roman" w:cs="Times New Roman"/>
           <w:noProof/>
+          <w:sz w:val="28"/>
+          <w:szCs w:val="28"/>
           <w:lang w:eastAsia="ru-RU"/>
         </w:rPr>
-        <w:lastRenderedPageBreak/>
         <w:drawing>
-          <wp:inline distT="0" distB="0" distL="0" distR="0" wp14:anchorId="21ACC2F3" wp14:editId="4E39CE18">
-            <wp:extent cx="4710223" cy="3482695"/>
-            <wp:effectExtent l="0" t="0" r="0" b="3810"/>
-            <wp:docPr id="5" name="Рисунок 5"/>
+          <wp:inline distT="0" distB="0" distL="0" distR="0" wp14:anchorId="67967094" wp14:editId="6592C06E">
+            <wp:extent cx="4788519" cy="1057518"/>
+            <wp:effectExtent l="0" t="0" r="0" b="9525"/>
+            <wp:docPr id="15" name="Рисунок 15"/>
             <wp:cNvGraphicFramePr>
               <a:graphicFrameLocks xmlns:a="http://schemas.openxmlformats.org/drawingml/2006/main" noChangeAspect="1"/>
             </wp:cNvGraphicFramePr>
@@ -1204,7 +1284,7 @@
                   <pic:spPr>
                     <a:xfrm>
                       <a:off x="0" y="0"/>
-                      <a:ext cx="4719806" cy="3489781"/>
+                      <a:ext cx="4804991" cy="1061156"/>
                     </a:xfrm>
                     <a:prstGeom prst="rect">
                       <a:avLst/>
@@ -1219,68 +1299,109 @@
     </w:p>
     <w:p>
       <w:pPr>
-        <w:rPr>
-          <w:rFonts w:ascii="Times New Roman" w:hAnsi="Times New Roman" w:cs="Times New Roman"/>
-          <w:sz w:val="24"/>
-          <w:szCs w:val="24"/>
-        </w:rPr>
-      </w:pPr>
-      <w:r>
-        <w:rPr>
-          <w:rFonts w:ascii="Times New Roman" w:hAnsi="Times New Roman" w:cs="Times New Roman"/>
-          <w:sz w:val="24"/>
-          <w:szCs w:val="24"/>
-        </w:rPr>
-        <w:pict>
-          <v:rect id="_x0000_i1418" style="width:0;height:.75pt" o:hralign="center" o:hrstd="t" o:hr="t" fillcolor="#a0a0a0" stroked="f"/>
-        </w:pict>
-      </w:r>
-    </w:p>
-    <w:p>
-      <w:pPr>
-        <w:rPr>
-          <w:rFonts w:ascii="Times New Roman" w:hAnsi="Times New Roman" w:cs="Times New Roman"/>
-          <w:sz w:val="24"/>
-          <w:szCs w:val="24"/>
-        </w:rPr>
-      </w:pPr>
+        <w:spacing w:after="0" w:line="240" w:lineRule="auto"/>
+        <w:ind w:firstLine="709"/>
+        <w:jc w:val="both"/>
+        <w:rPr>
+          <w:rFonts w:ascii="Times New Roman" w:hAnsi="Times New Roman" w:cs="Times New Roman"/>
+          <w:bCs/>
+          <w:sz w:val="28"/>
+          <w:szCs w:val="28"/>
+        </w:rPr>
+      </w:pPr>
+      <w:r>
+        <w:rPr>
+          <w:rFonts w:ascii="Times New Roman" w:hAnsi="Times New Roman" w:cs="Times New Roman"/>
+          <w:bCs/>
+          <w:sz w:val="28"/>
+          <w:szCs w:val="28"/>
+        </w:rPr>
+        <w:t xml:space="preserve">Переходим в раздел - </w:t>
+      </w:r>
       <w:r>
         <w:rPr>
           <w:rFonts w:ascii="Times New Roman" w:hAnsi="Times New Roman" w:cs="Times New Roman"/>
           <w:b/>
           <w:bCs/>
-          <w:sz w:val="24"/>
-          <w:szCs w:val="24"/>
-        </w:rPr>
-        <w:t>Страница «Контрагенты»:</w:t>
-      </w:r>
-      <w:r>
-        <w:rPr>
-          <w:rFonts w:ascii="Times New Roman" w:hAnsi="Times New Roman" w:cs="Times New Roman"/>
-          <w:sz w:val="24"/>
-          <w:szCs w:val="24"/>
-        </w:rPr>
-        <w:t> предназначена для просмотра, добавления, редактирования и удаления записей в справочнике контрагентов (поставщиков и покупателей). (Рис. 37)</w:t>
-      </w:r>
-    </w:p>
-    <w:p>
-      <w:pPr>
-        <w:rPr>
-          <w:rFonts w:ascii="Times New Roman" w:hAnsi="Times New Roman" w:cs="Times New Roman"/>
-          <w:sz w:val="24"/>
-          <w:szCs w:val="24"/>
-        </w:rPr>
-      </w:pPr>
-      <w:r>
-        <w:rPr>
+          <w:sz w:val="28"/>
+          <w:szCs w:val="28"/>
+        </w:rPr>
+        <w:t>Готовая продукция</w:t>
+      </w:r>
+      <w:r>
+        <w:rPr>
+          <w:rFonts w:ascii="Times New Roman" w:hAnsi="Times New Roman" w:cs="Times New Roman"/>
+          <w:bCs/>
+          <w:sz w:val="28"/>
+          <w:szCs w:val="28"/>
+        </w:rPr>
+        <w:t xml:space="preserve">(запоминаем, например </w:t>
+      </w:r>
+      <w:r>
+        <w:rPr>
+          <w:rFonts w:ascii="Times New Roman" w:hAnsi="Times New Roman" w:cs="Times New Roman"/>
+          <w:b/>
+          <w:bCs/>
+          <w:sz w:val="28"/>
+          <w:szCs w:val="28"/>
+        </w:rPr>
+        <w:t>ТУМБА-005</w:t>
+      </w:r>
+      <w:r>
+        <w:rPr>
+          <w:rFonts w:ascii="Times New Roman" w:hAnsi="Times New Roman" w:cs="Times New Roman"/>
+          <w:b/>
+          <w:bCs/>
+          <w:sz w:val="28"/>
+          <w:szCs w:val="28"/>
+        </w:rPr>
+        <w:t>, Тумба прикроватная</w:t>
+      </w:r>
+      <w:r>
+        <w:rPr>
+          <w:rFonts w:ascii="Times New Roman" w:hAnsi="Times New Roman" w:cs="Times New Roman"/>
+          <w:b/>
+          <w:bCs/>
+          <w:sz w:val="28"/>
+          <w:szCs w:val="28"/>
+        </w:rPr>
+        <w:t xml:space="preserve"> на складе 35 штук</w:t>
+      </w:r>
+      <w:r>
+        <w:rPr>
+          <w:rFonts w:ascii="Times New Roman" w:hAnsi="Times New Roman" w:cs="Times New Roman"/>
+          <w:bCs/>
+          <w:sz w:val="28"/>
+          <w:szCs w:val="28"/>
+        </w:rPr>
+        <w:t>)</w:t>
+      </w:r>
+    </w:p>
+    <w:p>
+      <w:pPr>
+        <w:spacing w:after="0" w:line="240" w:lineRule="auto"/>
+        <w:ind w:firstLine="709"/>
+        <w:rPr>
+          <w:rFonts w:ascii="Times New Roman" w:hAnsi="Times New Roman" w:cs="Times New Roman"/>
+          <w:bCs/>
+          <w:sz w:val="28"/>
+          <w:szCs w:val="28"/>
+        </w:rPr>
+      </w:pPr>
+      <w:r>
+        <w:rPr>
+          <w:rFonts w:ascii="Times New Roman" w:hAnsi="Times New Roman" w:cs="Times New Roman"/>
           <w:noProof/>
+          <w:sz w:val="28"/>
+          <w:szCs w:val="28"/>
           <w:lang w:eastAsia="ru-RU"/>
         </w:rPr>
+        <w:lastRenderedPageBreak/>
         <w:drawing>
-          <wp:inline distT="0" distB="0" distL="0" distR="0" wp14:anchorId="3DC86E9D" wp14:editId="5F344C0F">
-            <wp:extent cx="5940425" cy="3263265"/>
-            <wp:effectExtent l="0" t="0" r="3175" b="0"/>
-            <wp:docPr id="6" name="Рисунок 6"/>
+          <wp:inline distT="0" distB="0" distL="0" distR="0" wp14:anchorId="4614D0E8" wp14:editId="4F58376C">
+            <wp:extent cx="5180404" cy="2009033"/>
+            <wp:effectExtent l="0" t="0" r="1270" b="0"/>
+            <wp:docPr id="7" name="Рисунок 7"/>
             <wp:cNvGraphicFramePr>
               <a:graphicFrameLocks xmlns:a="http://schemas.openxmlformats.org/drawingml/2006/main" noChangeAspect="1"/>
             </wp:cNvGraphicFramePr>
@@ -1300,7 +1421,7 @@
                   <pic:spPr>
                     <a:xfrm>
                       <a:off x="0" y="0"/>
-                      <a:ext cx="5940425" cy="3263265"/>
+                      <a:ext cx="5191812" cy="2013457"/>
                     </a:xfrm>
                     <a:prstGeom prst="rect">
                       <a:avLst/>
@@ -1315,50 +1436,77 @@
     </w:p>
     <w:p>
       <w:pPr>
-        <w:rPr>
-          <w:rFonts w:ascii="Times New Roman" w:hAnsi="Times New Roman" w:cs="Times New Roman"/>
-          <w:sz w:val="24"/>
-          <w:szCs w:val="24"/>
-        </w:rPr>
-      </w:pPr>
+        <w:spacing w:after="0" w:line="240" w:lineRule="auto"/>
+        <w:ind w:firstLine="709"/>
+        <w:jc w:val="both"/>
+        <w:rPr>
+          <w:rFonts w:ascii="Times New Roman" w:hAnsi="Times New Roman" w:cs="Times New Roman"/>
+          <w:bCs/>
+          <w:sz w:val="28"/>
+          <w:szCs w:val="28"/>
+        </w:rPr>
+      </w:pPr>
+      <w:r>
+        <w:rPr>
+          <w:rFonts w:ascii="Times New Roman" w:hAnsi="Times New Roman" w:cs="Times New Roman"/>
+          <w:bCs/>
+          <w:sz w:val="28"/>
+          <w:szCs w:val="28"/>
+        </w:rPr>
+        <w:t xml:space="preserve">Переходим на главную и нажимаем на кнопку </w:t>
+      </w:r>
       <w:r>
         <w:rPr>
           <w:rFonts w:ascii="Times New Roman" w:hAnsi="Times New Roman" w:cs="Times New Roman"/>
           <w:b/>
           <w:bCs/>
-          <w:sz w:val="24"/>
-          <w:szCs w:val="24"/>
-        </w:rPr>
-        <w:t>Форма контрагента:</w:t>
-      </w:r>
-      <w:r>
-        <w:rPr>
-          <w:rFonts w:ascii="Times New Roman" w:hAnsi="Times New Roman" w:cs="Times New Roman"/>
-          <w:sz w:val="24"/>
-          <w:szCs w:val="24"/>
-        </w:rPr>
-        <w:t> поля – наименование, ИНН, телефон, адрес, тип (поставщик/покупатель). (Рис. 38)</w:t>
-      </w:r>
-    </w:p>
-    <w:p>
-      <w:pPr>
-        <w:rPr>
-          <w:rFonts w:ascii="Times New Roman" w:hAnsi="Times New Roman" w:cs="Times New Roman"/>
-          <w:sz w:val="24"/>
-          <w:szCs w:val="24"/>
-        </w:rPr>
-      </w:pPr>
-      <w:r>
-        <w:rPr>
+          <w:sz w:val="28"/>
+          <w:szCs w:val="28"/>
+        </w:rPr>
+        <w:t>О</w:t>
+      </w:r>
+      <w:r>
+        <w:rPr>
+          <w:rFonts w:ascii="Times New Roman" w:hAnsi="Times New Roman" w:cs="Times New Roman"/>
+          <w:b/>
+          <w:bCs/>
+          <w:sz w:val="28"/>
+          <w:szCs w:val="28"/>
+        </w:rPr>
+        <w:t>тгрузки</w:t>
+      </w:r>
+      <w:r>
+        <w:rPr>
+          <w:rFonts w:ascii="Times New Roman" w:hAnsi="Times New Roman" w:cs="Times New Roman"/>
+          <w:bCs/>
+          <w:sz w:val="28"/>
+          <w:szCs w:val="28"/>
+        </w:rPr>
+        <w:t>.</w:t>
+      </w:r>
+    </w:p>
+    <w:p>
+      <w:pPr>
+        <w:spacing w:after="0" w:line="240" w:lineRule="auto"/>
+        <w:ind w:firstLine="709"/>
+        <w:rPr>
+          <w:rFonts w:ascii="Times New Roman" w:hAnsi="Times New Roman" w:cs="Times New Roman"/>
+          <w:sz w:val="28"/>
+          <w:szCs w:val="28"/>
+        </w:rPr>
+      </w:pPr>
+      <w:r>
+        <w:rPr>
+          <w:rFonts w:ascii="Times New Roman" w:hAnsi="Times New Roman" w:cs="Times New Roman"/>
           <w:noProof/>
-          <w:lang w:eastAsia="ru-RU"/>
-        </w:rPr>
-        <w:lastRenderedPageBreak/>
+          <w:sz w:val="28"/>
+          <w:szCs w:val="28"/>
+        </w:rPr>
         <w:drawing>
-          <wp:inline distT="0" distB="0" distL="0" distR="0" wp14:anchorId="3F621DA4" wp14:editId="3C8F2D63">
-            <wp:extent cx="4764741" cy="3508744"/>
-            <wp:effectExtent l="0" t="0" r="0" b="0"/>
-            <wp:docPr id="8" name="Рисунок 8"/>
+          <wp:inline distT="0" distB="0" distL="0" distR="0" wp14:anchorId="6CD78EB4" wp14:editId="248A7AD7">
+            <wp:extent cx="5180404" cy="2015125"/>
+            <wp:effectExtent l="0" t="0" r="1270" b="4445"/>
+            <wp:docPr id="477" name="Рисунок 477"/>
             <wp:cNvGraphicFramePr>
               <a:graphicFrameLocks xmlns:a="http://schemas.openxmlformats.org/drawingml/2006/main" noChangeAspect="1"/>
             </wp:cNvGraphicFramePr>
@@ -1378,7 +1526,7 @@
                   <pic:spPr>
                     <a:xfrm>
                       <a:off x="0" y="0"/>
-                      <a:ext cx="4774124" cy="3515654"/>
+                      <a:ext cx="5189447" cy="2018642"/>
                     </a:xfrm>
                     <a:prstGeom prst="rect">
                       <a:avLst/>
@@ -1393,85 +1541,64 @@
     </w:p>
     <w:p>
       <w:pPr>
-        <w:rPr>
-          <w:rFonts w:ascii="Times New Roman" w:hAnsi="Times New Roman" w:cs="Times New Roman"/>
-          <w:sz w:val="24"/>
-          <w:szCs w:val="24"/>
-        </w:rPr>
-      </w:pPr>
-      <w:r>
-        <w:rPr>
-          <w:rFonts w:ascii="Times New Roman" w:hAnsi="Times New Roman" w:cs="Times New Roman"/>
-          <w:sz w:val="24"/>
-          <w:szCs w:val="24"/>
-        </w:rPr>
-        <w:pict>
-          <v:rect id="_x0000_i1419" style="width:0;height:.75pt" o:hralign="center" o:hrstd="t" o:hr="t" fillcolor="#a0a0a0" stroked="f"/>
-        </w:pict>
-      </w:r>
-    </w:p>
-    <w:p>
-      <w:pPr>
-        <w:rPr>
-          <w:rFonts w:ascii="Times New Roman" w:hAnsi="Times New Roman" w:cs="Times New Roman"/>
-          <w:sz w:val="24"/>
-          <w:szCs w:val="24"/>
-        </w:rPr>
-      </w:pPr>
-      <w:r>
-        <w:rPr>
-          <w:rFonts w:ascii="Times New Roman" w:hAnsi="Times New Roman" w:cs="Times New Roman"/>
-          <w:b/>
-          <w:bCs/>
-          <w:sz w:val="24"/>
-          <w:szCs w:val="24"/>
-        </w:rPr>
-        <w:t>Страница «Документы»:</w:t>
-      </w:r>
-      <w:r>
-        <w:rPr>
-          <w:rFonts w:ascii="Times New Roman" w:hAnsi="Times New Roman" w:cs="Times New Roman"/>
-          <w:sz w:val="24"/>
-          <w:szCs w:val="24"/>
-        </w:rPr>
-        <w:t> предназначена для просмотра списка складских документов. (Рис. 39)</w:t>
-      </w:r>
-    </w:p>
-    <w:p>
-      <w:pPr>
-        <w:rPr>
-          <w:rFonts w:ascii="Times New Roman" w:hAnsi="Times New Roman" w:cs="Times New Roman"/>
-          <w:sz w:val="24"/>
-          <w:szCs w:val="24"/>
-        </w:rPr>
-      </w:pPr>
-      <w:r>
-        <w:rPr>
-          <w:rFonts w:ascii="Times New Roman" w:hAnsi="Times New Roman" w:cs="Times New Roman"/>
-          <w:sz w:val="24"/>
-          <w:szCs w:val="24"/>
-        </w:rPr>
-        <w:t>Доступны фильтрация по типу документа (приход/расход) и статусу (проведён/не проведён), поиск по номеру или контрагенту.</w:t>
-      </w:r>
-    </w:p>
-    <w:p>
-      <w:pPr>
-        <w:rPr>
-          <w:rFonts w:ascii="Times New Roman" w:hAnsi="Times New Roman" w:cs="Times New Roman"/>
-          <w:sz w:val="24"/>
-          <w:szCs w:val="24"/>
-        </w:rPr>
-      </w:pPr>
-      <w:r>
-        <w:rPr>
+        <w:spacing w:after="0" w:line="240" w:lineRule="auto"/>
+        <w:ind w:firstLine="709"/>
+        <w:jc w:val="both"/>
+        <w:rPr>
+          <w:rFonts w:ascii="Times New Roman" w:hAnsi="Times New Roman" w:cs="Times New Roman"/>
+          <w:sz w:val="28"/>
+          <w:szCs w:val="28"/>
+        </w:rPr>
+      </w:pPr>
+      <w:r>
+        <w:rPr>
+          <w:rFonts w:ascii="Times New Roman" w:hAnsi="Times New Roman" w:cs="Times New Roman"/>
+          <w:sz w:val="28"/>
+          <w:szCs w:val="28"/>
+        </w:rPr>
+        <w:t>Здесь можно оформить отгрузку готовой продукции клиенту. Н</w:t>
+      </w:r>
+      <w:r>
+        <w:rPr>
+          <w:rFonts w:ascii="Times New Roman" w:hAnsi="Times New Roman" w:cs="Times New Roman"/>
+          <w:sz w:val="28"/>
+          <w:szCs w:val="28"/>
+        </w:rPr>
+        <w:t>ажимаешь</w:t>
+      </w:r>
+      <w:r>
+        <w:rPr>
+          <w:rFonts w:ascii="Times New Roman" w:hAnsi="Times New Roman" w:cs="Times New Roman"/>
+          <w:sz w:val="28"/>
+          <w:szCs w:val="28"/>
+        </w:rPr>
+        <w:t xml:space="preserve"> «Новая отгрузка».</w:t>
+      </w:r>
+    </w:p>
+    <w:p>
+      <w:pPr>
+        <w:spacing w:after="0" w:line="240" w:lineRule="auto"/>
+        <w:ind w:firstLine="709"/>
+        <w:jc w:val="center"/>
+        <w:rPr>
+          <w:rFonts w:ascii="Times New Roman" w:hAnsi="Times New Roman" w:cs="Times New Roman"/>
+          <w:sz w:val="28"/>
+          <w:szCs w:val="28"/>
+        </w:rPr>
+      </w:pPr>
+      <w:r>
+        <w:rPr>
+          <w:rFonts w:ascii="Times New Roman" w:hAnsi="Times New Roman" w:cs="Times New Roman"/>
           <w:noProof/>
+          <w:sz w:val="28"/>
+          <w:szCs w:val="28"/>
           <w:lang w:eastAsia="ru-RU"/>
         </w:rPr>
         <w:drawing>
-          <wp:inline distT="0" distB="0" distL="0" distR="0" wp14:anchorId="72B61BA4" wp14:editId="0AE54B37">
-            <wp:extent cx="5940425" cy="3656330"/>
-            <wp:effectExtent l="0" t="0" r="3175" b="1270"/>
-            <wp:docPr id="9" name="Рисунок 9"/>
+          <wp:inline distT="0" distB="0" distL="0" distR="0" wp14:anchorId="62936645" wp14:editId="46E22605">
+            <wp:extent cx="5281138" cy="1983179"/>
+            <wp:effectExtent l="0" t="0" r="0" b="0"/>
+            <wp:docPr id="16" name="Рисунок 16"/>
             <wp:cNvGraphicFramePr>
               <a:graphicFrameLocks xmlns:a="http://schemas.openxmlformats.org/drawingml/2006/main" noChangeAspect="1"/>
             </wp:cNvGraphicFramePr>
@@ -1491,7 +1618,7 @@
                   <pic:spPr>
                     <a:xfrm>
                       <a:off x="0" y="0"/>
-                      <a:ext cx="5940425" cy="3656330"/>
+                      <a:ext cx="5392002" cy="2024811"/>
                     </a:xfrm>
                     <a:prstGeom prst="rect">
                       <a:avLst/>
@@ -1506,50 +1633,153 @@
     </w:p>
     <w:p>
       <w:pPr>
-        <w:rPr>
-          <w:rFonts w:ascii="Times New Roman" w:hAnsi="Times New Roman" w:cs="Times New Roman"/>
-          <w:sz w:val="24"/>
-          <w:szCs w:val="24"/>
-        </w:rPr>
-      </w:pPr>
-      <w:r>
-        <w:rPr>
-          <w:rFonts w:ascii="Times New Roman" w:hAnsi="Times New Roman" w:cs="Times New Roman"/>
-          <w:b/>
-          <w:bCs/>
-          <w:sz w:val="24"/>
-          <w:szCs w:val="24"/>
+        <w:spacing w:after="0" w:line="240" w:lineRule="auto"/>
+        <w:ind w:firstLine="709"/>
+        <w:jc w:val="both"/>
+        <w:rPr>
+          <w:rFonts w:ascii="Times New Roman" w:hAnsi="Times New Roman" w:cs="Times New Roman"/>
+          <w:sz w:val="28"/>
+          <w:szCs w:val="28"/>
+        </w:rPr>
+      </w:pPr>
+      <w:r>
+        <w:rPr>
+          <w:rFonts w:ascii="Times New Roman" w:hAnsi="Times New Roman" w:cs="Times New Roman"/>
+          <w:sz w:val="28"/>
+          <w:szCs w:val="28"/>
+        </w:rPr>
+        <w:t>В</w:t>
+      </w:r>
+      <w:r>
+        <w:rPr>
+          <w:rFonts w:ascii="Times New Roman" w:hAnsi="Times New Roman" w:cs="Times New Roman"/>
+          <w:sz w:val="28"/>
+          <w:szCs w:val="28"/>
+        </w:rPr>
+        <w:t>ыбираешь клиента, выбираешь</w:t>
+      </w:r>
+      <w:r>
+        <w:rPr>
+          <w:rFonts w:ascii="Times New Roman" w:hAnsi="Times New Roman" w:cs="Times New Roman"/>
+          <w:sz w:val="28"/>
+          <w:szCs w:val="28"/>
+        </w:rPr>
+        <w:t xml:space="preserve"> продукцию</w:t>
+      </w:r>
+      <w:r>
+        <w:rPr>
+          <w:rFonts w:ascii="Times New Roman" w:hAnsi="Times New Roman" w:cs="Times New Roman"/>
+          <w:sz w:val="28"/>
+          <w:szCs w:val="28"/>
+        </w:rPr>
+        <w:t>(прикроватная тумба)</w:t>
+      </w:r>
+      <w:r>
+        <w:rPr>
+          <w:rFonts w:ascii="Times New Roman" w:hAnsi="Times New Roman" w:cs="Times New Roman"/>
+          <w:sz w:val="28"/>
+          <w:szCs w:val="28"/>
+        </w:rPr>
+        <w:t xml:space="preserve">. Система показывает текущий остаток на складе – </w:t>
+      </w:r>
+      <w:r>
+        <w:rPr>
+          <w:rFonts w:ascii="Times New Roman" w:hAnsi="Times New Roman" w:cs="Times New Roman"/>
+          <w:sz w:val="28"/>
+          <w:szCs w:val="28"/>
+        </w:rPr>
+        <w:t>например,</w:t>
+      </w:r>
+      <w:r>
+        <w:rPr>
+          <w:rFonts w:ascii="Times New Roman" w:hAnsi="Times New Roman" w:cs="Times New Roman"/>
+          <w:sz w:val="28"/>
+          <w:szCs w:val="28"/>
+        </w:rPr>
+        <w:t xml:space="preserve"> 35</w:t>
+      </w:r>
+      <w:r>
+        <w:rPr>
+          <w:rFonts w:ascii="Times New Roman" w:hAnsi="Times New Roman" w:cs="Times New Roman"/>
+          <w:sz w:val="28"/>
+          <w:szCs w:val="28"/>
+        </w:rPr>
+        <w:t xml:space="preserve"> штук. Ука</w:t>
+      </w:r>
+      <w:r>
+        <w:rPr>
+          <w:rFonts w:ascii="Times New Roman" w:hAnsi="Times New Roman" w:cs="Times New Roman"/>
+          <w:sz w:val="28"/>
+          <w:szCs w:val="28"/>
+        </w:rPr>
+        <w:t xml:space="preserve">зываешь </w:t>
+      </w:r>
+      <w:r>
+        <w:rPr>
+          <w:rFonts w:ascii="Times New Roman" w:hAnsi="Times New Roman" w:cs="Times New Roman"/>
+          <w:sz w:val="28"/>
+          <w:szCs w:val="28"/>
+        </w:rPr>
+        <w:t>количество – н</w:t>
+      </w:r>
+      <w:r>
+        <w:rPr>
+          <w:rFonts w:ascii="Times New Roman" w:hAnsi="Times New Roman" w:cs="Times New Roman"/>
+          <w:sz w:val="28"/>
+          <w:szCs w:val="28"/>
+        </w:rPr>
+        <w:t xml:space="preserve">апример, </w:t>
+      </w:r>
+      <w:r>
+        <w:rPr>
+          <w:rFonts w:ascii="Times New Roman" w:hAnsi="Times New Roman" w:cs="Times New Roman"/>
+          <w:sz w:val="28"/>
+          <w:szCs w:val="28"/>
+        </w:rPr>
+        <w:t>10</w:t>
+      </w:r>
+      <w:r>
+        <w:rPr>
+          <w:rFonts w:ascii="Times New Roman" w:hAnsi="Times New Roman" w:cs="Times New Roman"/>
+          <w:sz w:val="28"/>
+          <w:szCs w:val="28"/>
+        </w:rPr>
+        <w:t xml:space="preserve"> штук, цену и оформляешь</w:t>
+      </w:r>
+      <w:r>
+        <w:rPr>
+          <w:rFonts w:ascii="Times New Roman" w:hAnsi="Times New Roman" w:cs="Times New Roman"/>
+          <w:sz w:val="28"/>
+          <w:szCs w:val="28"/>
+        </w:rPr>
+        <w:t xml:space="preserve"> отгрузку. </w:t>
+      </w:r>
+    </w:p>
+    <w:p>
+      <w:pPr>
+        <w:spacing w:after="0" w:line="240" w:lineRule="auto"/>
+        <w:ind w:firstLine="709"/>
+        <w:jc w:val="center"/>
+        <w:rPr>
+          <w:rFonts w:ascii="Times New Roman" w:hAnsi="Times New Roman" w:cs="Times New Roman"/>
+          <w:sz w:val="28"/>
+          <w:szCs w:val="28"/>
+        </w:rPr>
+      </w:pPr>
+      <w:r>
+        <w:rPr>
+          <w:rFonts w:ascii="Times New Roman" w:hAnsi="Times New Roman" w:cs="Times New Roman"/>
+          <w:noProof/>
+          <w:sz w:val="28"/>
+          <w:szCs w:val="28"/>
+          <w:lang w:eastAsia="ru-RU"/>
         </w:rPr>
         <w:lastRenderedPageBreak/>
-        <w:t>Форма создания документа:</w:t>
-      </w:r>
-      <w:r>
-        <w:rPr>
-          <w:rFonts w:ascii="Times New Roman" w:hAnsi="Times New Roman" w:cs="Times New Roman"/>
-          <w:sz w:val="24"/>
-          <w:szCs w:val="24"/>
-        </w:rPr>
-        <w:t> позволяет создать приходный или расходный документ. Поля: дата, контрагент, комментарий. В табличной части добавляются товары с указанием количества и цены. (Рис. 40)</w:t>
-      </w:r>
-    </w:p>
-    <w:p>
-      <w:pPr>
-        <w:rPr>
-          <w:rFonts w:ascii="Times New Roman" w:hAnsi="Times New Roman" w:cs="Times New Roman"/>
-          <w:sz w:val="24"/>
-          <w:szCs w:val="24"/>
-        </w:rPr>
-      </w:pPr>
-      <w:r>
-        <w:rPr>
-          <w:noProof/>
-          <w:lang w:eastAsia="ru-RU"/>
-        </w:rPr>
         <w:drawing>
-          <wp:inline distT="0" distB="0" distL="0" distR="0" wp14:anchorId="6383978B" wp14:editId="1151633E">
-            <wp:extent cx="5940425" cy="3550285"/>
-            <wp:effectExtent l="0" t="0" r="3175" b="0"/>
-            <wp:docPr id="10" name="Рисунок 10"/>
+          <wp:inline distT="0" distB="0" distL="0" distR="0" wp14:anchorId="2FD21237" wp14:editId="6D427174">
+            <wp:extent cx="2726779" cy="2782743"/>
+            <wp:effectExtent l="0" t="0" r="0" b="0"/>
+            <wp:docPr id="17" name="Рисунок 17"/>
             <wp:cNvGraphicFramePr>
               <a:graphicFrameLocks xmlns:a="http://schemas.openxmlformats.org/drawingml/2006/main" noChangeAspect="1"/>
             </wp:cNvGraphicFramePr>
@@ -1569,7 +1799,7 @@
                   <pic:spPr>
                     <a:xfrm>
                       <a:off x="0" y="0"/>
-                      <a:ext cx="5940425" cy="3550285"/>
+                      <a:ext cx="2740142" cy="2796380"/>
                     </a:xfrm>
                     <a:prstGeom prst="rect">
                       <a:avLst/>
@@ -1584,210 +1814,48 @@
     </w:p>
     <w:p>
       <w:pPr>
-        <w:rPr>
-          <w:rFonts w:ascii="Times New Roman" w:hAnsi="Times New Roman" w:cs="Times New Roman"/>
-          <w:sz w:val="24"/>
-          <w:szCs w:val="24"/>
-        </w:rPr>
-      </w:pPr>
-      <w:r>
-        <w:rPr>
-          <w:rFonts w:ascii="Times New Roman" w:hAnsi="Times New Roman" w:cs="Times New Roman"/>
-          <w:sz w:val="24"/>
-          <w:szCs w:val="24"/>
-        </w:rPr>
-        <w:pict>
-          <v:rect id="_x0000_i1420" style="width:0;height:.75pt" o:hralign="center" o:hrstd="t" o:hr="t" fillcolor="#a0a0a0" stroked="f"/>
-        </w:pict>
-      </w:r>
-    </w:p>
-    <w:p>
-      <w:pPr>
-        <w:rPr>
-          <w:rFonts w:ascii="Times New Roman" w:hAnsi="Times New Roman" w:cs="Times New Roman"/>
-          <w:sz w:val="24"/>
-          <w:szCs w:val="24"/>
-        </w:rPr>
-      </w:pPr>
-      <w:r>
-        <w:rPr>
-          <w:rFonts w:ascii="Times New Roman" w:hAnsi="Times New Roman" w:cs="Times New Roman"/>
-          <w:b/>
-          <w:bCs/>
-          <w:sz w:val="24"/>
-          <w:szCs w:val="24"/>
-        </w:rPr>
-        <w:t>Действия с документами:</w:t>
-      </w:r>
-      <w:r>
-        <w:rPr>
-          <w:rFonts w:ascii="Times New Roman" w:hAnsi="Times New Roman" w:cs="Times New Roman"/>
-          <w:sz w:val="24"/>
-          <w:szCs w:val="24"/>
-        </w:rPr>
-        <w:t> (Рис. 41)</w:t>
-      </w:r>
-    </w:p>
-    <w:p>
-      <w:pPr>
-        <w:numPr>
-          <w:ilvl w:val="0"/>
-          <w:numId w:val="6"/>
-        </w:numPr>
-        <w:rPr>
-          <w:rFonts w:ascii="Times New Roman" w:hAnsi="Times New Roman" w:cs="Times New Roman"/>
-          <w:sz w:val="24"/>
-          <w:szCs w:val="24"/>
-        </w:rPr>
-      </w:pPr>
-      <w:r>
-        <w:rPr>
-          <w:rFonts w:ascii="Times New Roman" w:hAnsi="Times New Roman" w:cs="Times New Roman"/>
-          <w:sz w:val="24"/>
-          <w:szCs w:val="24"/>
-        </w:rPr>
-        <w:t>Для </w:t>
-      </w:r>
-      <w:r>
-        <w:rPr>
-          <w:rFonts w:ascii="Times New Roman" w:hAnsi="Times New Roman" w:cs="Times New Roman"/>
-          <w:b/>
-          <w:bCs/>
-          <w:sz w:val="24"/>
-          <w:szCs w:val="24"/>
-        </w:rPr>
-        <w:t>непроведённого</w:t>
-      </w:r>
-      <w:r>
-        <w:rPr>
-          <w:rFonts w:ascii="Times New Roman" w:hAnsi="Times New Roman" w:cs="Times New Roman"/>
-          <w:sz w:val="24"/>
-          <w:szCs w:val="24"/>
-        </w:rPr>
-        <w:t> документа доступны кнопки: «Провести» (обновляет остатки), «Ред.», «Удалить», «Печать»</w:t>
-      </w:r>
-    </w:p>
-    <w:p>
-      <w:pPr>
-        <w:numPr>
-          <w:ilvl w:val="0"/>
-          <w:numId w:val="6"/>
-        </w:numPr>
-        <w:rPr>
-          <w:rFonts w:ascii="Times New Roman" w:hAnsi="Times New Roman" w:cs="Times New Roman"/>
-          <w:sz w:val="24"/>
-          <w:szCs w:val="24"/>
-        </w:rPr>
-      </w:pPr>
-      <w:r>
-        <w:rPr>
-          <w:rFonts w:ascii="Times New Roman" w:hAnsi="Times New Roman" w:cs="Times New Roman"/>
-          <w:sz w:val="24"/>
-          <w:szCs w:val="24"/>
-        </w:rPr>
-        <w:t>Для </w:t>
-      </w:r>
-      <w:r>
-        <w:rPr>
-          <w:rFonts w:ascii="Times New Roman" w:hAnsi="Times New Roman" w:cs="Times New Roman"/>
-          <w:b/>
-          <w:bCs/>
-          <w:sz w:val="24"/>
-          <w:szCs w:val="24"/>
-        </w:rPr>
-        <w:t>проведённого</w:t>
-      </w:r>
-      <w:r>
-        <w:rPr>
-          <w:rFonts w:ascii="Times New Roman" w:hAnsi="Times New Roman" w:cs="Times New Roman"/>
-          <w:sz w:val="24"/>
-          <w:szCs w:val="24"/>
-        </w:rPr>
-        <w:t> документа: «Сторно» (отменяет проведение), «Печать»</w:t>
-      </w:r>
-    </w:p>
-    <w:p>
-      <w:pPr>
-        <w:rPr>
-          <w:rFonts w:ascii="Times New Roman" w:hAnsi="Times New Roman" w:cs="Times New Roman"/>
-          <w:sz w:val="24"/>
-          <w:szCs w:val="24"/>
-        </w:rPr>
-      </w:pPr>
-      <w:r>
-        <w:rPr>
-          <w:rFonts w:ascii="Times New Roman" w:hAnsi="Times New Roman" w:cs="Times New Roman"/>
-          <w:sz w:val="24"/>
-          <w:szCs w:val="24"/>
-        </w:rPr>
-        <w:pict>
-          <v:rect id="_x0000_i1421" style="width:0;height:.75pt" o:hralign="center" o:hrstd="t" o:hr="t" fillcolor="#a0a0a0" stroked="f"/>
-        </w:pict>
-      </w:r>
-    </w:p>
-    <w:p>
-      <w:pPr>
-        <w:rPr>
-          <w:rFonts w:ascii="Times New Roman" w:hAnsi="Times New Roman" w:cs="Times New Roman"/>
-          <w:sz w:val="24"/>
-          <w:szCs w:val="24"/>
-        </w:rPr>
-      </w:pPr>
-      <w:r>
-        <w:rPr>
-          <w:rFonts w:ascii="Times New Roman" w:hAnsi="Times New Roman" w:cs="Times New Roman"/>
-          <w:b/>
-          <w:bCs/>
-          <w:sz w:val="24"/>
-          <w:szCs w:val="24"/>
-        </w:rPr>
-        <w:t>Страница «Остатки товаров»:</w:t>
-      </w:r>
-      <w:r>
-        <w:rPr>
-          <w:rFonts w:ascii="Times New Roman" w:hAnsi="Times New Roman" w:cs="Times New Roman"/>
-          <w:sz w:val="24"/>
-          <w:szCs w:val="24"/>
-        </w:rPr>
-        <w:t> отчёт о текущих остатках на складе. (Рис. 33)</w:t>
-      </w:r>
-    </w:p>
-    <w:p>
-      <w:pPr>
-        <w:rPr>
-          <w:rFonts w:ascii="Times New Roman" w:hAnsi="Times New Roman" w:cs="Times New Roman"/>
-          <w:sz w:val="24"/>
-          <w:szCs w:val="24"/>
-        </w:rPr>
-      </w:pPr>
-      <w:r>
-        <w:rPr>
-          <w:rFonts w:ascii="Times New Roman" w:hAnsi="Times New Roman" w:cs="Times New Roman"/>
-          <w:sz w:val="24"/>
-          <w:szCs w:val="24"/>
-        </w:rPr>
-        <w:t>Отображается таблица с колонками: артикул, наименование, остаток, цена, сумма. Есть кнопка «Экспорт в PDF» для сохранения отчёта.</w:t>
-      </w:r>
-    </w:p>
-    <w:p>
-      <w:pPr>
-        <w:rPr>
-          <w:rFonts w:ascii="Times New Roman" w:hAnsi="Times New Roman" w:cs="Times New Roman"/>
-          <w:sz w:val="24"/>
-          <w:szCs w:val="24"/>
-        </w:rPr>
-      </w:pPr>
-      <w:r>
-        <w:rPr>
+        <w:spacing w:after="0" w:line="240" w:lineRule="auto"/>
+        <w:ind w:firstLine="709"/>
+        <w:jc w:val="both"/>
+        <w:rPr>
+          <w:rFonts w:ascii="Times New Roman" w:hAnsi="Times New Roman" w:cs="Times New Roman"/>
+          <w:sz w:val="28"/>
+          <w:szCs w:val="28"/>
+        </w:rPr>
+      </w:pPr>
+      <w:r>
+        <w:rPr>
+          <w:rFonts w:ascii="Times New Roman" w:hAnsi="Times New Roman" w:cs="Times New Roman"/>
+          <w:sz w:val="28"/>
+          <w:szCs w:val="28"/>
+        </w:rPr>
+        <w:t>Отгрузка появится</w:t>
+      </w:r>
+    </w:p>
+    <w:p>
+      <w:pPr>
+        <w:spacing w:after="0" w:line="240" w:lineRule="auto"/>
+        <w:ind w:firstLine="709"/>
+        <w:jc w:val="center"/>
+        <w:rPr>
+          <w:rFonts w:ascii="Times New Roman" w:hAnsi="Times New Roman" w:cs="Times New Roman"/>
+          <w:sz w:val="28"/>
+          <w:szCs w:val="28"/>
+        </w:rPr>
+      </w:pPr>
+      <w:r>
+        <w:rPr>
+          <w:rFonts w:ascii="Times New Roman" w:hAnsi="Times New Roman" w:cs="Times New Roman"/>
           <w:noProof/>
+          <w:sz w:val="28"/>
+          <w:szCs w:val="28"/>
           <w:lang w:eastAsia="ru-RU"/>
         </w:rPr>
-        <w:lastRenderedPageBreak/>
         <w:drawing>
-          <wp:inline distT="0" distB="0" distL="0" distR="0" wp14:anchorId="46A6CE13" wp14:editId="7A943886">
-            <wp:extent cx="5940425" cy="3390265"/>
-            <wp:effectExtent l="0" t="0" r="3175" b="635"/>
-            <wp:docPr id="11" name="Рисунок 11"/>
+          <wp:inline distT="0" distB="0" distL="0" distR="0" wp14:anchorId="719DDCC0" wp14:editId="012C57C9">
+            <wp:extent cx="4568825" cy="2169887"/>
+            <wp:effectExtent l="0" t="0" r="3175" b="1905"/>
+            <wp:docPr id="18" name="Рисунок 18"/>
             <wp:cNvGraphicFramePr>
               <a:graphicFrameLocks xmlns:a="http://schemas.openxmlformats.org/drawingml/2006/main" noChangeAspect="1"/>
             </wp:cNvGraphicFramePr>
@@ -1807,7 +1875,7 @@
                   <pic:spPr>
                     <a:xfrm>
                       <a:off x="0" y="0"/>
-                      <a:ext cx="5940425" cy="3390265"/>
+                      <a:ext cx="4576877" cy="2173711"/>
                     </a:xfrm>
                     <a:prstGeom prst="rect">
                       <a:avLst/>
@@ -1822,66 +1890,48 @@
     </w:p>
     <w:p>
       <w:pPr>
-        <w:rPr>
-          <w:rFonts w:ascii="Times New Roman" w:hAnsi="Times New Roman" w:cs="Times New Roman"/>
-          <w:sz w:val="24"/>
-          <w:szCs w:val="24"/>
-        </w:rPr>
-      </w:pPr>
-      <w:r>
-        <w:rPr>
-          <w:rFonts w:ascii="Times New Roman" w:hAnsi="Times New Roman" w:cs="Times New Roman"/>
-          <w:b/>
-          <w:bCs/>
-          <w:sz w:val="24"/>
-          <w:szCs w:val="24"/>
-        </w:rPr>
-        <w:t>Страница «Обороты за период»:</w:t>
-      </w:r>
-      <w:r>
-        <w:rPr>
-          <w:rFonts w:ascii="Times New Roman" w:hAnsi="Times New Roman" w:cs="Times New Roman"/>
-          <w:sz w:val="24"/>
-          <w:szCs w:val="24"/>
-        </w:rPr>
-        <w:t> отчёт о движении товаров (приход/расход) за выбранный период. (Рис. 34)</w:t>
-      </w:r>
-    </w:p>
-    <w:p>
-      <w:pPr>
-        <w:rPr>
-          <w:rFonts w:ascii="Times New Roman" w:hAnsi="Times New Roman" w:cs="Times New Roman"/>
-          <w:sz w:val="24"/>
-          <w:szCs w:val="24"/>
-        </w:rPr>
-      </w:pPr>
-      <w:r>
-        <w:rPr>
-          <w:rFonts w:ascii="Times New Roman" w:hAnsi="Times New Roman" w:cs="Times New Roman"/>
-          <w:sz w:val="24"/>
-          <w:szCs w:val="24"/>
-        </w:rPr>
-        <w:t>Пользователь выбирает дату начала и дату окончания периода, нажимает «Показать». Также доступен экспорт в PDF.</w:t>
-      </w:r>
-    </w:p>
-    <w:p>
-      <w:pPr>
-        <w:rPr>
-          <w:rFonts w:ascii="Times New Roman" w:hAnsi="Times New Roman" w:cs="Times New Roman"/>
-          <w:sz w:val="24"/>
-          <w:szCs w:val="24"/>
-        </w:rPr>
-      </w:pPr>
-      <w:r>
-        <w:rPr>
+        <w:spacing w:after="0" w:line="240" w:lineRule="auto"/>
+        <w:ind w:firstLine="709"/>
+        <w:jc w:val="both"/>
+        <w:rPr>
+          <w:rFonts w:ascii="Times New Roman" w:hAnsi="Times New Roman" w:cs="Times New Roman"/>
+          <w:sz w:val="28"/>
+          <w:szCs w:val="28"/>
+        </w:rPr>
+      </w:pPr>
+      <w:r>
+        <w:rPr>
+          <w:rFonts w:ascii="Times New Roman" w:hAnsi="Times New Roman" w:cs="Times New Roman"/>
+          <w:sz w:val="28"/>
+          <w:szCs w:val="28"/>
+        </w:rPr>
+        <w:t>Если теперь снова зайти в Остатки, то можно заметить, что количество тумб на складе уменьшилось на 10 штук и стало 25.</w:t>
+      </w:r>
+    </w:p>
+    <w:p>
+      <w:pPr>
+        <w:spacing w:after="0" w:line="240" w:lineRule="auto"/>
+        <w:ind w:firstLine="709"/>
+        <w:jc w:val="center"/>
+        <w:rPr>
+          <w:rFonts w:ascii="Times New Roman" w:hAnsi="Times New Roman" w:cs="Times New Roman"/>
+          <w:sz w:val="28"/>
+          <w:szCs w:val="28"/>
+        </w:rPr>
+      </w:pPr>
+      <w:r>
+        <w:rPr>
+          <w:rFonts w:ascii="Times New Roman" w:hAnsi="Times New Roman" w:cs="Times New Roman"/>
           <w:noProof/>
+          <w:sz w:val="28"/>
+          <w:szCs w:val="28"/>
           <w:lang w:eastAsia="ru-RU"/>
         </w:rPr>
         <w:drawing>
-          <wp:inline distT="0" distB="0" distL="0" distR="0" wp14:anchorId="32BE7E6C" wp14:editId="59834912">
-            <wp:extent cx="5940425" cy="2290445"/>
-            <wp:effectExtent l="0" t="0" r="3175" b="0"/>
-            <wp:docPr id="12" name="Рисунок 12"/>
+          <wp:inline distT="0" distB="0" distL="0" distR="0" wp14:anchorId="08465CF7" wp14:editId="7318962D">
+            <wp:extent cx="5382285" cy="1909546"/>
+            <wp:effectExtent l="0" t="0" r="8890" b="0"/>
+            <wp:docPr id="19" name="Рисунок 19"/>
             <wp:cNvGraphicFramePr>
               <a:graphicFrameLocks xmlns:a="http://schemas.openxmlformats.org/drawingml/2006/main" noChangeAspect="1"/>
             </wp:cNvGraphicFramePr>
@@ -1901,7 +1951,7 @@
                   <pic:spPr>
                     <a:xfrm>
                       <a:off x="0" y="0"/>
-                      <a:ext cx="5940425" cy="2290445"/>
+                      <a:ext cx="5394603" cy="1913916"/>
                     </a:xfrm>
                     <a:prstGeom prst="rect">
                       <a:avLst/>
@@ -1916,69 +1966,56 @@
     </w:p>
     <w:p>
       <w:pPr>
-        <w:rPr>
-          <w:rFonts w:ascii="Times New Roman" w:hAnsi="Times New Roman" w:cs="Times New Roman"/>
-          <w:sz w:val="24"/>
-          <w:szCs w:val="24"/>
-        </w:rPr>
-      </w:pPr>
-      <w:r>
-        <w:rPr>
-          <w:rFonts w:ascii="Times New Roman" w:hAnsi="Times New Roman" w:cs="Times New Roman"/>
-          <w:sz w:val="24"/>
-          <w:szCs w:val="24"/>
-        </w:rPr>
-        <w:pict>
-          <v:rect id="_x0000_i1422" style="width:0;height:.75pt" o:hralign="center" o:hrstd="t" o:hr="t" fillcolor="#a0a0a0" stroked="f"/>
-        </w:pict>
-      </w:r>
-    </w:p>
-    <w:p>
-      <w:pPr>
-        <w:rPr>
-          <w:rFonts w:ascii="Times New Roman" w:hAnsi="Times New Roman" w:cs="Times New Roman"/>
-          <w:sz w:val="24"/>
-          <w:szCs w:val="24"/>
-        </w:rPr>
-      </w:pPr>
-      <w:r>
-        <w:rPr>
-          <w:rFonts w:ascii="Times New Roman" w:hAnsi="Times New Roman" w:cs="Times New Roman"/>
-          <w:b/>
-          <w:bCs/>
-          <w:sz w:val="24"/>
-          <w:szCs w:val="24"/>
-        </w:rPr>
-        <w:t>Страница «Управление пользователями»</w:t>
-      </w:r>
-      <w:r>
-        <w:rPr>
-          <w:rFonts w:ascii="Times New Roman" w:hAnsi="Times New Roman" w:cs="Times New Roman"/>
-          <w:sz w:val="24"/>
-          <w:szCs w:val="24"/>
-        </w:rPr>
-        <w:t> (доступна только администратору): предназначена для просмотра, добавления, редактирования и удаления учётных записей пользователей. (Рис. 42)</w:t>
-      </w:r>
-    </w:p>
-    <w:p>
-      <w:pPr>
-        <w:rPr>
-          <w:rFonts w:ascii="Times New Roman" w:hAnsi="Times New Roman" w:cs="Times New Roman"/>
-          <w:sz w:val="24"/>
-          <w:szCs w:val="24"/>
-        </w:rPr>
-      </w:pPr>
-      <w:r>
-        <w:rPr>
+        <w:spacing w:after="0" w:line="240" w:lineRule="auto"/>
+        <w:ind w:firstLine="709"/>
+        <w:jc w:val="both"/>
+        <w:rPr>
+          <w:rFonts w:ascii="Times New Roman" w:hAnsi="Times New Roman" w:cs="Times New Roman"/>
+          <w:sz w:val="28"/>
+          <w:szCs w:val="28"/>
+        </w:rPr>
+      </w:pPr>
+      <w:r>
+        <w:rPr>
+          <w:rFonts w:ascii="Times New Roman" w:hAnsi="Times New Roman" w:cs="Times New Roman"/>
+          <w:sz w:val="28"/>
+          <w:szCs w:val="28"/>
+        </w:rPr>
+        <w:t xml:space="preserve"> </w:t>
+      </w:r>
+      <w:r>
+        <w:rPr>
+          <w:rFonts w:ascii="Times New Roman" w:hAnsi="Times New Roman" w:cs="Times New Roman"/>
+          <w:sz w:val="28"/>
+          <w:szCs w:val="28"/>
+        </w:rPr>
+        <w:t>«Клиенты»: эта страница предназначена для просмотра базы клиентов. Информация представлена в виде таблицы с колонками: наименование, ИНН, телефон, контактное лицо, адрес. (Рис. 44)</w:t>
+      </w:r>
+    </w:p>
+    <w:p>
+      <w:pPr>
+        <w:spacing w:after="0" w:line="240" w:lineRule="auto"/>
+        <w:ind w:firstLine="709"/>
+        <w:jc w:val="both"/>
+        <w:rPr>
+          <w:rFonts w:ascii="Times New Roman" w:hAnsi="Times New Roman" w:cs="Times New Roman"/>
+          <w:sz w:val="28"/>
+          <w:szCs w:val="28"/>
+        </w:rPr>
+      </w:pPr>
+      <w:r>
+        <w:rPr>
+          <w:rFonts w:ascii="Times New Roman" w:hAnsi="Times New Roman" w:cs="Times New Roman"/>
           <w:noProof/>
-          <w:lang w:eastAsia="ru-RU"/>
+          <w:sz w:val="28"/>
+          <w:szCs w:val="28"/>
         </w:rPr>
         <w:lastRenderedPageBreak/>
         <w:drawing>
-          <wp:inline distT="0" distB="0" distL="0" distR="0" wp14:anchorId="651F1358" wp14:editId="29FA6313">
-            <wp:extent cx="5940425" cy="1754505"/>
-            <wp:effectExtent l="0" t="0" r="3175" b="0"/>
-            <wp:docPr id="13" name="Рисунок 13"/>
+          <wp:inline distT="0" distB="0" distL="0" distR="0" wp14:anchorId="378EA229" wp14:editId="75EFC985">
+            <wp:extent cx="5121028" cy="2039653"/>
+            <wp:effectExtent l="0" t="0" r="3810" b="0"/>
+            <wp:docPr id="480" name="Рисунок 480"/>
             <wp:cNvGraphicFramePr>
               <a:graphicFrameLocks xmlns:a="http://schemas.openxmlformats.org/drawingml/2006/main" noChangeAspect="1"/>
             </wp:cNvGraphicFramePr>
@@ -1998,7 +2035,7 @@
                   <pic:spPr>
                     <a:xfrm>
                       <a:off x="0" y="0"/>
-                      <a:ext cx="5940425" cy="1754505"/>
+                      <a:ext cx="5133455" cy="2044603"/>
                     </a:xfrm>
                     <a:prstGeom prst="rect">
                       <a:avLst/>
@@ -2013,49 +2050,103 @@
     </w:p>
     <w:p>
       <w:pPr>
-        <w:rPr>
-          <w:rFonts w:ascii="Times New Roman" w:hAnsi="Times New Roman" w:cs="Times New Roman"/>
-          <w:sz w:val="24"/>
-          <w:szCs w:val="24"/>
-        </w:rPr>
-      </w:pPr>
-      <w:r>
+        <w:spacing w:after="0" w:line="240" w:lineRule="auto"/>
+        <w:ind w:firstLine="709"/>
+        <w:jc w:val="both"/>
+        <w:rPr>
+          <w:rFonts w:ascii="Times New Roman" w:hAnsi="Times New Roman" w:cs="Times New Roman"/>
+          <w:sz w:val="28"/>
+          <w:szCs w:val="28"/>
+        </w:rPr>
+      </w:pPr>
+      <w:r>
+        <w:rPr>
+          <w:rFonts w:ascii="Times New Roman" w:hAnsi="Times New Roman" w:cs="Times New Roman"/>
+          <w:sz w:val="28"/>
+          <w:szCs w:val="28"/>
+        </w:rPr>
+        <w:t>Рис. 44 – Страница «Клиенты»</w:t>
+      </w:r>
+    </w:p>
+    <w:p>
+      <w:pPr>
+        <w:spacing w:after="0" w:line="240" w:lineRule="auto"/>
+        <w:ind w:firstLine="709"/>
+        <w:jc w:val="both"/>
+        <w:rPr>
+          <w:rFonts w:ascii="Times New Roman" w:hAnsi="Times New Roman" w:cs="Times New Roman"/>
+          <w:sz w:val="28"/>
+          <w:szCs w:val="28"/>
+        </w:rPr>
+      </w:pPr>
+    </w:p>
+    <w:p>
+      <w:pPr>
+        <w:spacing w:after="0" w:line="240" w:lineRule="auto"/>
+        <w:ind w:firstLine="709"/>
+        <w:jc w:val="both"/>
         <w:rPr>
           <w:rFonts w:ascii="Times New Roman" w:hAnsi="Times New Roman" w:cs="Times New Roman"/>
           <w:b/>
           <w:bCs/>
-          <w:sz w:val="24"/>
-          <w:szCs w:val="24"/>
-        </w:rPr>
-        <w:t>Форма пользователя:</w:t>
-      </w:r>
-      <w:r>
-        <w:rPr>
-          <w:rFonts w:ascii="Times New Roman" w:hAnsi="Times New Roman" w:cs="Times New Roman"/>
-          <w:sz w:val="24"/>
-          <w:szCs w:val="24"/>
-        </w:rPr>
-        <w:t> поля – логин, пароль (при редактировании оставляется пустым), полное имя, роль (администратор/менеджер/пользователь), чекбокс «Активен». (Рис. 43)</w:t>
-      </w:r>
-    </w:p>
-    <w:p>
-      <w:pPr>
-        <w:rPr>
-          <w:rFonts w:ascii="Times New Roman" w:hAnsi="Times New Roman" w:cs="Times New Roman"/>
-          <w:sz w:val="24"/>
-          <w:szCs w:val="24"/>
-        </w:rPr>
-      </w:pPr>
-      <w:r>
-        <w:rPr>
+          <w:sz w:val="28"/>
+          <w:szCs w:val="28"/>
+        </w:rPr>
+      </w:pPr>
+      <w:bookmarkStart w:id="0" w:name="_GoBack"/>
+      <w:bookmarkEnd w:id="0"/>
+      <w:r>
+        <w:rPr>
+          <w:rFonts w:ascii="Times New Roman" w:hAnsi="Times New Roman" w:cs="Times New Roman"/>
+          <w:b/>
+          <w:bCs/>
+          <w:sz w:val="28"/>
+          <w:szCs w:val="28"/>
+        </w:rPr>
+        <w:t xml:space="preserve">АВТОРИЗУЕШЬСЯ ПОД РОЛЬЮ – </w:t>
+      </w:r>
+      <w:r>
+        <w:rPr>
+          <w:rFonts w:ascii="Times New Roman" w:hAnsi="Times New Roman" w:cs="Times New Roman"/>
+          <w:b/>
+          <w:bCs/>
+          <w:sz w:val="28"/>
+          <w:szCs w:val="28"/>
+        </w:rPr>
+        <w:t>МАСТЕР</w:t>
+      </w:r>
+    </w:p>
+    <w:p>
+      <w:pPr>
+        <w:spacing w:after="0" w:line="240" w:lineRule="auto"/>
+        <w:ind w:firstLine="709"/>
+        <w:jc w:val="center"/>
+        <w:rPr>
+          <w:rFonts w:ascii="Times New Roman" w:hAnsi="Times New Roman" w:cs="Times New Roman"/>
+          <w:sz w:val="28"/>
+          <w:szCs w:val="28"/>
+        </w:rPr>
+      </w:pPr>
+      <w:r>
+        <w:rPr>
+          <w:rFonts w:ascii="Times New Roman" w:hAnsi="Times New Roman" w:cs="Times New Roman"/>
+          <w:sz w:val="28"/>
+          <w:szCs w:val="28"/>
+        </w:rPr>
+        <w:t>Теперь я выходишь из системы и заходишь под учётной записью мастера: логин master, пароль master123.</w:t>
+      </w:r>
+      <w:r>
+        <w:rPr>
+          <w:rFonts w:ascii="Times New Roman" w:hAnsi="Times New Roman" w:cs="Times New Roman"/>
           <w:noProof/>
-          <w:lang w:eastAsia="ru-RU"/>
+          <w:sz w:val="28"/>
+          <w:szCs w:val="28"/>
         </w:rPr>
         <w:drawing>
-          <wp:inline distT="0" distB="0" distL="0" distR="0" wp14:anchorId="151092FD" wp14:editId="2ED90D33">
-            <wp:extent cx="5940425" cy="3220085"/>
-            <wp:effectExtent l="0" t="0" r="3175" b="0"/>
-            <wp:docPr id="14" name="Рисунок 14"/>
+          <wp:inline distT="0" distB="0" distL="0" distR="0" wp14:anchorId="0B12F03A" wp14:editId="70968CC0">
+            <wp:extent cx="5185513" cy="3084701"/>
+            <wp:effectExtent l="0" t="0" r="0" b="1905"/>
+            <wp:docPr id="482" name="Рисунок 482"/>
             <wp:cNvGraphicFramePr>
               <a:graphicFrameLocks xmlns:a="http://schemas.openxmlformats.org/drawingml/2006/main" noChangeAspect="1"/>
             </wp:cNvGraphicFramePr>
@@ -2075,7 +2166,7 @@
                   <pic:spPr>
                     <a:xfrm>
                       <a:off x="0" y="0"/>
-                      <a:ext cx="5940425" cy="3220085"/>
+                      <a:ext cx="5194901" cy="3090286"/>
                     </a:xfrm>
                     <a:prstGeom prst="rect">
                       <a:avLst/>
@@ -2087,23 +2178,61 @@
           </wp:inline>
         </w:drawing>
       </w:r>
-      <w:r>
-        <w:rPr>
-          <w:rFonts w:ascii="Times New Roman" w:hAnsi="Times New Roman" w:cs="Times New Roman"/>
-          <w:sz w:val="24"/>
-          <w:szCs w:val="24"/>
-        </w:rPr>
-        <w:pict>
-          <v:rect id="_x0000_i1423" style="width:0;height:.75pt" o:hralign="center" o:hrstd="t" o:hr="t" fillcolor="#a0a0a0" stroked="f"/>
-        </w:pict>
-      </w:r>
-    </w:p>
-    <w:p>
-      <w:pPr>
-        <w:rPr>
-          <w:rFonts w:ascii="Times New Roman" w:hAnsi="Times New Roman" w:cs="Times New Roman"/>
-          <w:sz w:val="24"/>
-          <w:szCs w:val="24"/>
+    </w:p>
+    <w:p>
+      <w:pPr>
+        <w:spacing w:after="0" w:line="240" w:lineRule="auto"/>
+        <w:ind w:firstLine="709"/>
+        <w:jc w:val="both"/>
+        <w:rPr>
+          <w:rFonts w:ascii="Times New Roman" w:hAnsi="Times New Roman" w:cs="Times New Roman"/>
+          <w:bCs/>
+          <w:sz w:val="28"/>
+          <w:szCs w:val="28"/>
+        </w:rPr>
+      </w:pPr>
+      <w:r>
+        <w:rPr>
+          <w:rFonts w:ascii="Times New Roman" w:hAnsi="Times New Roman" w:cs="Times New Roman"/>
+          <w:bCs/>
+          <w:sz w:val="28"/>
+          <w:szCs w:val="28"/>
+        </w:rPr>
+        <w:t>Рис. 45 – Дашбоард пользователя с ролью «Мастер»</w:t>
+      </w:r>
+    </w:p>
+    <w:p>
+      <w:pPr>
+        <w:spacing w:after="0" w:line="240" w:lineRule="auto"/>
+        <w:ind w:firstLine="709"/>
+        <w:jc w:val="both"/>
+        <w:rPr>
+          <w:rFonts w:ascii="Times New Roman" w:hAnsi="Times New Roman" w:cs="Times New Roman"/>
+          <w:bCs/>
+          <w:sz w:val="28"/>
+          <w:szCs w:val="28"/>
+        </w:rPr>
+      </w:pPr>
+      <w:r>
+        <w:rPr>
+          <w:rFonts w:ascii="Times New Roman" w:hAnsi="Times New Roman" w:cs="Times New Roman"/>
+          <w:bCs/>
+          <w:sz w:val="28"/>
+          <w:szCs w:val="28"/>
+        </w:rPr>
+        <w:t>Открывается панель мастера. Мастер имеет доступ к разделам: «Материалы», «Продукция», «Клиенты», «Производственные заказы», «Остатки» и «Статистика производства».</w:t>
+      </w:r>
+    </w:p>
+    <w:p>
+      <w:pPr>
+        <w:spacing w:after="0" w:line="240" w:lineRule="auto"/>
+        <w:ind w:firstLine="709"/>
+        <w:jc w:val="both"/>
+        <w:rPr>
+          <w:rFonts w:ascii="Times New Roman" w:hAnsi="Times New Roman" w:cs="Times New Roman"/>
+          <w:bCs/>
+          <w:sz w:val="28"/>
+          <w:szCs w:val="28"/>
         </w:rPr>
       </w:pPr>
       <w:r>
@@ -2111,62 +2240,187 @@
           <w:rFonts w:ascii="Times New Roman" w:hAnsi="Times New Roman" w:cs="Times New Roman"/>
           <w:b/>
           <w:bCs/>
-          <w:sz w:val="24"/>
-          <w:szCs w:val="24"/>
-        </w:rPr>
-        <w:t>При попытке удалить запись</w:t>
-      </w:r>
-      <w:r>
-        <w:rPr>
-          <w:rFonts w:ascii="Times New Roman" w:hAnsi="Times New Roman" w:cs="Times New Roman"/>
-          <w:sz w:val="24"/>
-          <w:szCs w:val="24"/>
-        </w:rPr>
-        <w:t> система запрашивает подтверждение. (Рис. 44-51)</w:t>
-      </w:r>
-    </w:p>
-    <w:p>
-      <w:pPr>
-        <w:rPr>
-          <w:rFonts w:ascii="Times New Roman" w:hAnsi="Times New Roman" w:cs="Times New Roman"/>
-          <w:sz w:val="24"/>
-          <w:szCs w:val="24"/>
-        </w:rPr>
-      </w:pPr>
-      <w:r>
-        <w:rPr>
-          <w:rFonts w:ascii="Times New Roman" w:hAnsi="Times New Roman" w:cs="Times New Roman"/>
-          <w:sz w:val="24"/>
-          <w:szCs w:val="24"/>
-        </w:rPr>
-        <w:t>При успешном сохранении выводится зелёное сообщение, при ошибке – красное с пояснением причины.</w:t>
-      </w:r>
-    </w:p>
-    <w:p>
-      <w:pPr>
-        <w:rPr>
-          <w:rFonts w:ascii="Times New Roman" w:hAnsi="Times New Roman" w:cs="Times New Roman"/>
-          <w:sz w:val="24"/>
-          <w:szCs w:val="24"/>
-        </w:rPr>
-      </w:pPr>
-      <w:r>
-        <w:rPr>
-          <w:rFonts w:ascii="Times New Roman" w:hAnsi="Times New Roman" w:cs="Times New Roman"/>
-          <w:sz w:val="24"/>
-          <w:szCs w:val="24"/>
-        </w:rPr>
-        <w:pict>
-          <v:rect id="_x0000_i1424" style="width:0;height:.75pt" o:hralign="center" o:hrstd="t" o:hr="t" fillcolor="#a0a0a0" stroked="f"/>
-        </w:pict>
-      </w:r>
-    </w:p>
-    <w:p>
-      <w:pPr>
-        <w:rPr>
-          <w:rFonts w:ascii="Times New Roman" w:hAnsi="Times New Roman" w:cs="Times New Roman"/>
-          <w:sz w:val="24"/>
-          <w:szCs w:val="24"/>
+          <w:sz w:val="28"/>
+          <w:szCs w:val="28"/>
+        </w:rPr>
+        <w:t>Перехожу в раздел «Материалы».</w:t>
+      </w:r>
+      <w:r>
+        <w:rPr>
+          <w:rFonts w:ascii="Times New Roman" w:hAnsi="Times New Roman" w:cs="Times New Roman"/>
+          <w:bCs/>
+          <w:sz w:val="28"/>
+          <w:szCs w:val="28"/>
+        </w:rPr>
+        <w:t> Здесь мастер может добавлять, редактировать и удалять материалы. Видно, что при остатке ниже минимального значения строка выделяется красным цветом.</w:t>
+      </w:r>
+    </w:p>
+    <w:p>
+      <w:pPr>
+        <w:spacing w:after="0" w:line="240" w:lineRule="auto"/>
+        <w:ind w:firstLine="709"/>
+        <w:jc w:val="center"/>
+        <w:rPr>
+          <w:rFonts w:ascii="Times New Roman" w:hAnsi="Times New Roman" w:cs="Times New Roman"/>
+          <w:sz w:val="28"/>
+          <w:szCs w:val="28"/>
+        </w:rPr>
+      </w:pPr>
+      <w:r>
+        <w:rPr>
+          <w:rFonts w:ascii="Times New Roman" w:hAnsi="Times New Roman" w:cs="Times New Roman"/>
+          <w:noProof/>
+          <w:sz w:val="28"/>
+          <w:szCs w:val="28"/>
+        </w:rPr>
+        <w:lastRenderedPageBreak/>
+        <w:drawing>
+          <wp:inline distT="0" distB="0" distL="0" distR="0" wp14:anchorId="5AA29DFB" wp14:editId="2B938651">
+            <wp:extent cx="5063987" cy="3063834"/>
+            <wp:effectExtent l="0" t="0" r="3810" b="3810"/>
+            <wp:docPr id="487" name="Рисунок 487"/>
+            <wp:cNvGraphicFramePr>
+              <a:graphicFrameLocks xmlns:a="http://schemas.openxmlformats.org/drawingml/2006/main" noChangeAspect="1"/>
+            </wp:cNvGraphicFramePr>
+            <a:graphic xmlns:a="http://schemas.openxmlformats.org/drawingml/2006/main">
+              <a:graphicData uri="http://schemas.openxmlformats.org/drawingml/2006/picture">
+                <pic:pic xmlns:pic="http://schemas.openxmlformats.org/drawingml/2006/picture">
+                  <pic:nvPicPr>
+                    <pic:cNvPr id="1" name=""/>
+                    <pic:cNvPicPr/>
+                  </pic:nvPicPr>
+                  <pic:blipFill>
+                    <a:blip r:embed="rId20"/>
+                    <a:stretch>
+                      <a:fillRect/>
+                    </a:stretch>
+                  </pic:blipFill>
+                  <pic:spPr>
+                    <a:xfrm>
+                      <a:off x="0" y="0"/>
+                      <a:ext cx="5083344" cy="3075545"/>
+                    </a:xfrm>
+                    <a:prstGeom prst="rect">
+                      <a:avLst/>
+                    </a:prstGeom>
+                  </pic:spPr>
+                </pic:pic>
+              </a:graphicData>
+            </a:graphic>
+          </wp:inline>
+        </w:drawing>
+      </w:r>
+    </w:p>
+    <w:p>
+      <w:pPr>
+        <w:spacing w:after="0" w:line="240" w:lineRule="auto"/>
+        <w:ind w:firstLine="709"/>
+        <w:jc w:val="both"/>
+        <w:rPr>
+          <w:rFonts w:ascii="Times New Roman" w:hAnsi="Times New Roman" w:cs="Times New Roman"/>
+          <w:bCs/>
+          <w:sz w:val="28"/>
+          <w:szCs w:val="28"/>
+        </w:rPr>
+      </w:pPr>
+      <w:r>
+        <w:rPr>
+          <w:rFonts w:ascii="Times New Roman" w:hAnsi="Times New Roman" w:cs="Times New Roman"/>
+          <w:bCs/>
+          <w:sz w:val="28"/>
+          <w:szCs w:val="28"/>
+        </w:rPr>
+        <w:t>Рис. 46 – Страница «Материалы»</w:t>
+      </w:r>
+    </w:p>
+    <w:p>
+      <w:pPr>
+        <w:spacing w:after="0" w:line="240" w:lineRule="auto"/>
+        <w:ind w:firstLine="709"/>
+        <w:jc w:val="center"/>
+        <w:rPr>
+          <w:rFonts w:ascii="Times New Roman" w:hAnsi="Times New Roman" w:cs="Times New Roman"/>
+          <w:bCs/>
+          <w:sz w:val="28"/>
+          <w:szCs w:val="28"/>
+        </w:rPr>
+      </w:pPr>
+      <w:r>
+        <w:rPr>
+          <w:rFonts w:ascii="Times New Roman" w:hAnsi="Times New Roman" w:cs="Times New Roman"/>
+          <w:noProof/>
+          <w:sz w:val="28"/>
+          <w:szCs w:val="28"/>
+        </w:rPr>
+        <w:drawing>
+          <wp:inline distT="0" distB="0" distL="0" distR="0" wp14:anchorId="5594ACFD" wp14:editId="43BD3E67">
+            <wp:extent cx="3511299" cy="3545456"/>
+            <wp:effectExtent l="0" t="0" r="0" b="0"/>
+            <wp:docPr id="488" name="Рисунок 488"/>
+            <wp:cNvGraphicFramePr>
+              <a:graphicFrameLocks xmlns:a="http://schemas.openxmlformats.org/drawingml/2006/main" noChangeAspect="1"/>
+            </wp:cNvGraphicFramePr>
+            <a:graphic xmlns:a="http://schemas.openxmlformats.org/drawingml/2006/main">
+              <a:graphicData uri="http://schemas.openxmlformats.org/drawingml/2006/picture">
+                <pic:pic xmlns:pic="http://schemas.openxmlformats.org/drawingml/2006/picture">
+                  <pic:nvPicPr>
+                    <pic:cNvPr id="1" name=""/>
+                    <pic:cNvPicPr/>
+                  </pic:nvPicPr>
+                  <pic:blipFill>
+                    <a:blip r:embed="rId21"/>
+                    <a:stretch>
+                      <a:fillRect/>
+                    </a:stretch>
+                  </pic:blipFill>
+                  <pic:spPr>
+                    <a:xfrm>
+                      <a:off x="0" y="0"/>
+                      <a:ext cx="3534904" cy="3569290"/>
+                    </a:xfrm>
+                    <a:prstGeom prst="rect">
+                      <a:avLst/>
+                    </a:prstGeom>
+                  </pic:spPr>
+                </pic:pic>
+              </a:graphicData>
+            </a:graphic>
+          </wp:inline>
+        </w:drawing>
+      </w:r>
+    </w:p>
+    <w:p>
+      <w:pPr>
+        <w:spacing w:after="0" w:line="240" w:lineRule="auto"/>
+        <w:ind w:firstLine="709"/>
+        <w:jc w:val="both"/>
+        <w:rPr>
+          <w:rFonts w:ascii="Times New Roman" w:hAnsi="Times New Roman" w:cs="Times New Roman"/>
+          <w:bCs/>
+          <w:sz w:val="28"/>
+          <w:szCs w:val="28"/>
+        </w:rPr>
+      </w:pPr>
+      <w:r>
+        <w:rPr>
+          <w:rFonts w:ascii="Times New Roman" w:hAnsi="Times New Roman" w:cs="Times New Roman"/>
+          <w:bCs/>
+          <w:sz w:val="28"/>
+          <w:szCs w:val="28"/>
+        </w:rPr>
+        <w:t>Рис. 47 – Форма материала</w:t>
+      </w:r>
+    </w:p>
+    <w:p>
+      <w:pPr>
+        <w:spacing w:after="0" w:line="240" w:lineRule="auto"/>
+        <w:ind w:firstLine="709"/>
+        <w:jc w:val="both"/>
+        <w:rPr>
+          <w:rFonts w:ascii="Times New Roman" w:hAnsi="Times New Roman" w:cs="Times New Roman"/>
+          <w:bCs/>
+          <w:sz w:val="28"/>
+          <w:szCs w:val="28"/>
         </w:rPr>
       </w:pPr>
       <w:r>
@@ -2174,23 +2428,1493 @@
           <w:rFonts w:ascii="Times New Roman" w:hAnsi="Times New Roman" w:cs="Times New Roman"/>
           <w:b/>
           <w:bCs/>
-          <w:sz w:val="24"/>
-          <w:szCs w:val="24"/>
+          <w:sz w:val="28"/>
+          <w:szCs w:val="28"/>
+        </w:rPr>
+        <w:t>Перехожу в раздел «Продукция».</w:t>
+      </w:r>
+      <w:r>
+        <w:rPr>
+          <w:rFonts w:ascii="Times New Roman" w:hAnsi="Times New Roman" w:cs="Times New Roman"/>
+          <w:bCs/>
+          <w:sz w:val="28"/>
+          <w:szCs w:val="28"/>
+        </w:rPr>
+        <w:t> Здесь мастер управляет справочником готовой продукции. Доступны поиск по наименованию, фильтрация по категориям, добавление изображений.</w:t>
+      </w:r>
+    </w:p>
+    <w:p>
+      <w:pPr>
+        <w:spacing w:after="0" w:line="240" w:lineRule="auto"/>
+        <w:ind w:firstLine="709"/>
+        <w:jc w:val="center"/>
+        <w:rPr>
+          <w:rFonts w:ascii="Times New Roman" w:hAnsi="Times New Roman" w:cs="Times New Roman"/>
+          <w:sz w:val="28"/>
+          <w:szCs w:val="28"/>
+        </w:rPr>
+      </w:pPr>
+      <w:r>
+        <w:rPr>
+          <w:rFonts w:ascii="Times New Roman" w:hAnsi="Times New Roman" w:cs="Times New Roman"/>
+          <w:noProof/>
+          <w:sz w:val="28"/>
+          <w:szCs w:val="28"/>
+        </w:rPr>
+        <w:lastRenderedPageBreak/>
+        <w:drawing>
+          <wp:inline distT="0" distB="0" distL="0" distR="0" wp14:anchorId="4E0FBCC0" wp14:editId="4CC8E897">
+            <wp:extent cx="5546201" cy="3883231"/>
+            <wp:effectExtent l="0" t="0" r="0" b="3175"/>
+            <wp:docPr id="490" name="Рисунок 490"/>
+            <wp:cNvGraphicFramePr>
+              <a:graphicFrameLocks xmlns:a="http://schemas.openxmlformats.org/drawingml/2006/main" noChangeAspect="1"/>
+            </wp:cNvGraphicFramePr>
+            <a:graphic xmlns:a="http://schemas.openxmlformats.org/drawingml/2006/main">
+              <a:graphicData uri="http://schemas.openxmlformats.org/drawingml/2006/picture">
+                <pic:pic xmlns:pic="http://schemas.openxmlformats.org/drawingml/2006/picture">
+                  <pic:nvPicPr>
+                    <pic:cNvPr id="1" name=""/>
+                    <pic:cNvPicPr/>
+                  </pic:nvPicPr>
+                  <pic:blipFill>
+                    <a:blip r:embed="rId22"/>
+                    <a:stretch>
+                      <a:fillRect/>
+                    </a:stretch>
+                  </pic:blipFill>
+                  <pic:spPr>
+                    <a:xfrm>
+                      <a:off x="0" y="0"/>
+                      <a:ext cx="5591596" cy="3915015"/>
+                    </a:xfrm>
+                    <a:prstGeom prst="rect">
+                      <a:avLst/>
+                    </a:prstGeom>
+                  </pic:spPr>
+                </pic:pic>
+              </a:graphicData>
+            </a:graphic>
+          </wp:inline>
+        </w:drawing>
+      </w:r>
+    </w:p>
+    <w:p>
+      <w:pPr>
+        <w:spacing w:after="0" w:line="240" w:lineRule="auto"/>
+        <w:ind w:firstLine="709"/>
+        <w:jc w:val="both"/>
+        <w:rPr>
+          <w:rFonts w:ascii="Times New Roman" w:hAnsi="Times New Roman" w:cs="Times New Roman"/>
+          <w:bCs/>
+          <w:sz w:val="28"/>
+          <w:szCs w:val="28"/>
+        </w:rPr>
+      </w:pPr>
+      <w:r>
+        <w:rPr>
+          <w:rFonts w:ascii="Times New Roman" w:hAnsi="Times New Roman" w:cs="Times New Roman"/>
+          <w:bCs/>
+          <w:sz w:val="28"/>
+          <w:szCs w:val="28"/>
+        </w:rPr>
+        <w:t>Рис. 48 – Страница «Продукция»</w:t>
+      </w:r>
+    </w:p>
+    <w:p>
+      <w:pPr>
+        <w:spacing w:after="0" w:line="240" w:lineRule="auto"/>
+        <w:ind w:firstLine="709"/>
+        <w:jc w:val="center"/>
+        <w:rPr>
+          <w:rFonts w:ascii="Times New Roman" w:hAnsi="Times New Roman" w:cs="Times New Roman"/>
+          <w:sz w:val="28"/>
+          <w:szCs w:val="28"/>
+        </w:rPr>
+      </w:pPr>
+      <w:r>
+        <w:rPr>
+          <w:rFonts w:ascii="Times New Roman" w:hAnsi="Times New Roman" w:cs="Times New Roman"/>
+          <w:noProof/>
+          <w:sz w:val="28"/>
+          <w:szCs w:val="28"/>
+        </w:rPr>
+        <w:drawing>
+          <wp:inline distT="0" distB="0" distL="0" distR="0" wp14:anchorId="528FD6B3" wp14:editId="732C75CE">
+            <wp:extent cx="3563670" cy="4592203"/>
+            <wp:effectExtent l="0" t="0" r="0" b="0"/>
+            <wp:docPr id="492" name="Рисунок 492"/>
+            <wp:cNvGraphicFramePr>
+              <a:graphicFrameLocks xmlns:a="http://schemas.openxmlformats.org/drawingml/2006/main" noChangeAspect="1"/>
+            </wp:cNvGraphicFramePr>
+            <a:graphic xmlns:a="http://schemas.openxmlformats.org/drawingml/2006/main">
+              <a:graphicData uri="http://schemas.openxmlformats.org/drawingml/2006/picture">
+                <pic:pic xmlns:pic="http://schemas.openxmlformats.org/drawingml/2006/picture">
+                  <pic:nvPicPr>
+                    <pic:cNvPr id="1" name=""/>
+                    <pic:cNvPicPr/>
+                  </pic:nvPicPr>
+                  <pic:blipFill>
+                    <a:blip r:embed="rId23"/>
+                    <a:stretch>
+                      <a:fillRect/>
+                    </a:stretch>
+                  </pic:blipFill>
+                  <pic:spPr>
+                    <a:xfrm>
+                      <a:off x="0" y="0"/>
+                      <a:ext cx="3593192" cy="4630245"/>
+                    </a:xfrm>
+                    <a:prstGeom prst="rect">
+                      <a:avLst/>
+                    </a:prstGeom>
+                  </pic:spPr>
+                </pic:pic>
+              </a:graphicData>
+            </a:graphic>
+          </wp:inline>
+        </w:drawing>
+      </w:r>
+    </w:p>
+    <w:p>
+      <w:pPr>
+        <w:spacing w:after="0" w:line="240" w:lineRule="auto"/>
+        <w:ind w:firstLine="709"/>
+        <w:jc w:val="both"/>
+        <w:rPr>
+          <w:rFonts w:ascii="Times New Roman" w:hAnsi="Times New Roman" w:cs="Times New Roman"/>
+          <w:bCs/>
+          <w:sz w:val="28"/>
+          <w:szCs w:val="28"/>
+        </w:rPr>
+      </w:pPr>
+      <w:r>
+        <w:rPr>
+          <w:rFonts w:ascii="Times New Roman" w:hAnsi="Times New Roman" w:cs="Times New Roman"/>
+          <w:bCs/>
+          <w:sz w:val="28"/>
+          <w:szCs w:val="28"/>
+        </w:rPr>
+        <w:t>Рис. 49 – Форма добавления/редактирования продукции</w:t>
+      </w:r>
+    </w:p>
+    <w:p>
+      <w:pPr>
+        <w:spacing w:after="0" w:line="240" w:lineRule="auto"/>
+        <w:ind w:firstLine="709"/>
+        <w:jc w:val="both"/>
+        <w:rPr>
+          <w:rFonts w:ascii="Times New Roman" w:hAnsi="Times New Roman" w:cs="Times New Roman"/>
+          <w:sz w:val="28"/>
+          <w:szCs w:val="28"/>
+        </w:rPr>
+      </w:pPr>
+    </w:p>
+    <w:p>
+      <w:pPr>
+        <w:spacing w:after="0" w:line="240" w:lineRule="auto"/>
+        <w:ind w:firstLine="709"/>
+        <w:jc w:val="both"/>
+        <w:rPr>
+          <w:rFonts w:ascii="Times New Roman" w:hAnsi="Times New Roman" w:cs="Times New Roman"/>
+          <w:sz w:val="28"/>
+          <w:szCs w:val="28"/>
+        </w:rPr>
+      </w:pPr>
+      <w:r>
+        <w:rPr>
+          <w:rFonts w:ascii="Times New Roman" w:hAnsi="Times New Roman" w:cs="Times New Roman"/>
+          <w:b/>
+          <w:bCs/>
+          <w:sz w:val="28"/>
+          <w:szCs w:val="28"/>
+        </w:rPr>
+        <w:lastRenderedPageBreak/>
+        <w:t>Теперь самое важное – раздел «Производственные заказы».</w:t>
+      </w:r>
+      <w:r>
+        <w:rPr>
+          <w:rFonts w:ascii="Times New Roman" w:hAnsi="Times New Roman" w:cs="Times New Roman"/>
+          <w:sz w:val="28"/>
+          <w:szCs w:val="28"/>
+        </w:rPr>
+        <w:t> Здесь демонстрирую полный цикл производственного заказа:</w:t>
+      </w:r>
+    </w:p>
+    <w:p>
+      <w:pPr>
+        <w:numPr>
+          <w:ilvl w:val="0"/>
+          <w:numId w:val="8"/>
+        </w:numPr>
+        <w:spacing w:after="0" w:line="240" w:lineRule="auto"/>
+        <w:ind w:left="0" w:firstLine="709"/>
+        <w:jc w:val="both"/>
+        <w:rPr>
+          <w:rFonts w:ascii="Times New Roman" w:hAnsi="Times New Roman" w:cs="Times New Roman"/>
+          <w:sz w:val="28"/>
+          <w:szCs w:val="28"/>
+        </w:rPr>
+      </w:pPr>
+      <w:r>
+        <w:rPr>
+          <w:rFonts w:ascii="Times New Roman" w:hAnsi="Times New Roman" w:cs="Times New Roman"/>
+          <w:sz w:val="28"/>
+          <w:szCs w:val="28"/>
+        </w:rPr>
+        <w:t>Нажимаю «Новый заказ», выбираю продукцию «Стол обеденный», указываю количество 5 штук и создаю заказ. Заказ появляется в списке со статусом «Планируется».</w:t>
+      </w:r>
+    </w:p>
+    <w:p>
+      <w:pPr>
+        <w:numPr>
+          <w:ilvl w:val="0"/>
+          <w:numId w:val="8"/>
+        </w:numPr>
+        <w:spacing w:after="0" w:line="240" w:lineRule="auto"/>
+        <w:ind w:left="0" w:firstLine="709"/>
+        <w:jc w:val="both"/>
+        <w:rPr>
+          <w:rFonts w:ascii="Times New Roman" w:hAnsi="Times New Roman" w:cs="Times New Roman"/>
+          <w:sz w:val="28"/>
+          <w:szCs w:val="28"/>
+        </w:rPr>
+      </w:pPr>
+      <w:r>
+        <w:rPr>
+          <w:rFonts w:ascii="Times New Roman" w:hAnsi="Times New Roman" w:cs="Times New Roman"/>
+          <w:sz w:val="28"/>
+          <w:szCs w:val="28"/>
+        </w:rPr>
+        <w:t>Нажимаю кнопку «Запустить» – заказ переходит в статус «В работе».</w:t>
+      </w:r>
+    </w:p>
+    <w:p>
+      <w:pPr>
+        <w:numPr>
+          <w:ilvl w:val="0"/>
+          <w:numId w:val="8"/>
+        </w:numPr>
+        <w:spacing w:after="0" w:line="240" w:lineRule="auto"/>
+        <w:ind w:left="0" w:firstLine="709"/>
+        <w:jc w:val="both"/>
+        <w:rPr>
+          <w:rFonts w:ascii="Times New Roman" w:hAnsi="Times New Roman" w:cs="Times New Roman"/>
+          <w:sz w:val="28"/>
+          <w:szCs w:val="28"/>
+        </w:rPr>
+      </w:pPr>
+      <w:r>
+        <w:rPr>
+          <w:rFonts w:ascii="Times New Roman" w:hAnsi="Times New Roman" w:cs="Times New Roman"/>
+          <w:sz w:val="28"/>
+          <w:szCs w:val="28"/>
+        </w:rPr>
+        <w:t>Нажимаю кнопку «Списать» – происходит списание материалов со склада. Система сообщает об успехе.</w:t>
+      </w:r>
+    </w:p>
+    <w:p>
+      <w:pPr>
+        <w:numPr>
+          <w:ilvl w:val="0"/>
+          <w:numId w:val="8"/>
+        </w:numPr>
+        <w:spacing w:after="0" w:line="240" w:lineRule="auto"/>
+        <w:ind w:left="0" w:firstLine="709"/>
+        <w:jc w:val="both"/>
+        <w:rPr>
+          <w:rFonts w:ascii="Times New Roman" w:hAnsi="Times New Roman" w:cs="Times New Roman"/>
+          <w:sz w:val="28"/>
+          <w:szCs w:val="28"/>
+        </w:rPr>
+      </w:pPr>
+      <w:r>
+        <w:rPr>
+          <w:rFonts w:ascii="Times New Roman" w:hAnsi="Times New Roman" w:cs="Times New Roman"/>
+          <w:sz w:val="28"/>
+          <w:szCs w:val="28"/>
+        </w:rPr>
+        <w:t>Нажимаю кнопку «Завершить» – заказ завершается, готовая продукция поступает на склад, рассчитывается себестоимость. Видно, что остаток продукции увеличился на 5 штук.</w:t>
+      </w:r>
+    </w:p>
+    <w:p>
+      <w:pPr>
+        <w:spacing w:after="0" w:line="240" w:lineRule="auto"/>
+        <w:ind w:firstLine="709"/>
+        <w:jc w:val="both"/>
+        <w:rPr>
+          <w:rFonts w:ascii="Times New Roman" w:hAnsi="Times New Roman" w:cs="Times New Roman"/>
+          <w:sz w:val="28"/>
+          <w:szCs w:val="28"/>
+        </w:rPr>
+      </w:pPr>
+      <w:r>
+        <w:rPr>
+          <w:rFonts w:ascii="Times New Roman" w:hAnsi="Times New Roman" w:cs="Times New Roman"/>
+          <w:sz w:val="28"/>
+          <w:szCs w:val="28"/>
+        </w:rPr>
+        <w:t>Таким образом, мастер полностью управляет производственным процессом.</w:t>
+      </w:r>
+    </w:p>
+    <w:p>
+      <w:pPr>
+        <w:spacing w:after="0" w:line="240" w:lineRule="auto"/>
+        <w:ind w:firstLine="709"/>
+        <w:jc w:val="both"/>
+        <w:rPr>
+          <w:rFonts w:ascii="Times New Roman" w:hAnsi="Times New Roman" w:cs="Times New Roman"/>
+          <w:sz w:val="28"/>
+          <w:szCs w:val="28"/>
+        </w:rPr>
+      </w:pPr>
+    </w:p>
+    <w:p>
+      <w:pPr>
+        <w:spacing w:after="0" w:line="240" w:lineRule="auto"/>
+        <w:ind w:firstLine="709"/>
+        <w:jc w:val="center"/>
+        <w:rPr>
+          <w:rFonts w:ascii="Times New Roman" w:hAnsi="Times New Roman" w:cs="Times New Roman"/>
+          <w:sz w:val="28"/>
+          <w:szCs w:val="28"/>
+        </w:rPr>
+      </w:pPr>
+      <w:r>
+        <w:rPr>
+          <w:rFonts w:ascii="Times New Roman" w:hAnsi="Times New Roman" w:cs="Times New Roman"/>
+          <w:noProof/>
+          <w:sz w:val="28"/>
+          <w:szCs w:val="28"/>
+        </w:rPr>
+        <w:drawing>
+          <wp:inline distT="0" distB="0" distL="0" distR="0" wp14:anchorId="0BB04571" wp14:editId="0464BF38">
+            <wp:extent cx="5247056" cy="2683823"/>
+            <wp:effectExtent l="0" t="0" r="0" b="2540"/>
+            <wp:docPr id="493" name="Рисунок 493"/>
+            <wp:cNvGraphicFramePr>
+              <a:graphicFrameLocks xmlns:a="http://schemas.openxmlformats.org/drawingml/2006/main" noChangeAspect="1"/>
+            </wp:cNvGraphicFramePr>
+            <a:graphic xmlns:a="http://schemas.openxmlformats.org/drawingml/2006/main">
+              <a:graphicData uri="http://schemas.openxmlformats.org/drawingml/2006/picture">
+                <pic:pic xmlns:pic="http://schemas.openxmlformats.org/drawingml/2006/picture">
+                  <pic:nvPicPr>
+                    <pic:cNvPr id="1" name=""/>
+                    <pic:cNvPicPr/>
+                  </pic:nvPicPr>
+                  <pic:blipFill>
+                    <a:blip r:embed="rId24"/>
+                    <a:stretch>
+                      <a:fillRect/>
+                    </a:stretch>
+                  </pic:blipFill>
+                  <pic:spPr>
+                    <a:xfrm>
+                      <a:off x="0" y="0"/>
+                      <a:ext cx="5251111" cy="2685897"/>
+                    </a:xfrm>
+                    <a:prstGeom prst="rect">
+                      <a:avLst/>
+                    </a:prstGeom>
+                  </pic:spPr>
+                </pic:pic>
+              </a:graphicData>
+            </a:graphic>
+          </wp:inline>
+        </w:drawing>
+      </w:r>
+    </w:p>
+    <w:p>
+      <w:pPr>
+        <w:spacing w:after="0" w:line="240" w:lineRule="auto"/>
+        <w:ind w:firstLine="709"/>
+        <w:jc w:val="center"/>
+        <w:rPr>
+          <w:rFonts w:ascii="Times New Roman" w:hAnsi="Times New Roman" w:cs="Times New Roman"/>
+          <w:sz w:val="28"/>
+          <w:szCs w:val="28"/>
+        </w:rPr>
+      </w:pPr>
+      <w:r>
+        <w:rPr>
+          <w:rFonts w:ascii="Times New Roman" w:hAnsi="Times New Roman" w:cs="Times New Roman"/>
+          <w:noProof/>
+          <w:sz w:val="28"/>
+          <w:szCs w:val="28"/>
+        </w:rPr>
+        <w:drawing>
+          <wp:inline distT="0" distB="0" distL="0" distR="0" wp14:anchorId="28087F8B" wp14:editId="6911B3D0">
+            <wp:extent cx="3252529" cy="2434442"/>
+            <wp:effectExtent l="0" t="0" r="5080" b="4445"/>
+            <wp:docPr id="494" name="Рисунок 494"/>
+            <wp:cNvGraphicFramePr>
+              <a:graphicFrameLocks xmlns:a="http://schemas.openxmlformats.org/drawingml/2006/main" noChangeAspect="1"/>
+            </wp:cNvGraphicFramePr>
+            <a:graphic xmlns:a="http://schemas.openxmlformats.org/drawingml/2006/main">
+              <a:graphicData uri="http://schemas.openxmlformats.org/drawingml/2006/picture">
+                <pic:pic xmlns:pic="http://schemas.openxmlformats.org/drawingml/2006/picture">
+                  <pic:nvPicPr>
+                    <pic:cNvPr id="1" name=""/>
+                    <pic:cNvPicPr/>
+                  </pic:nvPicPr>
+                  <pic:blipFill>
+                    <a:blip r:embed="rId25"/>
+                    <a:stretch>
+                      <a:fillRect/>
+                    </a:stretch>
+                  </pic:blipFill>
+                  <pic:spPr>
+                    <a:xfrm>
+                      <a:off x="0" y="0"/>
+                      <a:ext cx="3263647" cy="2442764"/>
+                    </a:xfrm>
+                    <a:prstGeom prst="rect">
+                      <a:avLst/>
+                    </a:prstGeom>
+                  </pic:spPr>
+                </pic:pic>
+              </a:graphicData>
+            </a:graphic>
+          </wp:inline>
+        </w:drawing>
+      </w:r>
+    </w:p>
+    <w:p>
+      <w:pPr>
+        <w:spacing w:after="0" w:line="240" w:lineRule="auto"/>
+        <w:ind w:firstLine="709"/>
+        <w:jc w:val="both"/>
+        <w:rPr>
+          <w:rFonts w:ascii="Times New Roman" w:hAnsi="Times New Roman" w:cs="Times New Roman"/>
+          <w:bCs/>
+          <w:sz w:val="28"/>
+          <w:szCs w:val="28"/>
+        </w:rPr>
+      </w:pPr>
+      <w:r>
+        <w:rPr>
+          <w:rFonts w:ascii="Times New Roman" w:hAnsi="Times New Roman" w:cs="Times New Roman"/>
+          <w:bCs/>
+          <w:sz w:val="28"/>
+          <w:szCs w:val="28"/>
+        </w:rPr>
+        <w:t>Рис. 51 – Форма создания заказа</w:t>
+      </w:r>
+    </w:p>
+    <w:p>
+      <w:pPr>
+        <w:spacing w:after="0" w:line="240" w:lineRule="auto"/>
+        <w:ind w:firstLine="709"/>
+        <w:jc w:val="both"/>
+        <w:rPr>
+          <w:rFonts w:ascii="Times New Roman" w:hAnsi="Times New Roman" w:cs="Times New Roman"/>
+          <w:sz w:val="28"/>
+          <w:szCs w:val="28"/>
+        </w:rPr>
+      </w:pPr>
+      <w:r>
+        <w:rPr>
+          <w:rFonts w:ascii="Times New Roman" w:hAnsi="Times New Roman" w:cs="Times New Roman"/>
+          <w:sz w:val="28"/>
+          <w:szCs w:val="28"/>
+        </w:rPr>
+        <w:t>«Статистика производства»: эта страница предназначена для просмотра статистики по производственным заказам. Отображаются карточки с количеством заказов по статусам и средняя себестоимость продукции. (Рис. 52)</w:t>
+      </w:r>
+    </w:p>
+    <w:p>
+      <w:pPr>
+        <w:spacing w:after="0" w:line="240" w:lineRule="auto"/>
+        <w:ind w:firstLine="709"/>
+        <w:jc w:val="center"/>
+        <w:rPr>
+          <w:rFonts w:ascii="Times New Roman" w:hAnsi="Times New Roman" w:cs="Times New Roman"/>
+          <w:sz w:val="28"/>
+          <w:szCs w:val="28"/>
+        </w:rPr>
+      </w:pPr>
+      <w:r>
+        <w:rPr>
+          <w:rFonts w:ascii="Times New Roman" w:hAnsi="Times New Roman" w:cs="Times New Roman"/>
+          <w:noProof/>
+          <w:sz w:val="28"/>
+          <w:szCs w:val="28"/>
+        </w:rPr>
+        <w:lastRenderedPageBreak/>
+        <w:drawing>
+          <wp:inline distT="0" distB="0" distL="0" distR="0" wp14:anchorId="672C14DE" wp14:editId="21296E7A">
+            <wp:extent cx="5061651" cy="1666476"/>
+            <wp:effectExtent l="0" t="0" r="5715" b="0"/>
+            <wp:docPr id="495" name="Рисунок 495"/>
+            <wp:cNvGraphicFramePr>
+              <a:graphicFrameLocks xmlns:a="http://schemas.openxmlformats.org/drawingml/2006/main" noChangeAspect="1"/>
+            </wp:cNvGraphicFramePr>
+            <a:graphic xmlns:a="http://schemas.openxmlformats.org/drawingml/2006/main">
+              <a:graphicData uri="http://schemas.openxmlformats.org/drawingml/2006/picture">
+                <pic:pic xmlns:pic="http://schemas.openxmlformats.org/drawingml/2006/picture">
+                  <pic:nvPicPr>
+                    <pic:cNvPr id="1" name=""/>
+                    <pic:cNvPicPr/>
+                  </pic:nvPicPr>
+                  <pic:blipFill>
+                    <a:blip r:embed="rId26"/>
+                    <a:stretch>
+                      <a:fillRect/>
+                    </a:stretch>
+                  </pic:blipFill>
+                  <pic:spPr>
+                    <a:xfrm>
+                      <a:off x="0" y="0"/>
+                      <a:ext cx="5067526" cy="1668410"/>
+                    </a:xfrm>
+                    <a:prstGeom prst="rect">
+                      <a:avLst/>
+                    </a:prstGeom>
+                  </pic:spPr>
+                </pic:pic>
+              </a:graphicData>
+            </a:graphic>
+          </wp:inline>
+        </w:drawing>
+      </w:r>
+    </w:p>
+    <w:p>
+      <w:pPr>
+        <w:spacing w:after="0" w:line="240" w:lineRule="auto"/>
+        <w:ind w:firstLine="709"/>
+        <w:jc w:val="both"/>
+        <w:rPr>
+          <w:rFonts w:ascii="Times New Roman" w:hAnsi="Times New Roman" w:cs="Times New Roman"/>
+          <w:bCs/>
+          <w:sz w:val="28"/>
+          <w:szCs w:val="28"/>
+        </w:rPr>
+      </w:pPr>
+      <w:r>
+        <w:rPr>
+          <w:rFonts w:ascii="Times New Roman" w:hAnsi="Times New Roman" w:cs="Times New Roman"/>
+          <w:bCs/>
+          <w:sz w:val="28"/>
+          <w:szCs w:val="28"/>
+        </w:rPr>
+        <w:t>Рис. 52 – Страница «Статистика производства»</w:t>
+      </w:r>
+    </w:p>
+    <w:p>
+      <w:pPr>
+        <w:spacing w:after="0" w:line="240" w:lineRule="auto"/>
+        <w:ind w:firstLine="709"/>
+        <w:jc w:val="both"/>
+        <w:rPr>
+          <w:rFonts w:ascii="Times New Roman" w:hAnsi="Times New Roman" w:cs="Times New Roman"/>
+          <w:bCs/>
+          <w:sz w:val="28"/>
+          <w:szCs w:val="28"/>
+        </w:rPr>
+      </w:pPr>
+    </w:p>
+    <w:p>
+      <w:pPr>
+        <w:spacing w:after="0" w:line="240" w:lineRule="auto"/>
+        <w:ind w:firstLine="709"/>
+        <w:jc w:val="both"/>
+        <w:rPr>
+          <w:rFonts w:ascii="Times New Roman" w:hAnsi="Times New Roman" w:cs="Times New Roman"/>
+          <w:b/>
+          <w:bCs/>
+          <w:sz w:val="28"/>
+          <w:szCs w:val="28"/>
+        </w:rPr>
+      </w:pPr>
+      <w:r>
+        <w:rPr>
+          <w:rFonts w:ascii="Times New Roman" w:hAnsi="Times New Roman" w:cs="Times New Roman"/>
+          <w:b/>
+          <w:bCs/>
+          <w:sz w:val="28"/>
+          <w:szCs w:val="28"/>
+        </w:rPr>
+        <w:t xml:space="preserve">АВТОРИЗУЕШЬСЯ ПОД РОЛЬЮ – </w:t>
+      </w:r>
+      <w:r>
+        <w:rPr>
+          <w:rFonts w:ascii="Times New Roman" w:hAnsi="Times New Roman" w:cs="Times New Roman"/>
+          <w:b/>
+          <w:bCs/>
+          <w:sz w:val="28"/>
+          <w:szCs w:val="28"/>
+        </w:rPr>
+        <w:t>ДИРЕКТОР</w:t>
+      </w:r>
+    </w:p>
+    <w:p>
+      <w:pPr>
+        <w:spacing w:after="0" w:line="240" w:lineRule="auto"/>
+        <w:ind w:firstLine="709"/>
+        <w:jc w:val="both"/>
+        <w:rPr>
+          <w:rFonts w:ascii="Times New Roman" w:hAnsi="Times New Roman" w:cs="Times New Roman"/>
+          <w:sz w:val="28"/>
+          <w:szCs w:val="28"/>
+        </w:rPr>
+      </w:pPr>
+      <w:r>
+        <w:rPr>
+          <w:rFonts w:ascii="Times New Roman" w:hAnsi="Times New Roman" w:cs="Times New Roman"/>
+          <w:sz w:val="28"/>
+          <w:szCs w:val="28"/>
+        </w:rPr>
+        <w:t>Теперь я выхожу из системы и захожу под учётной записью директора: логин admin, пароль admin123.</w:t>
+      </w:r>
+    </w:p>
+    <w:p>
+      <w:pPr>
+        <w:spacing w:after="0" w:line="240" w:lineRule="auto"/>
+        <w:ind w:firstLine="709"/>
+        <w:jc w:val="both"/>
+        <w:rPr>
+          <w:rFonts w:ascii="Times New Roman" w:hAnsi="Times New Roman" w:cs="Times New Roman"/>
+          <w:sz w:val="28"/>
+          <w:szCs w:val="28"/>
+        </w:rPr>
+      </w:pPr>
+    </w:p>
+    <w:p>
+      <w:pPr>
+        <w:spacing w:after="0" w:line="240" w:lineRule="auto"/>
+        <w:ind w:firstLine="709"/>
+        <w:jc w:val="both"/>
+        <w:rPr>
+          <w:rFonts w:ascii="Times New Roman" w:hAnsi="Times New Roman" w:cs="Times New Roman"/>
+          <w:sz w:val="28"/>
+          <w:szCs w:val="28"/>
+        </w:rPr>
+      </w:pPr>
+      <w:r>
+        <w:rPr>
+          <w:rFonts w:ascii="Times New Roman" w:hAnsi="Times New Roman" w:cs="Times New Roman"/>
+          <w:sz w:val="28"/>
+          <w:szCs w:val="28"/>
+        </w:rPr>
+        <w:t>Открывается панель директора. Директор имеет полный доступ ко всем разделам системы, а также к дополнительным: «Управление пользователями» и «Выручка».</w:t>
+      </w:r>
+    </w:p>
+    <w:p>
+      <w:pPr>
+        <w:spacing w:after="0" w:line="240" w:lineRule="auto"/>
+        <w:ind w:firstLine="709"/>
+        <w:jc w:val="center"/>
+        <w:rPr>
+          <w:rFonts w:ascii="Times New Roman" w:hAnsi="Times New Roman" w:cs="Times New Roman"/>
+          <w:sz w:val="28"/>
+          <w:szCs w:val="28"/>
+        </w:rPr>
+      </w:pPr>
+      <w:r>
+        <w:rPr>
+          <w:rFonts w:ascii="Times New Roman" w:hAnsi="Times New Roman" w:cs="Times New Roman"/>
+          <w:noProof/>
+          <w:sz w:val="28"/>
+          <w:szCs w:val="28"/>
+        </w:rPr>
+        <w:drawing>
+          <wp:inline distT="0" distB="0" distL="0" distR="0" wp14:anchorId="2173B99D" wp14:editId="6FA48157">
+            <wp:extent cx="4979208" cy="4536374"/>
+            <wp:effectExtent l="0" t="0" r="0" b="0"/>
+            <wp:docPr id="497" name="Рисунок 497"/>
+            <wp:cNvGraphicFramePr>
+              <a:graphicFrameLocks xmlns:a="http://schemas.openxmlformats.org/drawingml/2006/main" noChangeAspect="1"/>
+            </wp:cNvGraphicFramePr>
+            <a:graphic xmlns:a="http://schemas.openxmlformats.org/drawingml/2006/main">
+              <a:graphicData uri="http://schemas.openxmlformats.org/drawingml/2006/picture">
+                <pic:pic xmlns:pic="http://schemas.openxmlformats.org/drawingml/2006/picture">
+                  <pic:nvPicPr>
+                    <pic:cNvPr id="1" name=""/>
+                    <pic:cNvPicPr/>
+                  </pic:nvPicPr>
+                  <pic:blipFill>
+                    <a:blip r:embed="rId27"/>
+                    <a:stretch>
+                      <a:fillRect/>
+                    </a:stretch>
+                  </pic:blipFill>
+                  <pic:spPr>
+                    <a:xfrm>
+                      <a:off x="0" y="0"/>
+                      <a:ext cx="4992997" cy="4548937"/>
+                    </a:xfrm>
+                    <a:prstGeom prst="rect">
+                      <a:avLst/>
+                    </a:prstGeom>
+                  </pic:spPr>
+                </pic:pic>
+              </a:graphicData>
+            </a:graphic>
+          </wp:inline>
+        </w:drawing>
+      </w:r>
+    </w:p>
+    <w:p>
+      <w:pPr>
+        <w:spacing w:after="0" w:line="240" w:lineRule="auto"/>
+        <w:ind w:firstLine="709"/>
+        <w:jc w:val="both"/>
+        <w:rPr>
+          <w:rFonts w:ascii="Times New Roman" w:hAnsi="Times New Roman" w:cs="Times New Roman"/>
+          <w:sz w:val="28"/>
+          <w:szCs w:val="28"/>
+        </w:rPr>
+      </w:pPr>
+      <w:r>
+        <w:rPr>
+          <w:rFonts w:ascii="Times New Roman" w:hAnsi="Times New Roman" w:cs="Times New Roman"/>
+          <w:sz w:val="28"/>
+          <w:szCs w:val="28"/>
+        </w:rPr>
+        <w:t>Перехожу в раздел «Управление пользователями». Здесь директор может добавлять, редактировать и удалять учётные записи. Видны все пользователи с их ролями. Пароль при редактировании можно оставить пустым – он не изменится.</w:t>
+      </w:r>
+    </w:p>
+    <w:p>
+      <w:pPr>
+        <w:spacing w:after="0" w:line="240" w:lineRule="auto"/>
+        <w:ind w:firstLine="709"/>
+        <w:jc w:val="center"/>
+        <w:rPr>
+          <w:rFonts w:ascii="Times New Roman" w:hAnsi="Times New Roman" w:cs="Times New Roman"/>
+          <w:sz w:val="28"/>
+          <w:szCs w:val="28"/>
+        </w:rPr>
+      </w:pPr>
+      <w:r>
+        <w:rPr>
+          <w:rFonts w:ascii="Times New Roman" w:hAnsi="Times New Roman" w:cs="Times New Roman"/>
+          <w:noProof/>
+          <w:sz w:val="28"/>
+          <w:szCs w:val="28"/>
+        </w:rPr>
+        <w:lastRenderedPageBreak/>
+        <w:drawing>
+          <wp:inline distT="0" distB="0" distL="0" distR="0" wp14:anchorId="196D516B" wp14:editId="11D94779">
+            <wp:extent cx="4808681" cy="1437207"/>
+            <wp:effectExtent l="0" t="0" r="0" b="0"/>
+            <wp:docPr id="20" name="Рисунок 20"/>
+            <wp:cNvGraphicFramePr>
+              <a:graphicFrameLocks xmlns:a="http://schemas.openxmlformats.org/drawingml/2006/main" noChangeAspect="1"/>
+            </wp:cNvGraphicFramePr>
+            <a:graphic xmlns:a="http://schemas.openxmlformats.org/drawingml/2006/main">
+              <a:graphicData uri="http://schemas.openxmlformats.org/drawingml/2006/picture">
+                <pic:pic xmlns:pic="http://schemas.openxmlformats.org/drawingml/2006/picture">
+                  <pic:nvPicPr>
+                    <pic:cNvPr id="1" name=""/>
+                    <pic:cNvPicPr/>
+                  </pic:nvPicPr>
+                  <pic:blipFill>
+                    <a:blip r:embed="rId28"/>
+                    <a:stretch>
+                      <a:fillRect/>
+                    </a:stretch>
+                  </pic:blipFill>
+                  <pic:spPr>
+                    <a:xfrm>
+                      <a:off x="0" y="0"/>
+                      <a:ext cx="4836994" cy="1445669"/>
+                    </a:xfrm>
+                    <a:prstGeom prst="rect">
+                      <a:avLst/>
+                    </a:prstGeom>
+                  </pic:spPr>
+                </pic:pic>
+              </a:graphicData>
+            </a:graphic>
+          </wp:inline>
+        </w:drawing>
+      </w:r>
+    </w:p>
+    <w:p>
+      <w:pPr>
+        <w:spacing w:after="0" w:line="240" w:lineRule="auto"/>
+        <w:ind w:firstLine="709"/>
+        <w:jc w:val="center"/>
+        <w:rPr>
+          <w:rFonts w:ascii="Times New Roman" w:hAnsi="Times New Roman" w:cs="Times New Roman"/>
+          <w:sz w:val="28"/>
+          <w:szCs w:val="28"/>
+        </w:rPr>
+      </w:pPr>
+      <w:r>
+        <w:rPr>
+          <w:rFonts w:ascii="Times New Roman" w:hAnsi="Times New Roman" w:cs="Times New Roman"/>
+          <w:noProof/>
+          <w:sz w:val="28"/>
+          <w:szCs w:val="28"/>
+        </w:rPr>
+        <w:drawing>
+          <wp:inline distT="0" distB="0" distL="0" distR="0" wp14:anchorId="27393434" wp14:editId="589466DC">
+            <wp:extent cx="2981135" cy="3621974"/>
+            <wp:effectExtent l="0" t="0" r="0" b="0"/>
+            <wp:docPr id="23" name="Рисунок 23"/>
+            <wp:cNvGraphicFramePr>
+              <a:graphicFrameLocks xmlns:a="http://schemas.openxmlformats.org/drawingml/2006/main" noChangeAspect="1"/>
+            </wp:cNvGraphicFramePr>
+            <a:graphic xmlns:a="http://schemas.openxmlformats.org/drawingml/2006/main">
+              <a:graphicData uri="http://schemas.openxmlformats.org/drawingml/2006/picture">
+                <pic:pic xmlns:pic="http://schemas.openxmlformats.org/drawingml/2006/picture">
+                  <pic:nvPicPr>
+                    <pic:cNvPr id="1" name=""/>
+                    <pic:cNvPicPr/>
+                  </pic:nvPicPr>
+                  <pic:blipFill>
+                    <a:blip r:embed="rId29"/>
+                    <a:stretch>
+                      <a:fillRect/>
+                    </a:stretch>
+                  </pic:blipFill>
+                  <pic:spPr>
+                    <a:xfrm>
+                      <a:off x="0" y="0"/>
+                      <a:ext cx="2998412" cy="3642965"/>
+                    </a:xfrm>
+                    <a:prstGeom prst="rect">
+                      <a:avLst/>
+                    </a:prstGeom>
+                  </pic:spPr>
+                </pic:pic>
+              </a:graphicData>
+            </a:graphic>
+          </wp:inline>
+        </w:drawing>
+      </w:r>
+    </w:p>
+    <w:p>
+      <w:pPr>
+        <w:spacing w:after="0" w:line="240" w:lineRule="auto"/>
+        <w:ind w:firstLine="709"/>
+        <w:jc w:val="both"/>
+        <w:rPr>
+          <w:rFonts w:ascii="Times New Roman" w:hAnsi="Times New Roman" w:cs="Times New Roman"/>
+          <w:sz w:val="28"/>
+          <w:szCs w:val="28"/>
+        </w:rPr>
+      </w:pPr>
+      <w:r>
+        <w:rPr>
+          <w:rFonts w:ascii="Times New Roman" w:hAnsi="Times New Roman" w:cs="Times New Roman"/>
+          <w:sz w:val="28"/>
+          <w:szCs w:val="28"/>
+        </w:rPr>
+        <w:t>Перехожу в раздел «Выручка». Здесь отображается финансовая статистика: выручка за сегодня, за текущий месяц и таблица с выручкой по месяцам..</w:t>
+      </w:r>
+    </w:p>
+    <w:p>
+      <w:pPr>
+        <w:spacing w:after="0" w:line="240" w:lineRule="auto"/>
+        <w:ind w:firstLine="709"/>
+        <w:jc w:val="center"/>
+        <w:rPr>
+          <w:rFonts w:ascii="Times New Roman" w:hAnsi="Times New Roman" w:cs="Times New Roman"/>
+          <w:sz w:val="28"/>
+          <w:szCs w:val="28"/>
+        </w:rPr>
+      </w:pPr>
+      <w:r>
+        <w:rPr>
+          <w:rFonts w:ascii="Times New Roman" w:hAnsi="Times New Roman" w:cs="Times New Roman"/>
+          <w:noProof/>
+          <w:sz w:val="28"/>
+          <w:szCs w:val="28"/>
+        </w:rPr>
+        <w:drawing>
+          <wp:inline distT="0" distB="0" distL="0" distR="0" wp14:anchorId="45E983DA" wp14:editId="2A7411D9">
+            <wp:extent cx="4764768" cy="3230161"/>
+            <wp:effectExtent l="0" t="0" r="0" b="8890"/>
+            <wp:docPr id="22" name="Рисунок 22"/>
+            <wp:cNvGraphicFramePr>
+              <a:graphicFrameLocks xmlns:a="http://schemas.openxmlformats.org/drawingml/2006/main" noChangeAspect="1"/>
+            </wp:cNvGraphicFramePr>
+            <a:graphic xmlns:a="http://schemas.openxmlformats.org/drawingml/2006/main">
+              <a:graphicData uri="http://schemas.openxmlformats.org/drawingml/2006/picture">
+                <pic:pic xmlns:pic="http://schemas.openxmlformats.org/drawingml/2006/picture">
+                  <pic:nvPicPr>
+                    <pic:cNvPr id="1" name=""/>
+                    <pic:cNvPicPr/>
+                  </pic:nvPicPr>
+                  <pic:blipFill>
+                    <a:blip r:embed="rId30"/>
+                    <a:stretch>
+                      <a:fillRect/>
+                    </a:stretch>
+                  </pic:blipFill>
+                  <pic:spPr>
+                    <a:xfrm>
+                      <a:off x="0" y="0"/>
+                      <a:ext cx="4777186" cy="3238579"/>
+                    </a:xfrm>
+                    <a:prstGeom prst="rect">
+                      <a:avLst/>
+                    </a:prstGeom>
+                  </pic:spPr>
+                </pic:pic>
+              </a:graphicData>
+            </a:graphic>
+          </wp:inline>
+        </w:drawing>
+      </w:r>
+    </w:p>
+    <w:p>
+      <w:pPr>
+        <w:spacing w:after="0" w:line="240" w:lineRule="auto"/>
+        <w:ind w:firstLine="709"/>
+        <w:jc w:val="both"/>
+        <w:rPr>
+          <w:rFonts w:ascii="Times New Roman" w:hAnsi="Times New Roman" w:cs="Times New Roman"/>
+          <w:sz w:val="28"/>
+          <w:szCs w:val="28"/>
+        </w:rPr>
+      </w:pPr>
+      <w:r>
+        <w:rPr>
+          <w:rFonts w:ascii="Times New Roman" w:hAnsi="Times New Roman" w:cs="Times New Roman"/>
+          <w:sz w:val="28"/>
+          <w:szCs w:val="28"/>
+        </w:rPr>
+        <w:lastRenderedPageBreak/>
+        <w:t>Перехожу в раздел «Статистика производства». Здесь отображаются карточки с количеством заказов по статусам и средняя себестоимость продукции. Эти данные помогают директору анализировать эффективность производства.</w:t>
+      </w:r>
+    </w:p>
+    <w:p>
+      <w:pPr>
+        <w:spacing w:after="0" w:line="240" w:lineRule="auto"/>
+        <w:ind w:firstLine="709"/>
+        <w:jc w:val="center"/>
+        <w:rPr>
+          <w:rFonts w:ascii="Times New Roman" w:hAnsi="Times New Roman" w:cs="Times New Roman"/>
+          <w:sz w:val="28"/>
+          <w:szCs w:val="28"/>
+        </w:rPr>
+      </w:pPr>
+      <w:r>
+        <w:rPr>
+          <w:noProof/>
+          <w:lang w:eastAsia="ru-RU"/>
+        </w:rPr>
+        <w:drawing>
+          <wp:inline distT="0" distB="0" distL="0" distR="0" wp14:anchorId="7D7EE994" wp14:editId="07B22654">
+            <wp:extent cx="5073526" cy="1721908"/>
+            <wp:effectExtent l="0" t="0" r="0" b="0"/>
+            <wp:docPr id="24" name="Рисунок 24"/>
+            <wp:cNvGraphicFramePr>
+              <a:graphicFrameLocks xmlns:a="http://schemas.openxmlformats.org/drawingml/2006/main" noChangeAspect="1"/>
+            </wp:cNvGraphicFramePr>
+            <a:graphic xmlns:a="http://schemas.openxmlformats.org/drawingml/2006/main">
+              <a:graphicData uri="http://schemas.openxmlformats.org/drawingml/2006/picture">
+                <pic:pic xmlns:pic="http://schemas.openxmlformats.org/drawingml/2006/picture">
+                  <pic:nvPicPr>
+                    <pic:cNvPr id="1" name=""/>
+                    <pic:cNvPicPr/>
+                  </pic:nvPicPr>
+                  <pic:blipFill>
+                    <a:blip r:embed="rId31"/>
+                    <a:stretch>
+                      <a:fillRect/>
+                    </a:stretch>
+                  </pic:blipFill>
+                  <pic:spPr>
+                    <a:xfrm>
+                      <a:off x="0" y="0"/>
+                      <a:ext cx="5093133" cy="1728563"/>
+                    </a:xfrm>
+                    <a:prstGeom prst="rect">
+                      <a:avLst/>
+                    </a:prstGeom>
+                  </pic:spPr>
+                </pic:pic>
+              </a:graphicData>
+            </a:graphic>
+          </wp:inline>
+        </w:drawing>
+      </w:r>
+    </w:p>
+    <w:p>
+      <w:pPr>
+        <w:spacing w:after="0" w:line="240" w:lineRule="auto"/>
+        <w:ind w:firstLine="709"/>
+        <w:jc w:val="both"/>
+        <w:rPr>
+          <w:rFonts w:ascii="Times New Roman" w:hAnsi="Times New Roman" w:cs="Times New Roman"/>
+          <w:sz w:val="28"/>
+          <w:szCs w:val="28"/>
+        </w:rPr>
+      </w:pPr>
+      <w:r>
+        <w:rPr>
+          <w:rFonts w:ascii="Times New Roman" w:hAnsi="Times New Roman" w:cs="Times New Roman"/>
+          <w:sz w:val="28"/>
+          <w:szCs w:val="28"/>
+        </w:rPr>
+        <w:t>Таким образом, директор видит полную картину работы фабрики: управление персоналом, производство и финансы.</w:t>
+      </w:r>
+    </w:p>
+    <w:p>
+      <w:pPr>
+        <w:spacing w:after="0" w:line="240" w:lineRule="auto"/>
+        <w:ind w:firstLine="709"/>
+        <w:jc w:val="both"/>
+        <w:rPr>
+          <w:rFonts w:ascii="Times New Roman" w:hAnsi="Times New Roman" w:cs="Times New Roman"/>
+          <w:sz w:val="28"/>
+          <w:szCs w:val="28"/>
+        </w:rPr>
+      </w:pPr>
+    </w:p>
+    <w:p>
+      <w:pPr>
+        <w:spacing w:after="0" w:line="240" w:lineRule="auto"/>
+        <w:ind w:firstLine="709"/>
+        <w:rPr>
+          <w:rFonts w:ascii="Times New Roman" w:hAnsi="Times New Roman" w:cs="Times New Roman"/>
+          <w:bCs/>
+          <w:sz w:val="28"/>
+          <w:szCs w:val="28"/>
+        </w:rPr>
+      </w:pPr>
+      <w:r>
+        <w:rPr>
+          <w:rFonts w:ascii="Times New Roman" w:hAnsi="Times New Roman" w:cs="Times New Roman"/>
+          <w:noProof/>
+          <w:sz w:val="28"/>
+          <w:szCs w:val="28"/>
+        </w:rPr>
+        <w:drawing>
+          <wp:inline distT="0" distB="0" distL="0" distR="0" wp14:anchorId="0505E85C" wp14:editId="4EAFCCB1">
+            <wp:extent cx="5287282" cy="3584387"/>
+            <wp:effectExtent l="0" t="0" r="8890" b="0"/>
+            <wp:docPr id="501" name="Рисунок 501"/>
+            <wp:cNvGraphicFramePr>
+              <a:graphicFrameLocks xmlns:a="http://schemas.openxmlformats.org/drawingml/2006/main" noChangeAspect="1"/>
+            </wp:cNvGraphicFramePr>
+            <a:graphic xmlns:a="http://schemas.openxmlformats.org/drawingml/2006/main">
+              <a:graphicData uri="http://schemas.openxmlformats.org/drawingml/2006/picture">
+                <pic:pic xmlns:pic="http://schemas.openxmlformats.org/drawingml/2006/picture">
+                  <pic:nvPicPr>
+                    <pic:cNvPr id="1" name=""/>
+                    <pic:cNvPicPr/>
+                  </pic:nvPicPr>
+                  <pic:blipFill>
+                    <a:blip r:embed="rId30"/>
+                    <a:stretch>
+                      <a:fillRect/>
+                    </a:stretch>
+                  </pic:blipFill>
+                  <pic:spPr>
+                    <a:xfrm>
+                      <a:off x="0" y="0"/>
+                      <a:ext cx="5293198" cy="3588398"/>
+                    </a:xfrm>
+                    <a:prstGeom prst="rect">
+                      <a:avLst/>
+                    </a:prstGeom>
+                  </pic:spPr>
+                </pic:pic>
+              </a:graphicData>
+            </a:graphic>
+          </wp:inline>
+        </w:drawing>
+      </w:r>
+    </w:p>
+    <w:p>
+      <w:pPr>
+        <w:spacing w:after="0" w:line="240" w:lineRule="auto"/>
+        <w:ind w:firstLine="709"/>
+        <w:jc w:val="both"/>
+        <w:rPr>
+          <w:rFonts w:ascii="Times New Roman" w:hAnsi="Times New Roman" w:cs="Times New Roman"/>
+          <w:bCs/>
+          <w:sz w:val="28"/>
+          <w:szCs w:val="28"/>
+        </w:rPr>
+      </w:pPr>
+      <w:r>
+        <w:rPr>
+          <w:rFonts w:ascii="Times New Roman" w:hAnsi="Times New Roman" w:cs="Times New Roman"/>
+          <w:bCs/>
+          <w:sz w:val="28"/>
+          <w:szCs w:val="28"/>
+        </w:rPr>
+        <w:t>Рис. 56 – Страница «Выручка»</w:t>
+      </w:r>
+    </w:p>
+    <w:p>
+      <w:pPr>
+        <w:spacing w:after="0" w:line="240" w:lineRule="auto"/>
+        <w:ind w:firstLine="709"/>
+        <w:jc w:val="both"/>
+        <w:rPr>
+          <w:rFonts w:ascii="Times New Roman" w:hAnsi="Times New Roman" w:cs="Times New Roman"/>
+          <w:b/>
+          <w:bCs/>
+          <w:sz w:val="28"/>
+          <w:szCs w:val="28"/>
+        </w:rPr>
+      </w:pPr>
+    </w:p>
+    <w:p>
+      <w:pPr>
+        <w:spacing w:after="0" w:line="240" w:lineRule="auto"/>
+        <w:ind w:firstLine="709"/>
+        <w:jc w:val="both"/>
+        <w:rPr>
+          <w:rFonts w:ascii="Times New Roman" w:hAnsi="Times New Roman" w:cs="Times New Roman"/>
+          <w:b/>
+          <w:bCs/>
+          <w:sz w:val="28"/>
+          <w:szCs w:val="28"/>
+        </w:rPr>
+      </w:pPr>
+      <w:r>
+        <w:rPr>
+          <w:rFonts w:ascii="Times New Roman" w:hAnsi="Times New Roman" w:cs="Times New Roman"/>
+          <w:b/>
+          <w:bCs/>
+          <w:sz w:val="28"/>
+          <w:szCs w:val="28"/>
+        </w:rPr>
+        <w:t>Общие функции</w:t>
+      </w:r>
+    </w:p>
+    <w:p>
+      <w:pPr>
+        <w:spacing w:after="0" w:line="240" w:lineRule="auto"/>
+        <w:ind w:firstLine="709"/>
+        <w:jc w:val="both"/>
+        <w:rPr>
+          <w:rFonts w:ascii="Times New Roman" w:hAnsi="Times New Roman" w:cs="Times New Roman"/>
+          <w:b/>
+          <w:bCs/>
+          <w:sz w:val="28"/>
+          <w:szCs w:val="28"/>
+        </w:rPr>
+      </w:pPr>
+      <w:r>
+        <w:rPr>
+          <w:rFonts w:ascii="Times New Roman" w:hAnsi="Times New Roman" w:cs="Times New Roman"/>
+          <w:sz w:val="28"/>
+          <w:szCs w:val="28"/>
+        </w:rPr>
+        <w:t>Экспорт отчётов в Excel: на страницах «Материалы», «Продукция», «Клиенты», «Производственные заказы», «Отгрузки», а также на страницах отчётов доступна кнопка «Экспорт в Excel», позволяющая сохранить данные в формате Excel.</w:t>
+      </w:r>
+    </w:p>
+    <w:p>
+      <w:pPr>
+        <w:spacing w:after="0" w:line="240" w:lineRule="auto"/>
+        <w:ind w:firstLine="709"/>
+        <w:jc w:val="center"/>
+        <w:rPr>
+          <w:rFonts w:ascii="Times New Roman" w:hAnsi="Times New Roman" w:cs="Times New Roman"/>
+          <w:sz w:val="28"/>
+          <w:szCs w:val="28"/>
+        </w:rPr>
+      </w:pPr>
+      <w:r>
+        <w:rPr>
+          <w:rFonts w:ascii="Times New Roman" w:hAnsi="Times New Roman" w:cs="Times New Roman"/>
+          <w:noProof/>
+          <w:sz w:val="28"/>
+          <w:szCs w:val="28"/>
+        </w:rPr>
+        <w:drawing>
+          <wp:inline distT="0" distB="0" distL="0" distR="0" wp14:anchorId="494C6FC7" wp14:editId="1468F817">
+            <wp:extent cx="5026025" cy="979954"/>
+            <wp:effectExtent l="0" t="0" r="3175" b="0"/>
+            <wp:docPr id="503" name="Рисунок 503"/>
+            <wp:cNvGraphicFramePr>
+              <a:graphicFrameLocks xmlns:a="http://schemas.openxmlformats.org/drawingml/2006/main" noChangeAspect="1"/>
+            </wp:cNvGraphicFramePr>
+            <a:graphic xmlns:a="http://schemas.openxmlformats.org/drawingml/2006/main">
+              <a:graphicData uri="http://schemas.openxmlformats.org/drawingml/2006/picture">
+                <pic:pic xmlns:pic="http://schemas.openxmlformats.org/drawingml/2006/picture">
+                  <pic:nvPicPr>
+                    <pic:cNvPr id="1" name=""/>
+                    <pic:cNvPicPr/>
+                  </pic:nvPicPr>
+                  <pic:blipFill>
+                    <a:blip r:embed="rId32"/>
+                    <a:stretch>
+                      <a:fillRect/>
+                    </a:stretch>
+                  </pic:blipFill>
+                  <pic:spPr>
+                    <a:xfrm>
+                      <a:off x="0" y="0"/>
+                      <a:ext cx="5069062" cy="988345"/>
+                    </a:xfrm>
+                    <a:prstGeom prst="rect">
+                      <a:avLst/>
+                    </a:prstGeom>
+                  </pic:spPr>
+                </pic:pic>
+              </a:graphicData>
+            </a:graphic>
+          </wp:inline>
+        </w:drawing>
+      </w:r>
+    </w:p>
+    <w:p>
+      <w:pPr>
+        <w:spacing w:after="0" w:line="240" w:lineRule="auto"/>
+        <w:ind w:firstLine="709"/>
+        <w:jc w:val="both"/>
+        <w:rPr>
+          <w:rFonts w:ascii="Times New Roman" w:hAnsi="Times New Roman" w:cs="Times New Roman"/>
+          <w:bCs/>
+          <w:sz w:val="28"/>
+          <w:szCs w:val="28"/>
+        </w:rPr>
+      </w:pPr>
+      <w:r>
+        <w:rPr>
+          <w:rFonts w:ascii="Times New Roman" w:hAnsi="Times New Roman" w:cs="Times New Roman"/>
+          <w:bCs/>
+          <w:sz w:val="28"/>
+          <w:szCs w:val="28"/>
+        </w:rPr>
+        <w:lastRenderedPageBreak/>
+        <w:t>Рис. 57 – Страница «Экспорт отчётов в Excel:»</w:t>
+      </w:r>
+    </w:p>
+    <w:p>
+      <w:pPr>
+        <w:spacing w:after="0" w:line="240" w:lineRule="auto"/>
+        <w:ind w:firstLine="709"/>
+        <w:jc w:val="both"/>
+        <w:rPr>
+          <w:rFonts w:ascii="Times New Roman" w:hAnsi="Times New Roman" w:cs="Times New Roman"/>
+          <w:sz w:val="28"/>
+          <w:szCs w:val="28"/>
+        </w:rPr>
+      </w:pPr>
+    </w:p>
+    <w:p>
+      <w:pPr>
+        <w:spacing w:after="0" w:line="240" w:lineRule="auto"/>
+        <w:ind w:firstLine="709"/>
+        <w:jc w:val="both"/>
+        <w:rPr>
+          <w:rFonts w:ascii="Times New Roman" w:hAnsi="Times New Roman" w:cs="Times New Roman"/>
+          <w:b/>
+          <w:bCs/>
+          <w:sz w:val="36"/>
+          <w:szCs w:val="28"/>
+        </w:rPr>
+      </w:pPr>
+      <w:r>
+        <w:rPr>
+          <w:rFonts w:ascii="Times New Roman" w:hAnsi="Times New Roman" w:cs="Times New Roman"/>
+          <w:b/>
+          <w:bCs/>
+          <w:sz w:val="36"/>
+          <w:szCs w:val="28"/>
+        </w:rPr>
+        <w:t>Итог демонстрации</w:t>
+      </w:r>
+    </w:p>
+    <w:p>
+      <w:pPr>
+        <w:spacing w:after="0" w:line="240" w:lineRule="auto"/>
+        <w:ind w:firstLine="709"/>
+        <w:jc w:val="both"/>
+        <w:rPr>
+          <w:rFonts w:ascii="Times New Roman" w:hAnsi="Times New Roman" w:cs="Times New Roman"/>
+          <w:bCs/>
+          <w:sz w:val="28"/>
+          <w:szCs w:val="28"/>
+        </w:rPr>
+      </w:pPr>
+      <w:r>
+        <w:rPr>
+          <w:rFonts w:ascii="Times New Roman" w:hAnsi="Times New Roman" w:cs="Times New Roman"/>
+          <w:bCs/>
+          <w:sz w:val="28"/>
+          <w:szCs w:val="28"/>
+        </w:rPr>
+        <w:t>Я продемонстрировал работу всех трёх ролей:</w:t>
+      </w:r>
+    </w:p>
+    <w:p>
+      <w:pPr>
+        <w:numPr>
+          <w:ilvl w:val="0"/>
+          <w:numId w:val="9"/>
+        </w:numPr>
+        <w:spacing w:after="0" w:line="240" w:lineRule="auto"/>
+        <w:jc w:val="both"/>
+        <w:rPr>
+          <w:rFonts w:ascii="Times New Roman" w:hAnsi="Times New Roman" w:cs="Times New Roman"/>
+          <w:bCs/>
+          <w:sz w:val="28"/>
+          <w:szCs w:val="28"/>
+        </w:rPr>
+      </w:pPr>
+      <w:r>
+        <w:rPr>
+          <w:rFonts w:ascii="Times New Roman" w:hAnsi="Times New Roman" w:cs="Times New Roman"/>
+          <w:b/>
+          <w:bCs/>
+          <w:sz w:val="28"/>
+          <w:szCs w:val="28"/>
+        </w:rPr>
+        <w:t>Кладовщик</w:t>
+      </w:r>
+      <w:r>
+        <w:rPr>
+          <w:rFonts w:ascii="Times New Roman" w:hAnsi="Times New Roman" w:cs="Times New Roman"/>
+          <w:bCs/>
+          <w:sz w:val="28"/>
+          <w:szCs w:val="28"/>
+        </w:rPr>
+        <w:t> оформляет отгрузки и смотрит остатки.</w:t>
+      </w:r>
+    </w:p>
+    <w:p>
+      <w:pPr>
+        <w:numPr>
+          <w:ilvl w:val="0"/>
+          <w:numId w:val="9"/>
+        </w:numPr>
+        <w:spacing w:after="0" w:line="240" w:lineRule="auto"/>
+        <w:jc w:val="both"/>
+        <w:rPr>
+          <w:rFonts w:ascii="Times New Roman" w:hAnsi="Times New Roman" w:cs="Times New Roman"/>
+          <w:bCs/>
+          <w:sz w:val="28"/>
+          <w:szCs w:val="28"/>
+        </w:rPr>
+      </w:pPr>
+      <w:r>
+        <w:rPr>
+          <w:rFonts w:ascii="Times New Roman" w:hAnsi="Times New Roman" w:cs="Times New Roman"/>
+          <w:b/>
+          <w:bCs/>
+          <w:sz w:val="28"/>
+          <w:szCs w:val="28"/>
+        </w:rPr>
+        <w:t>Мастер</w:t>
+      </w:r>
+      <w:r>
+        <w:rPr>
+          <w:rFonts w:ascii="Times New Roman" w:hAnsi="Times New Roman" w:cs="Times New Roman"/>
+          <w:bCs/>
+          <w:sz w:val="28"/>
+          <w:szCs w:val="28"/>
+        </w:rPr>
+        <w:t> управляет материалами, продукцией и полностью ведёт производственные заказы (создание, запуск, списание, завершение, расчёт себестоимости).</w:t>
+      </w:r>
+    </w:p>
+    <w:p>
+      <w:pPr>
+        <w:numPr>
+          <w:ilvl w:val="0"/>
+          <w:numId w:val="9"/>
+        </w:numPr>
+        <w:spacing w:after="0" w:line="240" w:lineRule="auto"/>
+        <w:jc w:val="both"/>
+        <w:rPr>
+          <w:rFonts w:ascii="Times New Roman" w:hAnsi="Times New Roman" w:cs="Times New Roman"/>
+          <w:bCs/>
+          <w:sz w:val="28"/>
+          <w:szCs w:val="28"/>
+        </w:rPr>
+      </w:pPr>
+      <w:r>
+        <w:rPr>
+          <w:rFonts w:ascii="Times New Roman" w:hAnsi="Times New Roman" w:cs="Times New Roman"/>
+          <w:b/>
+          <w:bCs/>
+          <w:sz w:val="28"/>
+          <w:szCs w:val="28"/>
+        </w:rPr>
+        <w:t>Директор</w:t>
+      </w:r>
+      <w:r>
+        <w:rPr>
+          <w:rFonts w:ascii="Times New Roman" w:hAnsi="Times New Roman" w:cs="Times New Roman"/>
+          <w:bCs/>
+          <w:sz w:val="28"/>
+          <w:szCs w:val="28"/>
+        </w:rPr>
+        <w:t> имеет полный доступ, включая управление пользователями и финансовую отчётность.</w:t>
+      </w:r>
+    </w:p>
+    <w:p>
+      <w:pPr>
+        <w:spacing w:after="0" w:line="240" w:lineRule="auto"/>
+        <w:ind w:firstLine="709"/>
+        <w:jc w:val="both"/>
+        <w:rPr>
+          <w:rFonts w:ascii="Times New Roman" w:hAnsi="Times New Roman" w:cs="Times New Roman"/>
+          <w:bCs/>
+          <w:sz w:val="28"/>
+          <w:szCs w:val="28"/>
+        </w:rPr>
+      </w:pPr>
+      <w:r>
+        <w:rPr>
+          <w:rFonts w:ascii="Times New Roman" w:hAnsi="Times New Roman" w:cs="Times New Roman"/>
+          <w:bCs/>
+          <w:sz w:val="28"/>
+          <w:szCs w:val="28"/>
+        </w:rPr>
+        <w:t>Все функции системы работают корректно, данные обновляются в реальном времени.</w:t>
+      </w:r>
+    </w:p>
+    <w:p>
+      <w:pPr>
+        <w:spacing w:after="0" w:line="240" w:lineRule="auto"/>
+        <w:ind w:firstLine="709"/>
+        <w:jc w:val="both"/>
+        <w:rPr>
+          <w:rFonts w:ascii="Times New Roman" w:hAnsi="Times New Roman" w:cs="Times New Roman"/>
+          <w:bCs/>
+          <w:sz w:val="28"/>
+          <w:szCs w:val="28"/>
+        </w:rPr>
+      </w:pPr>
+    </w:p>
+    <w:p>
+      <w:pPr>
+        <w:spacing w:after="0" w:line="240" w:lineRule="auto"/>
+        <w:ind w:firstLine="709"/>
+        <w:jc w:val="both"/>
+        <w:rPr>
+          <w:rFonts w:ascii="Times New Roman" w:hAnsi="Times New Roman" w:cs="Times New Roman"/>
+          <w:bCs/>
+          <w:sz w:val="28"/>
+          <w:szCs w:val="28"/>
+        </w:rPr>
+      </w:pPr>
+      <w:r>
+        <w:rPr>
+          <w:rFonts w:ascii="Times New Roman" w:hAnsi="Times New Roman" w:cs="Times New Roman"/>
+          <w:b/>
+          <w:bCs/>
+          <w:sz w:val="28"/>
+          <w:szCs w:val="28"/>
         </w:rPr>
         <w:t>На этом демонстрация моей работы завершена. Спасибо за внимание! Готов ответить на ваши вопросы.</w:t>
       </w:r>
     </w:p>
     <w:p>
       <w:pPr>
-        <w:rPr>
-          <w:rFonts w:ascii="Times New Roman" w:hAnsi="Times New Roman" w:cs="Times New Roman"/>
-          <w:sz w:val="24"/>
-          <w:szCs w:val="24"/>
+        <w:spacing w:after="0" w:line="240" w:lineRule="auto"/>
+        <w:ind w:firstLine="709"/>
+        <w:jc w:val="both"/>
+        <w:rPr>
+          <w:rFonts w:ascii="Times New Roman" w:hAnsi="Times New Roman" w:cs="Times New Roman"/>
+          <w:sz w:val="28"/>
+          <w:szCs w:val="28"/>
         </w:rPr>
       </w:pPr>
     </w:p>
     <w:sectPr>
-      <w:footerReference w:type="default" r:id="rId20"/>
+      <w:footerReference w:type="default" r:id="rId33"/>
       <w:pgSz w:w="11906" w:h="16838"/>
       <w:pgMar w:top="1134" w:right="850" w:bottom="1134" w:left="1701" w:header="708" w:footer="708" w:gutter="0"/>
       <w:cols w:space="708"/>
@@ -2255,7 +3979,7 @@
           <w:rPr>
             <w:noProof/>
           </w:rPr>
-          <w:t>4</w:t>
+          <w:t>13</w:t>
         </w:r>
         <w:r>
           <w:fldChar w:fldCharType="end"/>
@@ -2294,6 +4018,119 @@
 <file path=word/numbering.xml><?xml version="1.0" encoding="utf-8"?>
 <w:numbering xmlns:wpc="http://schemas.microsoft.com/office/word/2010/wordprocessingCanvas" xmlns:cx="http://schemas.microsoft.com/office/drawing/2014/chartex" xmlns:mc="http://schemas.openxmlformats.org/markup-compatibility/2006" xmlns:o="urn:schemas-microsoft-com:office:office" xmlns:r="http://schemas.openxmlformats.org/officeDocument/2006/relationships" xmlns:m="http://schemas.openxmlformats.org/officeDocument/2006/math" xmlns:v="urn:schemas-microsoft-com:vml" xmlns:wp14="http://schemas.microsoft.com/office/word/2010/wordprocessingDrawing" xmlns:wp="http://schemas.openxmlformats.org/drawingml/2006/wordprocessingDrawing" xmlns:w10="urn:schemas-microsoft-com:office:word" xmlns:w="http://schemas.openxmlformats.org/wordprocessingml/2006/main" xmlns:w14="http://schemas.microsoft.com/office/word/2010/wordml" xmlns:w15="http://schemas.microsoft.com/office/word/2012/wordml" xmlns:w16se="http://schemas.microsoft.com/office/word/2015/wordml/symex" xmlns:wpg="http://schemas.microsoft.com/office/word/2010/wordprocessingGroup" xmlns:wpi="http://schemas.microsoft.com/office/word/2010/wordprocessingInk" xmlns:wne="http://schemas.microsoft.com/office/word/2006/wordml" xmlns:wps="http://schemas.microsoft.com/office/word/2010/wordprocessingShape" mc:Ignorable="w14 w15 w16se wp14">
   <w:abstractNum w:abstractNumId="0" w15:restartNumberingAfterBreak="0">
+    <w:nsid w:val="149434F2"/>
+    <w:multiLevelType w:val="multilevel"/>
+    <w:tmpl w:val="CE9E328A"/>
+    <w:lvl w:ilvl="0">
+      <w:start w:val="1"/>
+      <w:numFmt w:val="decimal"/>
+      <w:lvlText w:val="%1."/>
+      <w:lvlJc w:val="left"/>
+      <w:pPr>
+        <w:tabs>
+          <w:tab w:val="num" w:pos="720"/>
+        </w:tabs>
+        <w:ind w:left="720" w:hanging="360"/>
+      </w:pPr>
+    </w:lvl>
+    <w:lvl w:ilvl="1" w:tentative="1">
+      <w:start w:val="1"/>
+      <w:numFmt w:val="decimal"/>
+      <w:lvlText w:val="%2."/>
+      <w:lvlJc w:val="left"/>
+      <w:pPr>
+        <w:tabs>
+          <w:tab w:val="num" w:pos="1440"/>
+        </w:tabs>
+        <w:ind w:left="1440" w:hanging="360"/>
+      </w:pPr>
+    </w:lvl>
+    <w:lvl w:ilvl="2" w:tentative="1">
+      <w:start w:val="1"/>
+      <w:numFmt w:val="decimal"/>
+      <w:lvlText w:val="%3."/>
+      <w:lvlJc w:val="left"/>
+      <w:pPr>
+        <w:tabs>
+          <w:tab w:val="num" w:pos="2160"/>
+        </w:tabs>
+        <w:ind w:left="2160" w:hanging="360"/>
+      </w:pPr>
+    </w:lvl>
+    <w:lvl w:ilvl="3" w:tentative="1">
+      <w:start w:val="1"/>
+      <w:numFmt w:val="decimal"/>
+      <w:lvlText w:val="%4."/>
+      <w:lvlJc w:val="left"/>
+      <w:pPr>
+        <w:tabs>
+          <w:tab w:val="num" w:pos="2880"/>
+        </w:tabs>
+        <w:ind w:left="2880" w:hanging="360"/>
+      </w:pPr>
+    </w:lvl>
+    <w:lvl w:ilvl="4" w:tentative="1">
+      <w:start w:val="1"/>
+      <w:numFmt w:val="decimal"/>
+      <w:lvlText w:val="%5."/>
+      <w:lvlJc w:val="left"/>
+      <w:pPr>
+        <w:tabs>
+          <w:tab w:val="num" w:pos="3600"/>
+        </w:tabs>
+        <w:ind w:left="3600" w:hanging="360"/>
+      </w:pPr>
+    </w:lvl>
+    <w:lvl w:ilvl="5" w:tentative="1">
+      <w:start w:val="1"/>
+      <w:numFmt w:val="decimal"/>
+      <w:lvlText w:val="%6."/>
+      <w:lvlJc w:val="left"/>
+      <w:pPr>
+        <w:tabs>
+          <w:tab w:val="num" w:pos="4320"/>
+        </w:tabs>
+        <w:ind w:left="4320" w:hanging="360"/>
+      </w:pPr>
+    </w:lvl>
+    <w:lvl w:ilvl="6" w:tentative="1">
+      <w:start w:val="1"/>
+      <w:numFmt w:val="decimal"/>
+      <w:lvlText w:val="%7."/>
+      <w:lvlJc w:val="left"/>
+      <w:pPr>
+        <w:tabs>
+          <w:tab w:val="num" w:pos="5040"/>
+        </w:tabs>
+        <w:ind w:left="5040" w:hanging="360"/>
+      </w:pPr>
+    </w:lvl>
+    <w:lvl w:ilvl="7" w:tentative="1">
+      <w:start w:val="1"/>
+      <w:numFmt w:val="decimal"/>
+      <w:lvlText w:val="%8."/>
+      <w:lvlJc w:val="left"/>
+      <w:pPr>
+        <w:tabs>
+          <w:tab w:val="num" w:pos="5760"/>
+        </w:tabs>
+        <w:ind w:left="5760" w:hanging="360"/>
+      </w:pPr>
+    </w:lvl>
+    <w:lvl w:ilvl="8" w:tentative="1">
+      <w:start w:val="1"/>
+      <w:numFmt w:val="decimal"/>
+      <w:lvlText w:val="%9."/>
+      <w:lvlJc w:val="left"/>
+      <w:pPr>
+        <w:tabs>
+          <w:tab w:val="num" w:pos="6480"/>
+        </w:tabs>
+        <w:ind w:left="6480" w:hanging="360"/>
+      </w:pPr>
+    </w:lvl>
+  </w:abstractNum>
+  <w:abstractNum w:abstractNumId="1" w15:restartNumberingAfterBreak="0">
     <w:nsid w:val="25210E8A"/>
     <w:multiLevelType w:val="multilevel"/>
     <w:tmpl w:val="08E488C4"/>
@@ -2442,7 +4279,7 @@
       </w:rPr>
     </w:lvl>
   </w:abstractNum>
-  <w:abstractNum w:abstractNumId="1" w15:restartNumberingAfterBreak="0">
+  <w:abstractNum w:abstractNumId="2" w15:restartNumberingAfterBreak="0">
     <w:nsid w:val="305975CF"/>
     <w:multiLevelType w:val="hybridMultilevel"/>
     <w:tmpl w:val="C6761302"/>
@@ -2582,7 +4419,7 @@
       </w:rPr>
     </w:lvl>
   </w:abstractNum>
-  <w:abstractNum w:abstractNumId="2" w15:restartNumberingAfterBreak="0">
+  <w:abstractNum w:abstractNumId="3" w15:restartNumberingAfterBreak="0">
     <w:nsid w:val="46CE1848"/>
     <w:multiLevelType w:val="multilevel"/>
     <w:tmpl w:val="870E830E"/>
@@ -2731,7 +4568,7 @@
       </w:rPr>
     </w:lvl>
   </w:abstractNum>
-  <w:abstractNum w:abstractNumId="3" w15:restartNumberingAfterBreak="0">
+  <w:abstractNum w:abstractNumId="4" w15:restartNumberingAfterBreak="0">
     <w:nsid w:val="496F6E1A"/>
     <w:multiLevelType w:val="hybridMultilevel"/>
     <w:tmpl w:val="3FAE760C"/>
@@ -2871,7 +4708,7 @@
       </w:rPr>
     </w:lvl>
   </w:abstractNum>
-  <w:abstractNum w:abstractNumId="4" w15:restartNumberingAfterBreak="0">
+  <w:abstractNum w:abstractNumId="5" w15:restartNumberingAfterBreak="0">
     <w:nsid w:val="4D383581"/>
     <w:multiLevelType w:val="hybridMultilevel"/>
     <w:tmpl w:val="BD42331C"/>
@@ -3011,7 +4848,269 @@
       </w:rPr>
     </w:lvl>
   </w:abstractNum>
-  <w:abstractNum w:abstractNumId="5" w15:restartNumberingAfterBreak="0">
+  <w:abstractNum w:abstractNumId="6" w15:restartNumberingAfterBreak="0">
+    <w:nsid w:val="6CAB36BD"/>
+    <w:multiLevelType w:val="multilevel"/>
+    <w:tmpl w:val="6206EB0A"/>
+    <w:lvl w:ilvl="0">
+      <w:start w:val="1"/>
+      <w:numFmt w:val="bullet"/>
+      <w:lvlText w:val=""/>
+      <w:lvlJc w:val="left"/>
+      <w:pPr>
+        <w:tabs>
+          <w:tab w:val="num" w:pos="720"/>
+        </w:tabs>
+        <w:ind w:left="720" w:hanging="360"/>
+      </w:pPr>
+      <w:rPr>
+        <w:rFonts w:ascii="Symbol" w:hAnsi="Symbol" w:hint="default"/>
+        <w:sz w:val="20"/>
+      </w:rPr>
+    </w:lvl>
+    <w:lvl w:ilvl="1" w:tentative="1">
+      <w:start w:val="1"/>
+      <w:numFmt w:val="bullet"/>
+      <w:lvlText w:val="o"/>
+      <w:lvlJc w:val="left"/>
+      <w:pPr>
+        <w:tabs>
+          <w:tab w:val="num" w:pos="1440"/>
+        </w:tabs>
+        <w:ind w:left="1440" w:hanging="360"/>
+      </w:pPr>
+      <w:rPr>
+        <w:rFonts w:ascii="Courier New" w:hAnsi="Courier New" w:hint="default"/>
+        <w:sz w:val="20"/>
+      </w:rPr>
+    </w:lvl>
+    <w:lvl w:ilvl="2" w:tentative="1">
+      <w:start w:val="1"/>
+      <w:numFmt w:val="bullet"/>
+      <w:lvlText w:val=""/>
+      <w:lvlJc w:val="left"/>
+      <w:pPr>
+        <w:tabs>
+          <w:tab w:val="num" w:pos="2160"/>
+        </w:tabs>
+        <w:ind w:left="2160" w:hanging="360"/>
+      </w:pPr>
+      <w:rPr>
+        <w:rFonts w:ascii="Wingdings" w:hAnsi="Wingdings" w:hint="default"/>
+        <w:sz w:val="20"/>
+      </w:rPr>
+    </w:lvl>
+    <w:lvl w:ilvl="3" w:tentative="1">
+      <w:start w:val="1"/>
+      <w:numFmt w:val="bullet"/>
+      <w:lvlText w:val=""/>
+      <w:lvlJc w:val="left"/>
+      <w:pPr>
+        <w:tabs>
+          <w:tab w:val="num" w:pos="2880"/>
+        </w:tabs>
+        <w:ind w:left="2880" w:hanging="360"/>
+      </w:pPr>
+      <w:rPr>
+        <w:rFonts w:ascii="Wingdings" w:hAnsi="Wingdings" w:hint="default"/>
+        <w:sz w:val="20"/>
+      </w:rPr>
+    </w:lvl>
+    <w:lvl w:ilvl="4" w:tentative="1">
+      <w:start w:val="1"/>
+      <w:numFmt w:val="bullet"/>
+      <w:lvlText w:val=""/>
+      <w:lvlJc w:val="left"/>
+      <w:pPr>
+        <w:tabs>
+          <w:tab w:val="num" w:pos="3600"/>
+        </w:tabs>
+        <w:ind w:left="3600" w:hanging="360"/>
+      </w:pPr>
+      <w:rPr>
+        <w:rFonts w:ascii="Wingdings" w:hAnsi="Wingdings" w:hint="default"/>
+        <w:sz w:val="20"/>
+      </w:rPr>
+    </w:lvl>
+    <w:lvl w:ilvl="5" w:tentative="1">
+      <w:start w:val="1"/>
+      <w:numFmt w:val="bullet"/>
+      <w:lvlText w:val=""/>
+      <w:lvlJc w:val="left"/>
+      <w:pPr>
+        <w:tabs>
+          <w:tab w:val="num" w:pos="4320"/>
+        </w:tabs>
+        <w:ind w:left="4320" w:hanging="360"/>
+      </w:pPr>
+      <w:rPr>
+        <w:rFonts w:ascii="Wingdings" w:hAnsi="Wingdings" w:hint="default"/>
+        <w:sz w:val="20"/>
+      </w:rPr>
+    </w:lvl>
+    <w:lvl w:ilvl="6" w:tentative="1">
+      <w:start w:val="1"/>
+      <w:numFmt w:val="bullet"/>
+      <w:lvlText w:val=""/>
+      <w:lvlJc w:val="left"/>
+      <w:pPr>
+        <w:tabs>
+          <w:tab w:val="num" w:pos="5040"/>
+        </w:tabs>
+        <w:ind w:left="5040" w:hanging="360"/>
+      </w:pPr>
+      <w:rPr>
+        <w:rFonts w:ascii="Wingdings" w:hAnsi="Wingdings" w:hint="default"/>
+        <w:sz w:val="20"/>
+      </w:rPr>
+    </w:lvl>
+    <w:lvl w:ilvl="7" w:tentative="1">
+      <w:start w:val="1"/>
+      <w:numFmt w:val="bullet"/>
+      <w:lvlText w:val=""/>
+      <w:lvlJc w:val="left"/>
+      <w:pPr>
+        <w:tabs>
+          <w:tab w:val="num" w:pos="5760"/>
+        </w:tabs>
+        <w:ind w:left="5760" w:hanging="360"/>
+      </w:pPr>
+      <w:rPr>
+        <w:rFonts w:ascii="Wingdings" w:hAnsi="Wingdings" w:hint="default"/>
+        <w:sz w:val="20"/>
+      </w:rPr>
+    </w:lvl>
+    <w:lvl w:ilvl="8" w:tentative="1">
+      <w:start w:val="1"/>
+      <w:numFmt w:val="bullet"/>
+      <w:lvlText w:val=""/>
+      <w:lvlJc w:val="left"/>
+      <w:pPr>
+        <w:tabs>
+          <w:tab w:val="num" w:pos="6480"/>
+        </w:tabs>
+        <w:ind w:left="6480" w:hanging="360"/>
+      </w:pPr>
+      <w:rPr>
+        <w:rFonts w:ascii="Wingdings" w:hAnsi="Wingdings" w:hint="default"/>
+        <w:sz w:val="20"/>
+      </w:rPr>
+    </w:lvl>
+  </w:abstractNum>
+  <w:abstractNum w:abstractNumId="7" w15:restartNumberingAfterBreak="0">
+    <w:nsid w:val="6EA45100"/>
+    <w:multiLevelType w:val="hybridMultilevel"/>
+    <w:tmpl w:val="8C784FAA"/>
+    <w:lvl w:ilvl="0" w:tplc="04190001">
+      <w:start w:val="1"/>
+      <w:numFmt w:val="bullet"/>
+      <w:lvlText w:val=""/>
+      <w:lvlJc w:val="left"/>
+      <w:pPr>
+        <w:ind w:left="720" w:hanging="360"/>
+      </w:pPr>
+      <w:rPr>
+        <w:rFonts w:ascii="Symbol" w:hAnsi="Symbol" w:hint="default"/>
+      </w:rPr>
+    </w:lvl>
+    <w:lvl w:ilvl="1" w:tplc="04190003" w:tentative="1">
+      <w:start w:val="1"/>
+      <w:numFmt w:val="bullet"/>
+      <w:lvlText w:val="o"/>
+      <w:lvlJc w:val="left"/>
+      <w:pPr>
+        <w:ind w:left="1440" w:hanging="360"/>
+      </w:pPr>
+      <w:rPr>
+        <w:rFonts w:ascii="Courier New" w:hAnsi="Courier New" w:cs="Courier New" w:hint="default"/>
+      </w:rPr>
+    </w:lvl>
+    <w:lvl w:ilvl="2" w:tplc="04190005" w:tentative="1">
+      <w:start w:val="1"/>
+      <w:numFmt w:val="bullet"/>
+      <w:lvlText w:val=""/>
+      <w:lvlJc w:val="left"/>
+      <w:pPr>
+        <w:ind w:left="2160" w:hanging="360"/>
+      </w:pPr>
+      <w:rPr>
+        <w:rFonts w:ascii="Wingdings" w:hAnsi="Wingdings" w:hint="default"/>
+      </w:rPr>
+    </w:lvl>
+    <w:lvl w:ilvl="3" w:tplc="04190001" w:tentative="1">
+      <w:start w:val="1"/>
+      <w:numFmt w:val="bullet"/>
+      <w:lvlText w:val=""/>
+      <w:lvlJc w:val="left"/>
+      <w:pPr>
+        <w:ind w:left="2880" w:hanging="360"/>
+      </w:pPr>
+      <w:rPr>
+        <w:rFonts w:ascii="Symbol" w:hAnsi="Symbol" w:hint="default"/>
+      </w:rPr>
+    </w:lvl>
+    <w:lvl w:ilvl="4" w:tplc="04190003" w:tentative="1">
+      <w:start w:val="1"/>
+      <w:numFmt w:val="bullet"/>
+      <w:lvlText w:val="o"/>
+      <w:lvlJc w:val="left"/>
+      <w:pPr>
+        <w:ind w:left="3600" w:hanging="360"/>
+      </w:pPr>
+      <w:rPr>
+        <w:rFonts w:ascii="Courier New" w:hAnsi="Courier New" w:cs="Courier New" w:hint="default"/>
+      </w:rPr>
+    </w:lvl>
+    <w:lvl w:ilvl="5" w:tplc="04190005" w:tentative="1">
+      <w:start w:val="1"/>
+      <w:numFmt w:val="bullet"/>
+      <w:lvlText w:val=""/>
+      <w:lvlJc w:val="left"/>
+      <w:pPr>
+        <w:ind w:left="4320" w:hanging="360"/>
+      </w:pPr>
+      <w:rPr>
+        <w:rFonts w:ascii="Wingdings" w:hAnsi="Wingdings" w:hint="default"/>
+      </w:rPr>
+    </w:lvl>
+    <w:lvl w:ilvl="6" w:tplc="04190001" w:tentative="1">
+      <w:start w:val="1"/>
+      <w:numFmt w:val="bullet"/>
+      <w:lvlText w:val=""/>
+      <w:lvlJc w:val="left"/>
+      <w:pPr>
+        <w:ind w:left="5040" w:hanging="360"/>
+      </w:pPr>
+      <w:rPr>
+        <w:rFonts w:ascii="Symbol" w:hAnsi="Symbol" w:hint="default"/>
+      </w:rPr>
+    </w:lvl>
+    <w:lvl w:ilvl="7" w:tplc="04190003" w:tentative="1">
+      <w:start w:val="1"/>
+      <w:numFmt w:val="bullet"/>
+      <w:lvlText w:val="o"/>
+      <w:lvlJc w:val="left"/>
+      <w:pPr>
+        <w:ind w:left="5760" w:hanging="360"/>
+      </w:pPr>
+      <w:rPr>
+        <w:rFonts w:ascii="Courier New" w:hAnsi="Courier New" w:cs="Courier New" w:hint="default"/>
+      </w:rPr>
+    </w:lvl>
+    <w:lvl w:ilvl="8" w:tplc="04190005" w:tentative="1">
+      <w:start w:val="1"/>
+      <w:numFmt w:val="bullet"/>
+      <w:lvlText w:val=""/>
+      <w:lvlJc w:val="left"/>
+      <w:pPr>
+        <w:ind w:left="6480" w:hanging="360"/>
+      </w:pPr>
+      <w:rPr>
+        <w:rFonts w:ascii="Wingdings" w:hAnsi="Wingdings" w:hint="default"/>
+      </w:rPr>
+    </w:lvl>
+  </w:abstractNum>
+  <w:abstractNum w:abstractNumId="8" w15:restartNumberingAfterBreak="0">
     <w:nsid w:val="7551070E"/>
     <w:multiLevelType w:val="hybridMultilevel"/>
     <w:tmpl w:val="AD88E66C"/>
@@ -3152,22 +5251,31 @@
     </w:lvl>
   </w:abstractNum>
   <w:num w:numId="1">
+    <w:abstractNumId w:val="2"/>
+  </w:num>
+  <w:num w:numId="2">
+    <w:abstractNumId w:val="4"/>
+  </w:num>
+  <w:num w:numId="3">
+    <w:abstractNumId w:val="5"/>
+  </w:num>
+  <w:num w:numId="4">
+    <w:abstractNumId w:val="8"/>
+  </w:num>
+  <w:num w:numId="5">
+    <w:abstractNumId w:val="3"/>
+  </w:num>
+  <w:num w:numId="6">
     <w:abstractNumId w:val="1"/>
   </w:num>
-  <w:num w:numId="2">
-    <w:abstractNumId w:val="3"/>
+  <w:num w:numId="7">
+    <w:abstractNumId w:val="7"/>
   </w:num>
-  <w:num w:numId="3">
-    <w:abstractNumId w:val="4"/>
+  <w:num w:numId="8">
+    <w:abstractNumId w:val="0"/>
   </w:num>
-  <w:num w:numId="4">
-    <w:abstractNumId w:val="5"/>
-  </w:num>
-  <w:num w:numId="5">
-    <w:abstractNumId w:val="2"/>
-  </w:num>
-  <w:num w:numId="6">
-    <w:abstractNumId w:val="0"/>
+  <w:num w:numId="9">
+    <w:abstractNumId w:val="6"/>
   </w:num>
 </w:numbering>
 </file>
@@ -3693,6 +5801,17 @@
     <w:uiPriority w:val="99"/>
     <w:rsid w:val="0071520D"/>
   </w:style>
+  <w:style w:type="paragraph" w:styleId="ab">
+    <w:name w:val="List Paragraph"/>
+    <w:basedOn w:val="a"/>
+    <w:uiPriority w:val="34"/>
+    <w:qFormat/>
+    <w:rsid w:val="004A3AC0"/>
+    <w:pPr>
+      <w:ind w:left="720"/>
+      <w:contextualSpacing/>
+    </w:pPr>
+  </w:style>
 </w:styles>
 </file>
 
